--- a/report.docx
+++ b/report.docx
@@ -359,7 +359,7 @@
         <w:rPr>
           <w:b/>
           <w:bCs/>
-          <w:color w:val="EE0000"/>
+          <w:color w:val="000000"/>
           <w:sz w:val="36"/>
           <w:szCs w:val="36"/>
         </w:rPr>
@@ -553,8 +553,8 @@
       <w:tblGrid>
         <w:gridCol w:w="2297"/>
         <w:gridCol w:w="1783"/>
-        <w:gridCol w:w="2470"/>
-        <w:gridCol w:w="255"/>
+        <w:gridCol w:w="2469"/>
+        <w:gridCol w:w="256"/>
         <w:gridCol w:w="2549"/>
       </w:tblGrid>
       <w:tr>
@@ -579,28 +579,7 @@
                 <w:rFonts w:cs="Times New Roman"/>
                 <w:color w:val="000000"/>
               </w:rPr>
-              <w:t>Студент</w:t>
-            </w:r>
-            <w:r>
-              <w:rPr>
-                <w:rFonts w:cs="Times New Roman"/>
-                <w:color w:val="000000"/>
-              </w:rPr>
-              <w:t xml:space="preserve">ы </w:t>
-            </w:r>
-            <w:r>
-              <w:rPr>
-                <w:rFonts w:cs="Times New Roman"/>
-                <w:color w:val="000000"/>
-              </w:rPr>
-              <w:t xml:space="preserve">гр. </w:t>
-            </w:r>
-            <w:r>
-              <w:rPr>
-                <w:rFonts w:cs="Times New Roman"/>
-                <w:color w:val="000000"/>
-              </w:rPr>
-              <w:t>4343</w:t>
+              <w:t>Студенты гр. 4343</w:t>
             </w:r>
           </w:p>
         </w:tc>
@@ -631,7 +610,7 @@
         </w:tc>
         <w:tc>
           <w:tcPr>
-            <w:tcW w:w="2470" w:type="dxa"/>
+            <w:tcW w:w="2469" w:type="dxa"/>
             <w:tcBorders>
               <w:bottom w:val="single" w:sz="4" w:space="0" w:color="000000"/>
             </w:tcBorders>
@@ -658,7 +637,7 @@
         </w:tc>
         <w:tc>
           <w:tcPr>
-            <w:tcW w:w="255" w:type="dxa"/>
+            <w:tcW w:w="256" w:type="dxa"/>
             <w:tcBorders/>
           </w:tcPr>
           <w:p>
@@ -796,7 +775,7 @@
         </w:tc>
         <w:tc>
           <w:tcPr>
-            <w:tcW w:w="2470" w:type="dxa"/>
+            <w:tcW w:w="2469" w:type="dxa"/>
             <w:tcBorders>
               <w:top w:val="single" w:sz="4" w:space="0" w:color="000000"/>
             </w:tcBorders>
@@ -820,7 +799,7 @@
         </w:tc>
         <w:tc>
           <w:tcPr>
-            <w:tcW w:w="255" w:type="dxa"/>
+            <w:tcW w:w="256" w:type="dxa"/>
             <w:tcBorders/>
           </w:tcPr>
           <w:p>
@@ -914,7 +893,7 @@
         </w:tc>
         <w:tc>
           <w:tcPr>
-            <w:tcW w:w="2470" w:type="dxa"/>
+            <w:tcW w:w="2469" w:type="dxa"/>
             <w:tcBorders>
               <w:bottom w:val="single" w:sz="4" w:space="0" w:color="000000"/>
             </w:tcBorders>
@@ -939,7 +918,7 @@
         </w:tc>
         <w:tc>
           <w:tcPr>
-            <w:tcW w:w="255" w:type="dxa"/>
+            <w:tcW w:w="256" w:type="dxa"/>
             <w:tcBorders/>
           </w:tcPr>
           <w:p>
@@ -1036,7 +1015,7 @@
         </w:tc>
         <w:tc>
           <w:tcPr>
-            <w:tcW w:w="2470" w:type="dxa"/>
+            <w:tcW w:w="2469" w:type="dxa"/>
             <w:tcBorders>
               <w:top w:val="single" w:sz="4" w:space="0" w:color="000000"/>
             </w:tcBorders>
@@ -1060,7 +1039,7 @@
         </w:tc>
         <w:tc>
           <w:tcPr>
-            <w:tcW w:w="255" w:type="dxa"/>
+            <w:tcW w:w="256" w:type="dxa"/>
             <w:tcBorders/>
           </w:tcPr>
           <w:p>
@@ -1180,16 +1159,7 @@
           <w:color w:val="000000"/>
           <w:szCs w:val="28"/>
         </w:rPr>
-        <w:t>20</w:t>
-      </w:r>
-      <w:r>
-        <w:rPr>
-          <w:rFonts w:cs="Times New Roman"/>
-          <w:bCs/>
-          <w:color w:val="000000"/>
-          <w:szCs w:val="28"/>
-        </w:rPr>
-        <w:t>26</w:t>
+        <w:t>2026</w:t>
       </w:r>
       <w:r>
         <w:br w:type="page"/>
@@ -1237,15 +1207,7 @@
           <w:bCs/>
           <w:color w:val="000000"/>
         </w:rPr>
-        <w:t>УЧЕБНУЮ</w:t>
-      </w:r>
-      <w:r>
-        <w:rPr>
-          <w:b/>
-          <w:bCs/>
-          <w:color w:val="000000"/>
-        </w:rPr>
-        <w:t xml:space="preserve"> </w:t>
+        <w:t xml:space="preserve">УЧЕБНУЮ </w:t>
       </w:r>
       <w:r>
         <w:rPr>
@@ -1270,9 +1232,9 @@
         <w:tblLook w:val="04a0" w:noHBand="0" w:noVBand="1" w:firstColumn="1" w:lastRow="0" w:lastColumn="0" w:firstRow="1"/>
       </w:tblPr>
       <w:tblGrid>
-        <w:gridCol w:w="4046"/>
+        <w:gridCol w:w="4045"/>
         <w:gridCol w:w="2311"/>
-        <w:gridCol w:w="2997"/>
+        <w:gridCol w:w="2998"/>
       </w:tblGrid>
       <w:tr>
         <w:trPr>
@@ -1296,13 +1258,7 @@
               <w:rPr>
                 <w:szCs w:val="28"/>
               </w:rPr>
-              <w:t xml:space="preserve">Студент: </w:t>
-            </w:r>
-            <w:r>
-              <w:rPr>
-                <w:szCs w:val="28"/>
-              </w:rPr>
-              <w:t>В.М. Чулков, А.С. Васильев, С. Овеси</w:t>
+              <w:t>Студент: В.М. Чулков, А.С. Васильев, С. Овеси</w:t>
             </w:r>
           </w:p>
         </w:tc>
@@ -1328,14 +1284,7 @@
                 <w:color w:val="000000"/>
                 <w:szCs w:val="28"/>
               </w:rPr>
-              <w:t xml:space="preserve">Группа: </w:t>
-            </w:r>
-            <w:r>
-              <w:rPr>
-                <w:color w:val="000000"/>
-                <w:szCs w:val="28"/>
-              </w:rPr>
-              <w:t>4343</w:t>
+              <w:t>Группа: 4343</w:t>
             </w:r>
           </w:p>
         </w:tc>
@@ -1425,7 +1374,6 @@
             <w:bookmarkEnd w:id="0"/>
             <w:r>
               <w:rPr>
-                <w:rFonts w:ascii="Times New Roman" w:hAnsi="Times New Roman"/>
                 <w:b w:val="false"/>
                 <w:i w:val="false"/>
                 <w:caps w:val="false"/>
@@ -1452,7 +1400,6 @@
             </w:pPr>
             <w:r>
               <w:rPr>
-                <w:color w:val="EE0000"/>
                 <w:szCs w:val="28"/>
               </w:rPr>
             </w:r>
@@ -1488,21 +1435,7 @@
                 <w:color w:val="000000"/>
                 <w:szCs w:val="28"/>
               </w:rPr>
-              <w:t>06.07.2026</w:t>
-            </w:r>
-            <w:r>
-              <w:rPr>
-                <w:color w:val="000000"/>
-                <w:szCs w:val="28"/>
-              </w:rPr>
-              <w:t xml:space="preserve"> – </w:t>
-            </w:r>
-            <w:r>
-              <w:rPr>
-                <w:color w:val="000000"/>
-                <w:szCs w:val="28"/>
-              </w:rPr>
-              <w:t>17.07.2026</w:t>
+              <w:t>06.07.2026 – 17.07.2026</w:t>
             </w:r>
           </w:p>
         </w:tc>
@@ -1607,7 +1540,7 @@
         </w:trPr>
         <w:tc>
           <w:tcPr>
-            <w:tcW w:w="4046" w:type="dxa"/>
+            <w:tcW w:w="4045" w:type="dxa"/>
             <w:tcBorders/>
             <w:vAlign w:val="bottom"/>
           </w:tcPr>
@@ -1658,7 +1591,7 @@
         </w:tc>
         <w:tc>
           <w:tcPr>
-            <w:tcW w:w="2997" w:type="dxa"/>
+            <w:tcW w:w="2998" w:type="dxa"/>
             <w:tcBorders/>
             <w:vAlign w:val="bottom"/>
           </w:tcPr>
@@ -1727,7 +1660,7 @@
         </w:trPr>
         <w:tc>
           <w:tcPr>
-            <w:tcW w:w="4046" w:type="dxa"/>
+            <w:tcW w:w="4045" w:type="dxa"/>
             <w:tcBorders/>
             <w:vAlign w:val="bottom"/>
           </w:tcPr>
@@ -1771,7 +1704,7 @@
         </w:tc>
         <w:tc>
           <w:tcPr>
-            <w:tcW w:w="2997" w:type="dxa"/>
+            <w:tcW w:w="2998" w:type="dxa"/>
             <w:tcBorders/>
             <w:vAlign w:val="bottom"/>
           </w:tcPr>
@@ -1843,25 +1776,7 @@
       </w:pPr>
       <w:r>
         <w:rPr/>
-        <w:t>Краткое изложение содержания отчёта.</w:t>
-      </w:r>
-    </w:p>
-    <w:p>
-      <w:pPr>
-        <w:pStyle w:val="BodyText"/>
-        <w:rPr/>
-      </w:pPr>
-      <w:r>
-        <w:rPr/>
-      </w:r>
-    </w:p>
-    <w:p>
-      <w:pPr>
-        <w:pStyle w:val="BodyText"/>
-        <w:rPr/>
-      </w:pPr>
-      <w:r>
-        <w:rPr/>
+        <w:t>Аннотация на русском языке.</w:t>
       </w:r>
     </w:p>
     <w:p>
@@ -2018,26 +1933,6 @@
           <w:b/>
         </w:rPr>
         <w:t>СОДЕРЖАНИЕ</w:t>
-      </w:r>
-    </w:p>
-    <w:p>
-      <w:pPr>
-        <w:pStyle w:val="BodyText"/>
-        <w:rPr/>
-      </w:pPr>
-      <w:r>
-        <w:rPr/>
-        <w:t>Для составления Содержания удобно использовать автоматически собираемое Оглавление — если вы корректно использовали соответствующие стили заголовков (согласно данному шаблону), то в Содержании автоматически войдут нужные разделы с номерами страниц (разделы Задание, Календарный план, Реферат, Abstract в Содержании не указываются).</w:t>
-      </w:r>
-    </w:p>
-    <w:p>
-      <w:pPr>
-        <w:pStyle w:val="BodyText"/>
-        <w:rPr/>
-      </w:pPr>
-      <w:r>
-        <w:rPr/>
-        <w:t>Для заголовков первого уровня (названия глав) используйте стиль «Заголовок 2», для разделов — «Заголовок 3», для подразделов следующих уровней — «Заголовок 4».</w:t>
       </w:r>
     </w:p>
     <w:sdt>
@@ -2050,15 +1945,13 @@
       <w:sdtContent>
         <w:p>
           <w:pPr>
-            <w:pStyle w:val="TOC1"/>
-            <w:rPr>
-              <w:rFonts w:ascii="Calibri" w:hAnsi="Calibri" w:eastAsia="" w:cs="" w:asciiTheme="minorHAnsi" w:cstheme="minorBidi" w:eastAsiaTheme="minorEastAsia" w:hAnsiTheme="minorHAnsi"/>
-              <w:kern w:val="2"/>
-              <w:sz w:val="24"/>
-              <w:szCs w:val="24"/>
-              <w:lang w:eastAsia="ru-RU" w:bidi="ar-SA"/>
-              <w14:ligatures w14:val="standardContextual"/>
-            </w:rPr>
+            <w:pStyle w:val="TOC2"/>
+            <w:tabs>
+              <w:tab w:val="clear" w:pos="709"/>
+              <w:tab w:val="clear" w:pos="9345"/>
+              <w:tab w:val="right" w:pos="9354" w:leader="dot"/>
+            </w:tabs>
+            <w:rPr/>
           </w:pPr>
           <w:r>
             <w:fldChar w:fldCharType="begin"/>
@@ -2066,709 +1959,280 @@
           <w:r>
             <w:rPr>
               <w:rStyle w:val="IndexLink"/>
-              <w:vanish w:val="false"/>
-              <w:webHidden/>
             </w:rPr>
-            <w:instrText xml:space="preserve"> TOC \z \o "1-9" \u \t "heading 2,1,heading 3,2" \h</w:instrText>
+            <w:instrText xml:space="preserve"> TOC \f \o "1-9" \h</w:instrText>
           </w:r>
           <w:r>
             <w:rPr>
               <w:rStyle w:val="IndexLink"/>
-              <w:vanish w:val="false"/>
-              <w:webHidden/>
             </w:rPr>
             <w:fldChar w:fldCharType="separate"/>
           </w:r>
-          <w:hyperlink w:anchor="_Toc230206144">
+          <w:hyperlink w:anchor="__RefHeading___Toc1561_3848753700" w:tooltip="ВВЕДЕНИЕ">
             <w:r>
               <w:rPr>
                 <w:rStyle w:val="IndexLink"/>
-                <w:vanish w:val="false"/>
-                <w:webHidden/>
-              </w:rPr>
-              <w:t>ВВЕДЕНИЕ (заголовок второго уровня)</w:t>
-            </w:r>
-            <w:r>
-              <w:rPr>
-                <w:webHidden/>
-              </w:rPr>
-              <w:fldChar w:fldCharType="begin"/>
-            </w:r>
-            <w:r>
-              <w:rPr>
-                <w:webHidden/>
-              </w:rPr>
-              <w:instrText xml:space="preserve">PAGEREF _Toc230206144 \h</w:instrText>
-            </w:r>
-            <w:r>
-              <w:rPr>
-                <w:webHidden/>
-              </w:rPr>
-              <w:fldChar w:fldCharType="separate"/>
-            </w:r>
-            <w:r>
-              <w:rPr>
-                <w:rStyle w:val="IndexLink"/>
-                <w:vanish w:val="false"/>
-              </w:rPr>
+              </w:rPr>
+              <w:t>ВВЕДЕНИЕ</w:t>
               <w:tab/>
               <w:t>5</w:t>
-            </w:r>
-            <w:r>
-              <w:rPr>
-                <w:webHidden/>
-              </w:rPr>
-              <w:fldChar w:fldCharType="end"/>
-            </w:r>
-          </w:hyperlink>
-        </w:p>
-        <w:p>
-          <w:pPr>
-            <w:pStyle w:val="TOC1"/>
-            <w:rPr>
-              <w:rFonts w:ascii="Calibri" w:hAnsi="Calibri" w:eastAsia="" w:cs="" w:asciiTheme="minorHAnsi" w:cstheme="minorBidi" w:eastAsiaTheme="minorEastAsia" w:hAnsiTheme="minorHAnsi"/>
-              <w:kern w:val="2"/>
-              <w:sz w:val="24"/>
-              <w:szCs w:val="24"/>
-              <w:lang w:eastAsia="ru-RU" w:bidi="ar-SA"/>
-              <w14:ligatures w14:val="standardContextual"/>
-            </w:rPr>
-          </w:pPr>
-          <w:hyperlink w:anchor="_Toc230206145">
-            <w:r>
-              <w:rPr>
-                <w:webHidden/>
-              </w:rPr>
-              <w:fldChar w:fldCharType="begin"/>
-            </w:r>
-            <w:r>
-              <w:rPr>
-                <w:webHidden/>
-              </w:rPr>
-              <w:instrText xml:space="preserve">PAGEREF _Toc230206145 \h</w:instrText>
-            </w:r>
-            <w:r>
-              <w:rPr>
-                <w:webHidden/>
-              </w:rPr>
-              <w:fldChar w:fldCharType="separate"/>
-            </w:r>
-            <w:r>
-              <w:rPr>
-                <w:rStyle w:val="IndexLink"/>
-                <w:vanish w:val="false"/>
-                <w:webHidden/>
-              </w:rPr>
-              <w:t>1 ПОСТАНОВКА ЗАДАЧИ (заголовок второго уровня)</w:t>
-              <w:tab/>
-              <w:t>6</w:t>
-            </w:r>
-            <w:r>
-              <w:rPr>
-                <w:webHidden/>
-              </w:rPr>
-              <w:fldChar w:fldCharType="end"/>
             </w:r>
           </w:hyperlink>
         </w:p>
         <w:p>
           <w:pPr>
             <w:pStyle w:val="TOC2"/>
-            <w:rPr>
-              <w:rFonts w:ascii="Calibri" w:hAnsi="Calibri" w:eastAsia="" w:cs="" w:asciiTheme="minorHAnsi" w:cstheme="minorBidi" w:eastAsiaTheme="minorEastAsia" w:hAnsiTheme="minorHAnsi"/>
-              <w:kern w:val="2"/>
-              <w:sz w:val="24"/>
-              <w:szCs w:val="24"/>
-              <w:lang w:eastAsia="ru-RU" w:bidi="ar-SA"/>
-              <w14:ligatures w14:val="standardContextual"/>
-            </w:rPr>
+            <w:tabs>
+              <w:tab w:val="clear" w:pos="709"/>
+              <w:tab w:val="clear" w:pos="9345"/>
+              <w:tab w:val="right" w:pos="9354" w:leader="dot"/>
+            </w:tabs>
+            <w:rPr/>
           </w:pPr>
-          <w:hyperlink w:anchor="_Toc230206146">
-            <w:r>
-              <w:rPr>
-                <w:webHidden/>
-              </w:rPr>
-              <w:fldChar w:fldCharType="begin"/>
-            </w:r>
-            <w:r>
-              <w:rPr>
-                <w:webHidden/>
-              </w:rPr>
-              <w:instrText xml:space="preserve">PAGEREF _Toc230206146 \h</w:instrText>
-            </w:r>
-            <w:r>
-              <w:rPr>
-                <w:webHidden/>
-              </w:rPr>
-              <w:fldChar w:fldCharType="separate"/>
-            </w:r>
+          <w:hyperlink w:anchor="__RefHeading___Toc1563_3848753700" w:tooltip="ПОСТАНОВКА ЗАДАЧИ">
             <w:r>
               <w:rPr>
                 <w:rStyle w:val="IndexLink"/>
-                <w:vanish w:val="false"/>
-                <w:webHidden/>
+              </w:rPr>
+              <w:t>ПОСТАНОВКА ЗАДАЧИ</w:t>
+              <w:tab/>
+              <w:t>6</w:t>
+            </w:r>
+          </w:hyperlink>
+        </w:p>
+        <w:p>
+          <w:pPr>
+            <w:pStyle w:val="TOC3"/>
+            <w:tabs>
+              <w:tab w:val="clear" w:pos="709"/>
+              <w:tab w:val="clear" w:pos="9345"/>
+              <w:tab w:val="right" w:pos="9354" w:leader="dot"/>
+            </w:tabs>
+            <w:rPr/>
+          </w:pPr>
+          <w:hyperlink w:anchor="__RefHeading___Toc1565_3848753700" w:tooltip="1.1 Предметная область">
+            <w:r>
+              <w:rPr>
+                <w:rStyle w:val="IndexLink"/>
               </w:rPr>
               <w:t>1.1 Предметная область</w:t>
               <w:tab/>
               <w:t>6</w:t>
             </w:r>
-            <w:r>
-              <w:rPr>
-                <w:webHidden/>
-              </w:rPr>
-              <w:fldChar w:fldCharType="end"/>
+          </w:hyperlink>
+        </w:p>
+        <w:p>
+          <w:pPr>
+            <w:pStyle w:val="TOC3"/>
+            <w:tabs>
+              <w:tab w:val="clear" w:pos="709"/>
+              <w:tab w:val="clear" w:pos="9345"/>
+              <w:tab w:val="right" w:pos="9354" w:leader="dot"/>
+            </w:tabs>
+            <w:rPr/>
+          </w:pPr>
+          <w:hyperlink w:anchor="__RefHeading___Toc1567_3848753700" w:tooltip="1.2 Задачи практики">
+            <w:r>
+              <w:rPr>
+                <w:rStyle w:val="IndexLink"/>
+              </w:rPr>
+              <w:t>1.2 Задачи практики</w:t>
+              <w:tab/>
+              <w:t>6</w:t>
             </w:r>
           </w:hyperlink>
         </w:p>
         <w:p>
           <w:pPr>
             <w:pStyle w:val="TOC2"/>
-            <w:rPr>
-              <w:rFonts w:ascii="Calibri" w:hAnsi="Calibri" w:eastAsia="" w:cs="" w:asciiTheme="minorHAnsi" w:cstheme="minorBidi" w:eastAsiaTheme="minorEastAsia" w:hAnsiTheme="minorHAnsi"/>
-              <w:kern w:val="2"/>
-              <w:sz w:val="24"/>
-              <w:szCs w:val="24"/>
-              <w:lang w:eastAsia="ru-RU" w:bidi="ar-SA"/>
-              <w14:ligatures w14:val="standardContextual"/>
-            </w:rPr>
+            <w:tabs>
+              <w:tab w:val="clear" w:pos="709"/>
+              <w:tab w:val="clear" w:pos="9345"/>
+              <w:tab w:val="right" w:pos="9354" w:leader="dot"/>
+            </w:tabs>
+            <w:rPr/>
           </w:pPr>
-          <w:hyperlink w:anchor="_Toc230206147">
-            <w:r>
-              <w:rPr>
-                <w:webHidden/>
-              </w:rPr>
-              <w:fldChar w:fldCharType="begin"/>
-            </w:r>
-            <w:r>
-              <w:rPr>
-                <w:webHidden/>
-              </w:rPr>
-              <w:instrText xml:space="preserve">PAGEREF _Toc230206147 \h</w:instrText>
-            </w:r>
-            <w:r>
-              <w:rPr>
-                <w:webHidden/>
-              </w:rPr>
-              <w:fldChar w:fldCharType="separate"/>
-            </w:r>
+          <w:hyperlink w:anchor="__RefHeading___Toc1573_3848753700" w:tooltip="2 РЕЗУЛЬТАТЫ РАБОТЫ">
             <w:r>
               <w:rPr>
                 <w:rStyle w:val="IndexLink"/>
-                <w:vanish w:val="false"/>
-                <w:webHidden/>
-              </w:rPr>
-              <w:t>1.2 Задачи практики</w:t>
+              </w:rPr>
+              <w:t>2 РЕЗУЛЬТАТЫ РАБОТЫ</w:t>
               <w:tab/>
-              <w:t>6</w:t>
-            </w:r>
-            <w:r>
-              <w:rPr>
-                <w:webHidden/>
-              </w:rPr>
-              <w:fldChar w:fldCharType="end"/>
+              <w:t>7</w:t>
+            </w:r>
+          </w:hyperlink>
+        </w:p>
+        <w:p>
+          <w:pPr>
+            <w:pStyle w:val="TOC3"/>
+            <w:tabs>
+              <w:tab w:val="clear" w:pos="709"/>
+              <w:tab w:val="clear" w:pos="9345"/>
+              <w:tab w:val="right" w:pos="9354" w:leader="dot"/>
+            </w:tabs>
+            <w:rPr/>
+          </w:pPr>
+          <w:hyperlink w:anchor="__RefHeading___Toc1575_3848753700" w:tooltip="2.1. Формулировка задачи 1">
+            <w:r>
+              <w:rPr>
+                <w:rStyle w:val="IndexLink"/>
+              </w:rPr>
+              <w:t>2.1. Формулировка задачи 1</w:t>
+              <w:tab/>
+              <w:t>7</w:t>
+            </w:r>
+          </w:hyperlink>
+        </w:p>
+        <w:p>
+          <w:pPr>
+            <w:pStyle w:val="TOC3"/>
+            <w:tabs>
+              <w:tab w:val="clear" w:pos="709"/>
+              <w:tab w:val="clear" w:pos="9345"/>
+              <w:tab w:val="right" w:pos="9354" w:leader="dot"/>
+            </w:tabs>
+            <w:rPr/>
+          </w:pPr>
+          <w:hyperlink w:anchor="__RefHeading___Toc1577_3848753700" w:tooltip="2.2. Формулировка задачи 2">
+            <w:r>
+              <w:rPr>
+                <w:rStyle w:val="IndexLink"/>
+              </w:rPr>
+              <w:t>2.2. Формулировка задачи 2</w:t>
+              <w:tab/>
+              <w:t>7</w:t>
+            </w:r>
+          </w:hyperlink>
+        </w:p>
+        <w:p>
+          <w:pPr>
+            <w:pStyle w:val="TOC3"/>
+            <w:tabs>
+              <w:tab w:val="clear" w:pos="709"/>
+              <w:tab w:val="clear" w:pos="9345"/>
+              <w:tab w:val="right" w:pos="9354" w:leader="dot"/>
+            </w:tabs>
+            <w:rPr/>
+          </w:pPr>
+          <w:hyperlink w:anchor="__RefHeading___Toc1579_3848753700" w:tooltip="2.3. Формулировка задачи 3">
+            <w:r>
+              <w:rPr>
+                <w:rStyle w:val="IndexLink"/>
+              </w:rPr>
+              <w:t>2.3. Формулировка задачи 3</w:t>
+              <w:tab/>
+              <w:t>7</w:t>
             </w:r>
           </w:hyperlink>
         </w:p>
         <w:p>
           <w:pPr>
             <w:pStyle w:val="TOC2"/>
-            <w:rPr>
-              <w:rFonts w:ascii="Calibri" w:hAnsi="Calibri" w:eastAsia="" w:cs="" w:asciiTheme="minorHAnsi" w:cstheme="minorBidi" w:eastAsiaTheme="minorEastAsia" w:hAnsiTheme="minorHAnsi"/>
-              <w:kern w:val="2"/>
-              <w:sz w:val="24"/>
-              <w:szCs w:val="24"/>
-              <w:lang w:eastAsia="ru-RU" w:bidi="ar-SA"/>
-              <w14:ligatures w14:val="standardContextual"/>
-            </w:rPr>
+            <w:tabs>
+              <w:tab w:val="clear" w:pos="709"/>
+              <w:tab w:val="clear" w:pos="9345"/>
+              <w:tab w:val="right" w:pos="9354" w:leader="dot"/>
+            </w:tabs>
+            <w:rPr/>
           </w:pPr>
-          <w:hyperlink w:anchor="_Toc230206148">
+          <w:hyperlink w:anchor="__RefHeading___Toc1581_3848753700" w:tooltip="3 ИСПОЛЬЗУЕМЫЕ ТЕХНОЛОГИИ">
             <w:r>
               <w:rPr>
                 <w:rStyle w:val="IndexLink"/>
-                <w:rFonts w:cs="Times New Roman"/>
-                <w:vanish w:val="false"/>
-                <w:webHidden/>
-              </w:rPr>
-              <w:t>1.3 Третий раздел первой главы (заголовок третьего уровня)</w:t>
-            </w:r>
-            <w:r>
-              <w:rPr>
-                <w:webHidden/>
-              </w:rPr>
-              <w:fldChar w:fldCharType="begin"/>
-            </w:r>
-            <w:r>
-              <w:rPr>
-                <w:webHidden/>
-              </w:rPr>
-              <w:instrText xml:space="preserve">PAGEREF _Toc230206148 \h</w:instrText>
-            </w:r>
-            <w:r>
-              <w:rPr>
-                <w:webHidden/>
-              </w:rPr>
-              <w:fldChar w:fldCharType="separate"/>
-            </w:r>
-            <w:r>
-              <w:rPr>
-                <w:rStyle w:val="IndexLink"/>
-                <w:vanish w:val="false"/>
-              </w:rPr>
+              </w:rPr>
+              <w:t>3 ИСПОЛЬЗУЕМЫЕ ТЕХНОЛОГИИ</w:t>
               <w:tab/>
-              <w:t>6</w:t>
-            </w:r>
-            <w:r>
-              <w:rPr>
-                <w:webHidden/>
-              </w:rPr>
-              <w:fldChar w:fldCharType="end"/>
-            </w:r>
-          </w:hyperlink>
-        </w:p>
-        <w:p>
-          <w:pPr>
-            <w:pStyle w:val="TOC1"/>
-            <w:rPr>
-              <w:rFonts w:ascii="Calibri" w:hAnsi="Calibri" w:eastAsia="" w:cs="" w:asciiTheme="minorHAnsi" w:cstheme="minorBidi" w:eastAsiaTheme="minorEastAsia" w:hAnsiTheme="minorHAnsi"/>
-              <w:kern w:val="2"/>
-              <w:sz w:val="24"/>
-              <w:szCs w:val="24"/>
-              <w:lang w:eastAsia="ru-RU" w:bidi="ar-SA"/>
-              <w14:ligatures w14:val="standardContextual"/>
-            </w:rPr>
-          </w:pPr>
-          <w:hyperlink w:anchor="_Toc230206149">
-            <w:r>
-              <w:rPr>
-                <w:webHidden/>
-              </w:rPr>
-              <w:fldChar w:fldCharType="begin"/>
-            </w:r>
-            <w:r>
-              <w:rPr>
-                <w:webHidden/>
-              </w:rPr>
-              <w:instrText xml:space="preserve">PAGEREF _Toc230206149 \h</w:instrText>
-            </w:r>
-            <w:r>
-              <w:rPr>
-                <w:webHidden/>
-              </w:rPr>
-              <w:fldChar w:fldCharType="separate"/>
-            </w:r>
-            <w:r>
-              <w:rPr>
-                <w:rStyle w:val="IndexLink"/>
-                <w:vanish w:val="false"/>
-                <w:webHidden/>
-              </w:rPr>
-              <w:t>2 РЕЗУЛЬТАТЫ РАБОТЫ</w:t>
-              <w:tab/>
-              <w:t>9</w:t>
-            </w:r>
-            <w:r>
-              <w:rPr>
-                <w:webHidden/>
-              </w:rPr>
-              <w:fldChar w:fldCharType="end"/>
+              <w:t>8</w:t>
             </w:r>
           </w:hyperlink>
         </w:p>
         <w:p>
           <w:pPr>
             <w:pStyle w:val="TOC2"/>
-            <w:rPr>
-              <w:rFonts w:ascii="Calibri" w:hAnsi="Calibri" w:eastAsia="" w:cs="" w:asciiTheme="minorHAnsi" w:cstheme="minorBidi" w:eastAsiaTheme="minorEastAsia" w:hAnsiTheme="minorHAnsi"/>
-              <w:kern w:val="2"/>
-              <w:sz w:val="24"/>
-              <w:szCs w:val="24"/>
-              <w:lang w:eastAsia="ru-RU" w:bidi="ar-SA"/>
-              <w14:ligatures w14:val="standardContextual"/>
-            </w:rPr>
+            <w:tabs>
+              <w:tab w:val="clear" w:pos="709"/>
+              <w:tab w:val="clear" w:pos="9345"/>
+              <w:tab w:val="right" w:pos="9354" w:leader="dot"/>
+            </w:tabs>
+            <w:rPr/>
           </w:pPr>
-          <w:hyperlink w:anchor="_Toc230206150">
-            <w:r>
-              <w:rPr>
-                <w:webHidden/>
-              </w:rPr>
-              <w:fldChar w:fldCharType="begin"/>
-            </w:r>
-            <w:r>
-              <w:rPr>
-                <w:webHidden/>
-              </w:rPr>
-              <w:instrText xml:space="preserve">PAGEREF _Toc230206150 \h</w:instrText>
-            </w:r>
-            <w:r>
-              <w:rPr>
-                <w:webHidden/>
-              </w:rPr>
-              <w:fldChar w:fldCharType="separate"/>
-            </w:r>
+          <w:hyperlink w:anchor="__RefHeading___Toc1583_3848753700" w:tooltip="4 ОТЗЫВ РУКОВОДИТЕЛЯ">
             <w:r>
               <w:rPr>
                 <w:rStyle w:val="IndexLink"/>
-                <w:vanish w:val="false"/>
-                <w:webHidden/>
-              </w:rPr>
-              <w:t>2.1. Формулировка задачи 1</w:t>
+              </w:rPr>
+              <w:t>4 ОТЗЫВ РУКОВОДИТЕЛЯ</w:t>
               <w:tab/>
               <w:t>9</w:t>
-            </w:r>
-            <w:r>
-              <w:rPr>
-                <w:webHidden/>
-              </w:rPr>
-              <w:fldChar w:fldCharType="end"/>
             </w:r>
           </w:hyperlink>
         </w:p>
         <w:p>
           <w:pPr>
             <w:pStyle w:val="TOC2"/>
-            <w:rPr>
-              <w:rFonts w:ascii="Calibri" w:hAnsi="Calibri" w:eastAsia="" w:cs="" w:asciiTheme="minorHAnsi" w:cstheme="minorBidi" w:eastAsiaTheme="minorEastAsia" w:hAnsiTheme="minorHAnsi"/>
-              <w:kern w:val="2"/>
-              <w:sz w:val="24"/>
-              <w:szCs w:val="24"/>
-              <w:lang w:eastAsia="ru-RU" w:bidi="ar-SA"/>
-              <w14:ligatures w14:val="standardContextual"/>
-            </w:rPr>
+            <w:tabs>
+              <w:tab w:val="clear" w:pos="709"/>
+              <w:tab w:val="clear" w:pos="9345"/>
+              <w:tab w:val="right" w:pos="9354" w:leader="dot"/>
+            </w:tabs>
+            <w:rPr/>
           </w:pPr>
-          <w:hyperlink w:anchor="_Toc230206151">
-            <w:r>
-              <w:rPr>
-                <w:webHidden/>
-              </w:rPr>
-              <w:fldChar w:fldCharType="begin"/>
-            </w:r>
-            <w:r>
-              <w:rPr>
-                <w:webHidden/>
-              </w:rPr>
-              <w:instrText xml:space="preserve">PAGEREF _Toc230206151 \h</w:instrText>
-            </w:r>
-            <w:r>
-              <w:rPr>
-                <w:webHidden/>
-              </w:rPr>
-              <w:fldChar w:fldCharType="separate"/>
-            </w:r>
+          <w:hyperlink w:anchor="__RefHeading___Toc1585_3848753700" w:tooltip="ЗАКЛЮЧЕНИЕ">
             <w:r>
               <w:rPr>
                 <w:rStyle w:val="IndexLink"/>
-                <w:vanish w:val="false"/>
-                <w:webHidden/>
-              </w:rPr>
-              <w:t>2.2. Формулировка задачи 2</w:t>
+              </w:rPr>
+              <w:t>ЗАКЛЮЧЕНИЕ</w:t>
               <w:tab/>
-              <w:t>9</w:t>
-            </w:r>
-            <w:r>
-              <w:rPr>
-                <w:webHidden/>
-              </w:rPr>
-              <w:fldChar w:fldCharType="end"/>
+              <w:t>10</w:t>
             </w:r>
           </w:hyperlink>
         </w:p>
         <w:p>
           <w:pPr>
             <w:pStyle w:val="TOC2"/>
-            <w:rPr>
-              <w:rFonts w:ascii="Calibri" w:hAnsi="Calibri" w:eastAsia="" w:cs="" w:asciiTheme="minorHAnsi" w:cstheme="minorBidi" w:eastAsiaTheme="minorEastAsia" w:hAnsiTheme="minorHAnsi"/>
-              <w:kern w:val="2"/>
-              <w:sz w:val="24"/>
-              <w:szCs w:val="24"/>
-              <w:lang w:eastAsia="ru-RU" w:bidi="ar-SA"/>
-              <w14:ligatures w14:val="standardContextual"/>
-            </w:rPr>
+            <w:tabs>
+              <w:tab w:val="clear" w:pos="709"/>
+              <w:tab w:val="clear" w:pos="9345"/>
+              <w:tab w:val="right" w:pos="9354" w:leader="dot"/>
+            </w:tabs>
+            <w:rPr/>
           </w:pPr>
-          <w:hyperlink w:anchor="_Toc230206152">
-            <w:r>
-              <w:rPr>
-                <w:webHidden/>
-              </w:rPr>
-              <w:fldChar w:fldCharType="begin"/>
-            </w:r>
-            <w:r>
-              <w:rPr>
-                <w:webHidden/>
-              </w:rPr>
-              <w:instrText xml:space="preserve">PAGEREF _Toc230206152 \h</w:instrText>
-            </w:r>
-            <w:r>
-              <w:rPr>
-                <w:webHidden/>
-              </w:rPr>
-              <w:fldChar w:fldCharType="separate"/>
-            </w:r>
+          <w:hyperlink w:anchor="__RefHeading___Toc1587_3848753700" w:tooltip="СПИСОК ИСПОЛЬЗОВАННЫХ ИСТОЧНИКОВ (заголовок второго уровня)">
             <w:r>
               <w:rPr>
                 <w:rStyle w:val="IndexLink"/>
-                <w:vanish w:val="false"/>
-                <w:webHidden/>
-              </w:rPr>
-              <w:t>2.3. Формулировка задачи 3</w:t>
+              </w:rPr>
+              <w:t>СПИСОК ИСПОЛЬЗОВАННЫХ ИСТОЧНИКОВ (заголовок второго уровня)</w:t>
               <w:tab/>
-              <w:t>9</w:t>
-            </w:r>
-            <w:r>
-              <w:rPr>
-                <w:webHidden/>
-              </w:rPr>
-              <w:fldChar w:fldCharType="end"/>
+              <w:t>11</w:t>
             </w:r>
           </w:hyperlink>
         </w:p>
         <w:p>
           <w:pPr>
-            <w:pStyle w:val="TOC1"/>
-            <w:rPr>
-              <w:rFonts w:ascii="Calibri" w:hAnsi="Calibri" w:eastAsia="" w:cs="" w:asciiTheme="minorHAnsi" w:cstheme="minorBidi" w:eastAsiaTheme="minorEastAsia" w:hAnsiTheme="minorHAnsi"/>
-              <w:kern w:val="2"/>
-              <w:sz w:val="24"/>
-              <w:szCs w:val="24"/>
-              <w:lang w:eastAsia="ru-RU" w:bidi="ar-SA"/>
-              <w14:ligatures w14:val="standardContextual"/>
-            </w:rPr>
+            <w:pStyle w:val="TOC2"/>
+            <w:tabs>
+              <w:tab w:val="clear" w:pos="709"/>
+              <w:tab w:val="clear" w:pos="9345"/>
+              <w:tab w:val="right" w:pos="9354" w:leader="dot"/>
+            </w:tabs>
+            <w:rPr/>
           </w:pPr>
-          <w:hyperlink w:anchor="_Toc230206153">
-            <w:r>
-              <w:rPr>
-                <w:webHidden/>
-              </w:rPr>
-              <w:fldChar w:fldCharType="begin"/>
-            </w:r>
-            <w:r>
-              <w:rPr>
-                <w:webHidden/>
-              </w:rPr>
-              <w:instrText xml:space="preserve">PAGEREF _Toc230206153 \h</w:instrText>
-            </w:r>
-            <w:r>
-              <w:rPr>
-                <w:webHidden/>
-              </w:rPr>
-              <w:fldChar w:fldCharType="separate"/>
-            </w:r>
+          <w:hyperlink w:anchor="__RefHeading___Toc1589_3848753700" w:tooltip="ПРИЛОЖЕНИЕ А (заголовок второго уровня)">
             <w:r>
               <w:rPr>
                 <w:rStyle w:val="IndexLink"/>
-                <w:vanish w:val="false"/>
-                <w:webHidden/>
-              </w:rPr>
-              <w:t>3 ИСПОЛЬЗУЕМЫЕ ТЕХНОЛОГИИ</w:t>
-              <w:tab/>
-              <w:t>10</w:t>
-            </w:r>
-            <w:r>
-              <w:rPr>
-                <w:webHidden/>
-              </w:rPr>
-              <w:fldChar w:fldCharType="end"/>
-            </w:r>
-          </w:hyperlink>
-        </w:p>
-        <w:p>
-          <w:pPr>
-            <w:pStyle w:val="TOC1"/>
-            <w:rPr>
-              <w:rFonts w:ascii="Calibri" w:hAnsi="Calibri" w:eastAsia="" w:cs="" w:asciiTheme="minorHAnsi" w:cstheme="minorBidi" w:eastAsiaTheme="minorEastAsia" w:hAnsiTheme="minorHAnsi"/>
-              <w:kern w:val="2"/>
-              <w:sz w:val="24"/>
-              <w:szCs w:val="24"/>
-              <w:lang w:eastAsia="ru-RU" w:bidi="ar-SA"/>
-              <w14:ligatures w14:val="standardContextual"/>
-            </w:rPr>
-          </w:pPr>
-          <w:hyperlink w:anchor="_Toc230206154">
-            <w:r>
-              <w:rPr>
-                <w:webHidden/>
-              </w:rPr>
-              <w:fldChar w:fldCharType="begin"/>
-            </w:r>
-            <w:r>
-              <w:rPr>
-                <w:webHidden/>
-              </w:rPr>
-              <w:instrText xml:space="preserve">PAGEREF _Toc230206154 \h</w:instrText>
-            </w:r>
-            <w:r>
-              <w:rPr>
-                <w:webHidden/>
-              </w:rPr>
-              <w:fldChar w:fldCharType="separate"/>
-            </w:r>
-            <w:r>
-              <w:rPr>
-                <w:rStyle w:val="IndexLink"/>
-                <w:vanish w:val="false"/>
-                <w:webHidden/>
-              </w:rPr>
-              <w:t>4 ОТЗЫВ РУКОВОДИТЕЛЯ</w:t>
-              <w:tab/>
-              <w:t>11</w:t>
-            </w:r>
-            <w:r>
-              <w:rPr>
-                <w:webHidden/>
-              </w:rPr>
-              <w:fldChar w:fldCharType="end"/>
-            </w:r>
-          </w:hyperlink>
-        </w:p>
-        <w:p>
-          <w:pPr>
-            <w:pStyle w:val="TOC1"/>
-            <w:rPr>
-              <w:rFonts w:ascii="Calibri" w:hAnsi="Calibri" w:eastAsia="" w:cs="" w:asciiTheme="minorHAnsi" w:cstheme="minorBidi" w:eastAsiaTheme="minorEastAsia" w:hAnsiTheme="minorHAnsi"/>
-              <w:kern w:val="2"/>
-              <w:sz w:val="24"/>
-              <w:szCs w:val="24"/>
-              <w:lang w:eastAsia="ru-RU" w:bidi="ar-SA"/>
-              <w14:ligatures w14:val="standardContextual"/>
-            </w:rPr>
-          </w:pPr>
-          <w:hyperlink w:anchor="_Toc230206155">
-            <w:r>
-              <w:rPr>
-                <w:webHidden/>
-              </w:rPr>
-              <w:fldChar w:fldCharType="begin"/>
-            </w:r>
-            <w:r>
-              <w:rPr>
-                <w:webHidden/>
-              </w:rPr>
-              <w:instrText xml:space="preserve">PAGEREF _Toc230206155 \h</w:instrText>
-            </w:r>
-            <w:r>
-              <w:rPr>
-                <w:webHidden/>
-              </w:rPr>
-              <w:fldChar w:fldCharType="separate"/>
-            </w:r>
-            <w:r>
-              <w:rPr>
-                <w:rStyle w:val="IndexLink"/>
-                <w:vanish w:val="false"/>
-                <w:webHidden/>
-              </w:rPr>
-              <w:t>ЗАКЛЮЧЕНИЕ</w:t>
+              </w:rPr>
+              <w:t>ПРИЛОЖЕНИЕ А (заголовок второго уровня)</w:t>
               <w:tab/>
               <w:t>12</w:t>
-            </w:r>
-            <w:r>
-              <w:rPr>
-                <w:webHidden/>
-              </w:rPr>
-              <w:fldChar w:fldCharType="end"/>
-            </w:r>
-          </w:hyperlink>
-        </w:p>
-        <w:p>
-          <w:pPr>
-            <w:pStyle w:val="TOC1"/>
-            <w:rPr>
-              <w:rFonts w:ascii="Calibri" w:hAnsi="Calibri" w:eastAsia="" w:cs="" w:asciiTheme="minorHAnsi" w:cstheme="minorBidi" w:eastAsiaTheme="minorEastAsia" w:hAnsiTheme="minorHAnsi"/>
-              <w:kern w:val="2"/>
-              <w:sz w:val="24"/>
-              <w:szCs w:val="24"/>
-              <w:lang w:eastAsia="ru-RU" w:bidi="ar-SA"/>
-              <w14:ligatures w14:val="standardContextual"/>
-            </w:rPr>
-          </w:pPr>
-          <w:hyperlink w:anchor="_Toc230206156">
-            <w:r>
-              <w:rPr>
-                <w:webHidden/>
-              </w:rPr>
-              <w:fldChar w:fldCharType="begin"/>
-            </w:r>
-            <w:r>
-              <w:rPr>
-                <w:webHidden/>
-              </w:rPr>
-              <w:instrText xml:space="preserve">PAGEREF _Toc230206156 \h</w:instrText>
-            </w:r>
-            <w:r>
-              <w:rPr>
-                <w:webHidden/>
-              </w:rPr>
-              <w:fldChar w:fldCharType="separate"/>
-            </w:r>
-            <w:r>
-              <w:rPr>
-                <w:rStyle w:val="IndexLink"/>
-                <w:vanish w:val="false"/>
-                <w:webHidden/>
-              </w:rPr>
-              <w:t>СПИСОК ИСПОЛЬЗОВАННЫХ ИСТОЧНИКОВ (заголовок второго уровня)</w:t>
-              <w:tab/>
-              <w:t>13</w:t>
-            </w:r>
-            <w:r>
-              <w:rPr>
-                <w:webHidden/>
-              </w:rPr>
-              <w:fldChar w:fldCharType="end"/>
-            </w:r>
-          </w:hyperlink>
-        </w:p>
-        <w:p>
-          <w:pPr>
-            <w:pStyle w:val="TOC1"/>
-            <w:rPr>
-              <w:rFonts w:ascii="Calibri" w:hAnsi="Calibri" w:eastAsia="" w:cs="" w:asciiTheme="minorHAnsi" w:cstheme="minorBidi" w:eastAsiaTheme="minorEastAsia" w:hAnsiTheme="minorHAnsi"/>
-              <w:kern w:val="2"/>
-              <w:sz w:val="24"/>
-              <w:szCs w:val="24"/>
-              <w:lang w:eastAsia="ru-RU" w:bidi="ar-SA"/>
-              <w14:ligatures w14:val="standardContextual"/>
-            </w:rPr>
-          </w:pPr>
-          <w:hyperlink w:anchor="_Toc230206157">
-            <w:r>
-              <w:rPr>
-                <w:webHidden/>
-              </w:rPr>
-              <w:fldChar w:fldCharType="begin"/>
-            </w:r>
-            <w:r>
-              <w:rPr>
-                <w:webHidden/>
-              </w:rPr>
-              <w:instrText xml:space="preserve">PAGEREF _Toc230206157 \h</w:instrText>
-            </w:r>
-            <w:r>
-              <w:rPr>
-                <w:webHidden/>
-              </w:rPr>
-              <w:fldChar w:fldCharType="separate"/>
-            </w:r>
-            <w:r>
-              <w:rPr>
-                <w:rStyle w:val="IndexLink"/>
-                <w:vanish w:val="false"/>
-                <w:webHidden/>
-              </w:rPr>
-              <w:t>ПРИЛОЖЕНИЕ А (заголовок второго уровня)</w:t>
-              <w:tab/>
-              <w:t>14</w:t>
-            </w:r>
-            <w:r>
-              <w:rPr>
-                <w:webHidden/>
-              </w:rPr>
-              <w:fldChar w:fldCharType="end"/>
             </w:r>
           </w:hyperlink>
           <w:r>
             <w:rPr>
               <w:rStyle w:val="IndexLink"/>
-              <w:vanish w:val="false"/>
             </w:rPr>
             <w:fldChar w:fldCharType="end"/>
           </w:r>
@@ -2800,21 +2264,16 @@
           <w:rFonts w:cs="Times New Roman"/>
         </w:rPr>
       </w:pPr>
-      <w:bookmarkStart w:id="1" w:name="_Toc230206144"/>
-      <w:r>
-        <w:rPr>
-          <w:rFonts w:cs="Times New Roman"/>
-        </w:rPr>
-        <w:t xml:space="preserve">ВВЕДЕНИЕ </w:t>
-      </w:r>
-      <w:r>
-        <w:rPr>
-          <w:rFonts w:cs="Times New Roman"/>
-          <w:color w:val="EE0000"/>
-        </w:rPr>
-        <w:t>(заголовок второго уровня)</w:t>
-      </w:r>
+      <w:bookmarkStart w:id="1" w:name="__RefHeading___Toc1561_3848753700"/>
+      <w:bookmarkStart w:id="2" w:name="_Toc230206144"/>
       <w:bookmarkEnd w:id="1"/>
+      <w:r>
+        <w:rPr>
+          <w:rFonts w:cs="Times New Roman"/>
+        </w:rPr>
+        <w:t>ВВЕДЕНИЕ</w:t>
+      </w:r>
+      <w:bookmarkEnd w:id="2"/>
     </w:p>
     <w:p>
       <w:pPr>
@@ -2887,8 +2346,6 @@
           <w:szCs w:val="28"/>
         </w:rPr>
       </w:r>
-      <w:bookmarkStart w:id="2" w:name="_Toc73173348"/>
-      <w:bookmarkStart w:id="3" w:name="_Toc73173348"/>
       <w:r>
         <w:br w:type="page"/>
       </w:r>
@@ -2904,39 +2361,17 @@
         <w:ind w:hanging="0" w:start="709"/>
         <w:rPr/>
       </w:pPr>
-      <w:bookmarkStart w:id="4" w:name="_Toc73173348"/>
-      <w:bookmarkStart w:id="5" w:name="_Toc230206145"/>
-      <w:r>
-        <w:rPr/>
-        <w:t xml:space="preserve">1 </w:t>
-      </w:r>
+      <w:bookmarkStart w:id="3" w:name="__RefHeading___Toc1563_3848753700"/>
+      <w:bookmarkStart w:id="4" w:name="_Toc230206145"/>
+      <w:bookmarkStart w:id="5" w:name="_Toc73173348"/>
+      <w:bookmarkEnd w:id="3"/>
+      <w:bookmarkEnd w:id="5"/>
+      <w:r>
+        <w:rPr/>
+        <w:t>ПОСТАНОВКА ЗАДАЧИ</w:t>
+      </w:r>
+      <w:bookmarkStart w:id="6" w:name="_Toc73173349"/>
       <w:bookmarkEnd w:id="4"/>
-      <w:r>
-        <w:rPr/>
-        <w:t xml:space="preserve">ПОСТАНОВКА ЗАДАЧИ </w:t>
-      </w:r>
-      <w:r>
-        <w:rPr>
-          <w:color w:val="EE0000"/>
-        </w:rPr>
-        <w:t>(заголовок второго уровня)</w:t>
-      </w:r>
-      <w:bookmarkEnd w:id="5"/>
-    </w:p>
-    <w:p>
-      <w:pPr>
-        <w:pStyle w:val="BodyText"/>
-        <w:rPr/>
-      </w:pPr>
-      <w:r>
-        <w:rPr/>
-        <w:tab/>
-      </w:r>
-      <w:bookmarkStart w:id="6" w:name="_Toc73173349"/>
-      <w:r>
-        <w:rPr/>
-        <w:t>В данной главе необходимо описать предметную область, в которой вы работаете, т.е. ввести читателя в контекст работы, а также описать задачи практики.</w:t>
-      </w:r>
     </w:p>
     <w:p>
       <w:pPr>
@@ -2948,12 +2383,14 @@
         <w:ind w:hanging="0" w:start="708"/>
         <w:rPr/>
       </w:pPr>
-      <w:bookmarkStart w:id="7" w:name="_Toc230206146"/>
+      <w:bookmarkStart w:id="7" w:name="__RefHeading___Toc1565_3848753700"/>
+      <w:bookmarkStart w:id="8" w:name="_Toc230206146"/>
+      <w:bookmarkEnd w:id="7"/>
       <w:r>
         <w:rPr/>
         <w:t>1.1 Предметная область</w:t>
       </w:r>
-      <w:bookmarkEnd w:id="7"/>
+      <w:bookmarkEnd w:id="8"/>
     </w:p>
     <w:p>
       <w:pPr>
@@ -2962,7 +2399,17 @@
       </w:pPr>
       <w:r>
         <w:rPr/>
-        <w:t>Опишите кратко область практики и ваших задач: где и как используют изученные вами технологии, как и кому могут пригодиться выполненные вами задачи и так далее.</w:t>
+        <w:t>Генетические алгоритмы — эвристические алгоритмы поиска, используемые для решения задач оптимизации. Основой этих алгоритмов являются операции мутации, скрещивания и случайного подбора значений.</w:t>
+      </w:r>
+    </w:p>
+    <w:p>
+      <w:pPr>
+        <w:pStyle w:val="BodyText"/>
+        <w:rPr/>
+      </w:pPr>
+      <w:r>
+        <w:rPr/>
+        <w:t>GUI — графическйи интерфейс пользователя, предоставляющий информацию о работе программы.</w:t>
       </w:r>
     </w:p>
     <w:p>
@@ -2975,12 +2422,14 @@
         <w:ind w:hanging="0" w:start="708"/>
         <w:rPr/>
       </w:pPr>
-      <w:bookmarkStart w:id="8" w:name="_Toc230206147"/>
+      <w:bookmarkStart w:id="9" w:name="__RefHeading___Toc1567_3848753700"/>
+      <w:bookmarkStart w:id="10" w:name="_Toc230206147"/>
+      <w:bookmarkEnd w:id="9"/>
       <w:r>
         <w:rPr/>
         <w:t>1.2 Задачи практики</w:t>
       </w:r>
-      <w:bookmarkEnd w:id="8"/>
+      <w:bookmarkEnd w:id="10"/>
     </w:p>
     <w:p>
       <w:pPr>
@@ -2989,17 +2438,19 @@
       </w:pPr>
       <w:r>
         <w:rPr/>
-        <w:t>Напишите список задач, поставленных перед вами в рамках практики. Не забудьте указать пункты по изучению новых технологий, которые вам понадобились для работы в рамках практики.</w:t>
-      </w:r>
-    </w:p>
-    <w:p>
-      <w:pPr>
-        <w:pStyle w:val="BodyText"/>
-        <w:rPr/>
-      </w:pPr>
-      <w:r>
-        <w:rPr/>
-        <w:t>Далее в главе приводятся примеры оформления различных элементов отчёта.</w:t>
+        <w:t xml:space="preserve">Необходимо реализовать </w:t>
+      </w:r>
+      <w:r>
+        <w:rPr/>
+        <w:t xml:space="preserve">генетический </w:t>
+      </w:r>
+      <w:r>
+        <w:rPr/>
+        <w:t xml:space="preserve">алгоритм поиска решения задачи Судоку. </w:t>
+      </w:r>
+      <w:r>
+        <w:rPr/>
+        <w:t>Работа алгоритма должна быть представлена в специально разработанном GUI, с помощью которого пользователь может задавать необходимые параметры запуска и свободно отслеживать каждый этап работы алгоритма.</w:t>
       </w:r>
     </w:p>
     <w:p>
@@ -3014,61 +2465,74 @@
           <w:rFonts w:cs="Times New Roman"/>
         </w:rPr>
       </w:pPr>
-      <w:bookmarkStart w:id="9" w:name="_Toc230206148"/>
-      <w:r>
-        <w:rPr>
-          <w:rFonts w:cs="Times New Roman"/>
-        </w:rPr>
-        <w:t xml:space="preserve">1.3 </w:t>
+      <w:r>
+        <w:rPr/>
       </w:r>
       <w:bookmarkEnd w:id="6"/>
-      <w:r>
-        <w:rPr>
-          <w:rFonts w:cs="Times New Roman"/>
-        </w:rPr>
-        <w:t xml:space="preserve">Третий раздел первой главы </w:t>
-      </w:r>
-      <w:r>
-        <w:rPr>
-          <w:rFonts w:cs="Times New Roman"/>
-          <w:color w:val="EE0000"/>
-        </w:rPr>
-        <w:t>(заголовок третьего уровня)</w:t>
-      </w:r>
-      <w:bookmarkStart w:id="10" w:name="_Toc73173350"/>
-      <w:bookmarkEnd w:id="9"/>
-    </w:p>
-    <w:p>
-      <w:pPr>
-        <w:pStyle w:val="Heading4"/>
+    </w:p>
+    <w:p>
+      <w:pPr>
+        <w:pStyle w:val="Normal"/>
+        <w:rPr>
+          <w:rFonts w:cs="Times New Roman"/>
+          <w:szCs w:val="28"/>
+        </w:rPr>
+      </w:pPr>
+      <w:r>
+        <w:rPr>
+          <w:rFonts w:cs="Times New Roman"/>
+          <w:szCs w:val="28"/>
+        </w:rPr>
+      </w:r>
+      <w:r>
+        <w:br w:type="page"/>
+      </w:r>
+    </w:p>
+    <w:p>
+      <w:pPr>
+        <w:pStyle w:val="Heading2"/>
+        <w:numPr>
+          <w:ilvl w:val="0"/>
+          <w:numId w:val="2"/>
+        </w:numPr>
+        <w:spacing w:before="0" w:after="0"/>
+        <w:ind w:hanging="0" w:start="709"/>
+        <w:rPr/>
+      </w:pPr>
+      <w:bookmarkStart w:id="11" w:name="__RefHeading___Toc1573_3848753700"/>
+      <w:bookmarkStart w:id="12" w:name="_Toc230206149"/>
+      <w:bookmarkEnd w:id="11"/>
+      <w:r>
+        <w:rPr/>
+        <w:t>РЕЗУЛЬТАТЫ РАБОТЫ</w:t>
+      </w:r>
+      <w:bookmarkEnd w:id="12"/>
+      <w:r>
+        <w:rPr/>
+        <w:t xml:space="preserve"> </w:t>
+      </w:r>
+    </w:p>
+    <w:p>
+      <w:pPr>
+        <w:pStyle w:val="Heading3"/>
         <w:numPr>
           <w:ilvl w:val="2"/>
           <w:numId w:val="2"/>
         </w:numPr>
-        <w:ind w:start="708"/>
-        <w:rPr>
-          <w:rFonts w:cs="Times New Roman"/>
-        </w:rPr>
-      </w:pPr>
-      <w:r>
-        <w:rPr>
-          <w:rFonts w:cs="Times New Roman"/>
-        </w:rPr>
-        <w:t xml:space="preserve">1.3.1 </w:t>
-      </w:r>
-      <w:bookmarkEnd w:id="10"/>
-      <w:r>
-        <w:rPr>
-          <w:rFonts w:cs="Times New Roman"/>
-        </w:rPr>
-        <w:t xml:space="preserve">Первый подраздел </w:t>
-      </w:r>
-      <w:r>
-        <w:rPr>
-          <w:rFonts w:cs="Times New Roman"/>
-          <w:color w:val="EE0000"/>
-        </w:rPr>
-        <w:t>(заголовок четвертого уровня)</w:t>
+        <w:ind w:hanging="0" w:start="708"/>
+        <w:rPr/>
+      </w:pPr>
+      <w:bookmarkStart w:id="13" w:name="__RefHeading___Toc1575_3848753700"/>
+      <w:bookmarkStart w:id="14" w:name="_Toc230206150"/>
+      <w:bookmarkEnd w:id="13"/>
+      <w:r>
+        <w:rPr/>
+        <w:t xml:space="preserve">2.1. </w:t>
+      </w:r>
+      <w:bookmarkEnd w:id="14"/>
+      <w:r>
+        <w:rPr/>
+        <w:t>Реализация генетического алгоритма</w:t>
       </w:r>
     </w:p>
     <w:p>
@@ -3078,7 +2542,7 @@
       </w:pPr>
       <w:r>
         <w:rPr/>
-        <w:t>Пример основного текста.</w:t>
+        <w:t>Проведен анализ задачи с сопутствующим изучением теоретического материала по написанию генетических алгоритмов.</w:t>
       </w:r>
     </w:p>
     <w:p>
@@ -3088,53 +2552,170 @@
       </w:pPr>
       <w:r>
         <w:rPr/>
-        <w:t>Списки/перечисления должны иметь однородные и последовательные маркеры и отступы:</w:t>
+        <w:t>В качестве коэффициента приспособленности отдельной особи выбрано кол-во цифр в матрице, которые не удовлетвряют правилам судоку. Соответственно, коэффициен приспособленности показывает кол-во ошибок в матрице данной особи, и чем он меьше тем ближе особь к локальному экстремуму.</w:t>
       </w:r>
     </w:p>
     <w:p>
       <w:pPr>
         <w:pStyle w:val="BodyText"/>
+        <w:rPr/>
+      </w:pPr>
+      <w:r>
+        <w:rPr/>
+        <w:t>В качестве предварительной оптимизации следует не обрабатывать заданные изначально клетки, а также на этапе инициализации матрицы судоку дополнить все ее клекти где для удовлетворения всем правилам судоку может стоять только одна единственная цифра (существует единственный кандидат), такие клетки также считаются фиксированными.</w:t>
+      </w:r>
+    </w:p>
+    <w:p>
+      <w:pPr>
+        <w:pStyle w:val="BodyText"/>
+        <w:rPr/>
+      </w:pPr>
+      <w:r>
+        <w:rPr/>
+        <w:t xml:space="preserve">Задача судоку при решение генетическим алгоритмом может очень часто приводить к локальным экстремумам, ошибка в которых будет маленькой, но при этом само решение будет далеко от реального, ввиду этого было принято решение использовать несколько разных популяций </w:t>
+      </w:r>
+      <w:r>
+        <w:rPr/>
+        <w:t>и скрещивать лучшие особи из них, чтобы поддерживать уникальность особей в общей массе.</w:t>
+      </w:r>
+    </w:p>
+    <w:p>
+      <w:pPr>
+        <w:pStyle w:val="BodyText"/>
+        <w:rPr/>
+      </w:pPr>
+      <w:r>
+        <w:rPr/>
+      </w:r>
+    </w:p>
+    <w:p>
+      <w:pPr>
+        <w:pStyle w:val="Heading3"/>
         <w:numPr>
-          <w:ilvl w:val="0"/>
-          <w:numId w:val="5"/>
+          <w:ilvl w:val="2"/>
+          <w:numId w:val="2"/>
         </w:numPr>
-        <w:ind w:hanging="0" w:start="709"/>
-        <w:rPr/>
-      </w:pPr>
-      <w:r>
-        <w:rPr/>
-        <w:t>Каждый пункт списка размещается с абзацным отступом (1.25 см)</w:t>
+        <w:ind w:hanging="0" w:start="708"/>
+        <w:rPr/>
+      </w:pPr>
+      <w:bookmarkStart w:id="15" w:name="__RefHeading___Toc1577_3848753700"/>
+      <w:bookmarkStart w:id="16" w:name="_Toc230206151"/>
+      <w:bookmarkEnd w:id="15"/>
+      <w:r>
+        <w:rPr/>
+        <w:t xml:space="preserve">2.2. </w:t>
+      </w:r>
+      <w:bookmarkEnd w:id="16"/>
+      <w:r>
+        <w:rPr/>
+        <w:t>Создание графического интерфейса</w:t>
       </w:r>
     </w:p>
     <w:p>
       <w:pPr>
         <w:pStyle w:val="BodyText"/>
+        <w:rPr/>
+      </w:pPr>
+      <w:r>
+        <w:rPr/>
+        <w:t>Реализован шаблон графического интерфейса с возможностью задания кастомных параметров работы алгоритма и отслеживнием каждого шага работы.</w:t>
+      </w:r>
+    </w:p>
+    <w:p>
+      <w:pPr>
+        <w:pStyle w:val="BodyText"/>
+        <w:rPr/>
+      </w:pPr>
+      <w:r>
+        <w:rPr/>
+        <w:t>Графический интерфейс демонстрирует исходное поле, лучшее текущее решение среди всех популяций, кол-во поколений в данном решение, лучшее значение коэф приспособленности для последнего поколения, среднее значение коэф приспособленности для послденего поколения и сколько всего клеток заполнено в лучшем решение данного поколения.</w:t>
+      </w:r>
+    </w:p>
+    <w:p>
+      <w:pPr>
+        <w:pStyle w:val="BodyText"/>
+        <w:rPr/>
+      </w:pPr>
+      <w:r>
+        <w:rPr/>
+        <w:t>График приспособленности показывает среднее и максимальное значение коэф приспособленности для данного поколения.</w:t>
+      </w:r>
+    </w:p>
+    <w:p>
+      <w:pPr>
+        <w:pStyle w:val="BodyText"/>
+        <w:rPr/>
+      </w:pPr>
+      <w:r>
+        <w:rPr/>
+        <w:t>В графическом интерфейсе также присутствует панель управления позволяющая перемещаться по шагам работы алгоритма, запускать алгоритм, генерировать новую задачу и получать конечное решение для сгенерированной задачи.</w:t>
+      </w:r>
+      <w:r>
+        <w:br w:type="page"/>
+      </w:r>
+    </w:p>
+    <w:p>
+      <w:pPr>
+        <w:pStyle w:val="Heading2"/>
         <w:numPr>
           <w:ilvl w:val="1"/>
-          <w:numId w:val="5"/>
+          <w:numId w:val="2"/>
         </w:numPr>
-        <w:ind w:hanging="0" w:start="1418"/>
-        <w:rPr/>
-      </w:pPr>
-      <w:r>
-        <w:rPr/>
-        <w:t>Для следующих уровней списка отступ увеличивается на абзацный отступ (для уровня 2 - 2.5 см, уровня 3 - 3.75 см)</w:t>
-      </w:r>
+        <w:spacing w:before="0" w:after="0"/>
+        <w:ind w:hanging="0" w:start="709"/>
+        <w:rPr/>
+      </w:pPr>
+      <w:bookmarkStart w:id="17" w:name="__RefHeading___Toc1581_3848753700"/>
+      <w:bookmarkStart w:id="18" w:name="_Toc230206153"/>
+      <w:bookmarkEnd w:id="17"/>
+      <w:r>
+        <w:rPr/>
+        <w:t>3 ИСПОЛЬЗУЕМЫЕ ТЕХНОЛОГИИ</w:t>
+      </w:r>
+      <w:bookmarkEnd w:id="18"/>
     </w:p>
     <w:p>
       <w:pPr>
         <w:pStyle w:val="BodyText"/>
+        <w:rPr/>
+      </w:pPr>
+      <w:r>
+        <w:rPr/>
+        <w:t>В данной главе опишите технологии, которые использовались вами при выполнении задач в рамках практики.</w:t>
+      </w:r>
+    </w:p>
+    <w:p>
+      <w:pPr>
+        <w:pStyle w:val="BodyText"/>
+        <w:rPr/>
+      </w:pPr>
+      <w:r>
+        <w:rPr/>
+        <w:t>Это могут быть языки программирования, списки конкретных библиотек / ПО и целей / мест их применения.</w:t>
+      </w:r>
+      <w:r>
+        <w:br w:type="page"/>
+      </w:r>
+    </w:p>
+    <w:p>
+      <w:pPr>
+        <w:pStyle w:val="Heading2"/>
         <w:numPr>
-          <w:ilvl w:val="2"/>
-          <w:numId w:val="5"/>
+          <w:ilvl w:val="1"/>
+          <w:numId w:val="2"/>
         </w:numPr>
-        <w:ind w:hanging="0" w:start="2126"/>
-        <w:rPr/>
-      </w:pPr>
-      <w:r>
-        <w:rPr/>
-        <w:t>Не рекомендуется использовать списки большой вложенности (глубиной более 3 - например, когда текст пунктов начинается с середины страницы)</w:t>
-      </w:r>
+        <w:spacing w:before="0" w:after="0"/>
+        <w:ind w:hanging="0" w:start="709"/>
+        <w:rPr/>
+      </w:pPr>
+      <w:bookmarkStart w:id="19" w:name="__RefHeading___Toc1583_3848753700"/>
+      <w:bookmarkStart w:id="20" w:name="_Toc230206154"/>
+      <w:bookmarkEnd w:id="19"/>
+      <w:r>
+        <w:rPr/>
+        <w:t>4 ОТЗЫВ РУКОВОДИТЕЛЯ</w:t>
+      </w:r>
+      <w:bookmarkEnd w:id="20"/>
     </w:p>
     <w:p>
       <w:pPr>
@@ -3143,27 +2724,7 @@
       </w:pPr>
       <w:r>
         <w:rPr/>
-        <w:t>Рисунки и таблицы должны быть расположены непосредственно после текста, где они упоминаются впервые или на следующей странице, нумеруются арабскими цифрами сквозной нумерацией. На все рисунки и таблицы должны быть ссылки (</w:t>
-      </w:r>
-      <w:r>
-        <w:rPr>
-          <w:color w:val="EE0000"/>
-        </w:rPr>
-        <w:t>рис. 1</w:t>
-      </w:r>
-      <w:r>
-        <w:rPr/>
-        <w:t>) и (</w:t>
-      </w:r>
-      <w:r>
-        <w:rPr>
-          <w:color w:val="EE0000"/>
-        </w:rPr>
-        <w:t>таблица 1</w:t>
-      </w:r>
-      <w:r>
-        <w:rPr/>
-        <w:t>).</w:t>
+        <w:t>Если прохождение практики было по кафедральным темам достаточно добавить формулировку:</w:t>
       </w:r>
     </w:p>
     <w:p>
@@ -3173,22 +2734,62 @@
       </w:pPr>
       <w:r>
         <w:rPr/>
-      </w:r>
-    </w:p>
-    <w:p>
-      <w:pPr>
-        <w:pStyle w:val="Style18"/>
-        <w:rPr>
-          <w:color w:val="C00000"/>
-        </w:rPr>
+        <w:t>По результатам работы учебная практика оценена на &lt;ваша_оценка&gt;.</w:t>
+      </w:r>
+    </w:p>
+    <w:p>
+      <w:pPr>
+        <w:pStyle w:val="BodyText"/>
+        <w:rPr/>
+      </w:pPr>
+      <w:r>
+        <w:rPr/>
+      </w:r>
+    </w:p>
+    <w:p>
+      <w:pPr>
+        <w:pStyle w:val="BodyText"/>
+        <w:rPr/>
+      </w:pPr>
+      <w:r>
+        <w:rPr/>
+        <w:t>Если прохождение практики было по своей теме, то необходимо добавить скан отзыва руководителя с оценкой и подписью, скан должен быть в высоком качестве на всю страницу.</w:t>
+      </w:r>
+    </w:p>
+    <w:p>
+      <w:pPr>
+        <w:pStyle w:val="BodyText"/>
+        <w:rPr/>
+      </w:pPr>
+      <w:r>
+        <w:rPr/>
+        <w:t>Для прохождения автоматической проверки для скана необходима подпись и ссылка в тексте, т.к. он считается рисунком.</w:t>
+      </w:r>
+    </w:p>
+    <w:p>
+      <w:pPr>
+        <w:pStyle w:val="BodyText"/>
+        <w:rPr/>
+      </w:pPr>
+      <w:r>
+        <w:rPr/>
+        <w:t>Отзыв руководителя с оценкой (см. рис. Х).</w:t>
+      </w:r>
+    </w:p>
+    <w:p>
+      <w:pPr>
+        <w:pStyle w:val="BodyText"/>
+        <w:ind w:hanging="0"/>
+        <w:jc w:val="center"/>
+        <w:rPr/>
       </w:pPr>
       <w:r>
         <w:rPr/>
         <w:drawing>
           <wp:inline distT="0" distB="0" distL="0" distR="0">
-            <wp:extent cx="2621915" cy="2611120"/>
+            <wp:extent cx="3568065" cy="5041900"/>
             <wp:effectExtent l="0" t="0" r="0" b="0"/>
-            <wp:docPr id="1" name="Рисунок 3"/>
+            <wp:docPr id="1" name="Рисунок 1"/>
             <wp:cNvGraphicFramePr>
               <a:graphicFrameLocks xmlns:a="http://schemas.openxmlformats.org/drawingml/2006/main" noChangeAspect="1"/>
             </wp:cNvGraphicFramePr>
@@ -3196,1924 +2797,13 @@
               <a:graphicData uri="http://schemas.openxmlformats.org/drawingml/2006/picture">
                 <pic:pic xmlns:pic="http://schemas.openxmlformats.org/drawingml/2006/picture">
                   <pic:nvPicPr>
-                    <pic:cNvPr id="1" name="Рисунок 3"/>
+                    <pic:cNvPr id="1" name="Рисунок 1"/>
                     <pic:cNvPicPr>
                       <a:picLocks noChangeAspect="1" noChangeArrowheads="1"/>
                     </pic:cNvPicPr>
                   </pic:nvPicPr>
                   <pic:blipFill>
                     <a:blip r:embed="rId2"/>
-                    <a:stretch>
-                      <a:fillRect/>
-                    </a:stretch>
-                  </pic:blipFill>
-                  <pic:spPr bwMode="auto">
-                    <a:xfrm>
-                      <a:off x="0" y="0"/>
-                      <a:ext cx="2621915" cy="2611120"/>
-                    </a:xfrm>
-                    <a:prstGeom prst="rect">
-                      <a:avLst/>
-                    </a:prstGeom>
-                    <a:noFill/>
-                  </pic:spPr>
-                </pic:pic>
-              </a:graphicData>
-            </a:graphic>
-          </wp:inline>
-        </w:drawing>
-      </w:r>
-    </w:p>
-    <w:p>
-      <w:pPr>
-        <w:pStyle w:val="Style18"/>
-        <w:rPr/>
-      </w:pPr>
-      <w:r>
-        <w:rPr/>
-        <w:t xml:space="preserve">Рисунок </w:t>
-      </w:r>
-      <w:r>
-        <w:rPr/>
-        <w:fldChar w:fldCharType="begin"/>
-      </w:r>
-      <w:r>
-        <w:rPr/>
-        <w:instrText xml:space="preserve"> SEQ Рисунок \* ARABIC </w:instrText>
-      </w:r>
-      <w:r>
-        <w:rPr/>
-        <w:fldChar w:fldCharType="separate"/>
-      </w:r>
-      <w:r>
-        <w:rPr/>
-        <w:t>1</w:t>
-      </w:r>
-      <w:r>
-        <w:rPr/>
-        <w:fldChar w:fldCharType="end"/>
-      </w:r>
-      <w:r>
-        <w:rPr/>
-        <w:t xml:space="preserve"> – Пример рисунка</w:t>
-      </w:r>
-    </w:p>
-    <w:p>
-      <w:pPr>
-        <w:pStyle w:val="BodyText"/>
-        <w:rPr/>
-      </w:pPr>
-      <w:r>
-        <w:rPr/>
-        <w:t>Таблицу с большим количеством строк допускается переносить на другую страницу, при этом слово «Таблица», ее номер и наименование указывают один раз слева над первой частью таблицы, а над другими частями также слева пишут слова «Продолжение таблицы» и указывают номер таблицы.</w:t>
-      </w:r>
-    </w:p>
-    <w:p>
-      <w:pPr>
-        <w:pStyle w:val="Style17"/>
-        <w:rPr/>
-      </w:pPr>
-      <w:r>
-        <w:rPr/>
-        <w:t>Таблица 1 – Пример таблицы</w:t>
-      </w:r>
-    </w:p>
-    <w:tbl>
-      <w:tblPr>
-        <w:tblStyle w:val="ab"/>
-        <w:tblW w:w="8442" w:type="dxa"/>
-        <w:jc w:val="center"/>
-        <w:tblInd w:w="0" w:type="dxa"/>
-        <w:tblLayout w:type="fixed"/>
-        <w:tblCellMar>
-          <w:top w:w="0" w:type="dxa"/>
-          <w:start w:w="108" w:type="dxa"/>
-          <w:bottom w:w="0" w:type="dxa"/>
-          <w:end w:w="108" w:type="dxa"/>
-        </w:tblCellMar>
-        <w:tblLook w:val="04a0" w:noHBand="0" w:noVBand="1" w:firstColumn="1" w:lastRow="0" w:lastColumn="0" w:firstRow="1"/>
-      </w:tblPr>
-      <w:tblGrid>
-        <w:gridCol w:w="3872"/>
-        <w:gridCol w:w="2868"/>
-        <w:gridCol w:w="1702"/>
-      </w:tblGrid>
-      <w:tr>
-        <w:trPr>
-          <w:tblHeader w:val="true"/>
-        </w:trPr>
-        <w:tc>
-          <w:tcPr>
-            <w:tcW w:w="3872" w:type="dxa"/>
-            <w:tcBorders/>
-          </w:tcPr>
-          <w:p>
-            <w:pPr>
-              <w:pStyle w:val="Style16"/>
-              <w:widowControl/>
-              <w:suppressAutoHyphens w:val="true"/>
-              <w:spacing w:before="0" w:after="0"/>
-              <w:rPr>
-                <w:rFonts w:eastAsia="Noto Serif CJK SC"/>
-                <w:kern w:val="0"/>
-                <w:szCs w:val="20"/>
-                <w:lang w:val="ru-RU" w:eastAsia="zh-CN" w:bidi="hi-IN"/>
-              </w:rPr>
-            </w:pPr>
-            <w:r>
-              <w:rPr>
-                <w:rFonts w:eastAsia="Noto Serif CJK SC"/>
-                <w:kern w:val="0"/>
-                <w:szCs w:val="20"/>
-                <w:lang w:val="ru-RU" w:eastAsia="zh-CN" w:bidi="hi-IN"/>
-              </w:rPr>
-              <w:t>Показатель</w:t>
-            </w:r>
-          </w:p>
-        </w:tc>
-        <w:tc>
-          <w:tcPr>
-            <w:tcW w:w="2868" w:type="dxa"/>
-            <w:tcBorders/>
-          </w:tcPr>
-          <w:p>
-            <w:pPr>
-              <w:pStyle w:val="Style16"/>
-              <w:widowControl/>
-              <w:suppressAutoHyphens w:val="true"/>
-              <w:spacing w:before="0" w:after="0"/>
-              <w:rPr>
-                <w:rFonts w:eastAsia="Noto Serif CJK SC"/>
-                <w:kern w:val="0"/>
-                <w:szCs w:val="20"/>
-                <w:lang w:val="ru-RU" w:eastAsia="zh-CN" w:bidi="hi-IN"/>
-              </w:rPr>
-            </w:pPr>
-            <w:r>
-              <w:rPr>
-                <w:rFonts w:eastAsia="Noto Serif CJK SC"/>
-                <w:kern w:val="0"/>
-                <w:szCs w:val="20"/>
-                <w:lang w:val="ru-RU" w:eastAsia="zh-CN" w:bidi="hi-IN"/>
-              </w:rPr>
-              <w:t>Единица измерения</w:t>
-            </w:r>
-          </w:p>
-        </w:tc>
-        <w:tc>
-          <w:tcPr>
-            <w:tcW w:w="1702" w:type="dxa"/>
-            <w:tcBorders/>
-          </w:tcPr>
-          <w:p>
-            <w:pPr>
-              <w:pStyle w:val="Style16"/>
-              <w:widowControl/>
-              <w:suppressAutoHyphens w:val="true"/>
-              <w:spacing w:before="0" w:after="0"/>
-              <w:rPr>
-                <w:rFonts w:eastAsia="Noto Serif CJK SC"/>
-                <w:kern w:val="0"/>
-                <w:szCs w:val="20"/>
-                <w:lang w:val="ru-RU" w:eastAsia="zh-CN" w:bidi="hi-IN"/>
-              </w:rPr>
-            </w:pPr>
-            <w:r>
-              <w:rPr>
-                <w:rFonts w:eastAsia="Noto Serif CJK SC"/>
-                <w:kern w:val="0"/>
-                <w:szCs w:val="20"/>
-                <w:lang w:val="ru-RU" w:eastAsia="zh-CN" w:bidi="hi-IN"/>
-              </w:rPr>
-              <w:t>Значение</w:t>
-            </w:r>
-          </w:p>
-        </w:tc>
-      </w:tr>
-      <w:tr>
-        <w:trPr/>
-        <w:tc>
-          <w:tcPr>
-            <w:tcW w:w="3872" w:type="dxa"/>
-            <w:tcBorders/>
-          </w:tcPr>
-          <w:p>
-            <w:pPr>
-              <w:pStyle w:val="Style16"/>
-              <w:widowControl/>
-              <w:suppressAutoHyphens w:val="true"/>
-              <w:spacing w:before="0" w:after="0"/>
-              <w:rPr>
-                <w:rFonts w:eastAsia="Noto Serif CJK SC"/>
-                <w:kern w:val="0"/>
-                <w:szCs w:val="20"/>
-                <w:lang w:val="ru-RU" w:eastAsia="zh-CN" w:bidi="hi-IN"/>
-              </w:rPr>
-            </w:pPr>
-            <w:r>
-              <w:rPr>
-                <w:rFonts w:eastAsia="Noto Serif CJK SC"/>
-                <w:kern w:val="0"/>
-                <w:szCs w:val="20"/>
-                <w:lang w:val="ru-RU" w:eastAsia="zh-CN" w:bidi="hi-IN"/>
-              </w:rPr>
-              <w:t>Время работы</w:t>
-            </w:r>
-          </w:p>
-        </w:tc>
-        <w:tc>
-          <w:tcPr>
-            <w:tcW w:w="2868" w:type="dxa"/>
-            <w:tcBorders/>
-          </w:tcPr>
-          <w:p>
-            <w:pPr>
-              <w:pStyle w:val="Style16"/>
-              <w:widowControl/>
-              <w:suppressAutoHyphens w:val="true"/>
-              <w:spacing w:before="0" w:after="0"/>
-              <w:rPr>
-                <w:rFonts w:eastAsia="Noto Serif CJK SC"/>
-                <w:kern w:val="0"/>
-                <w:szCs w:val="20"/>
-                <w:lang w:val="ru-RU" w:eastAsia="zh-CN" w:bidi="hi-IN"/>
-              </w:rPr>
-            </w:pPr>
-            <w:r>
-              <w:rPr>
-                <w:rFonts w:eastAsia="Noto Serif CJK SC"/>
-                <w:kern w:val="0"/>
-                <w:szCs w:val="20"/>
-                <w:lang w:val="ru-RU" w:eastAsia="zh-CN" w:bidi="hi-IN"/>
-              </w:rPr>
-              <w:t>сек.</w:t>
-            </w:r>
-          </w:p>
-        </w:tc>
-        <w:tc>
-          <w:tcPr>
-            <w:tcW w:w="1702" w:type="dxa"/>
-            <w:tcBorders/>
-          </w:tcPr>
-          <w:p>
-            <w:pPr>
-              <w:pStyle w:val="Style16"/>
-              <w:widowControl/>
-              <w:suppressAutoHyphens w:val="true"/>
-              <w:spacing w:before="0" w:after="0"/>
-              <w:rPr>
-                <w:rFonts w:eastAsia="Noto Serif CJK SC"/>
-                <w:kern w:val="0"/>
-                <w:szCs w:val="20"/>
-                <w:lang w:val="ru-RU" w:eastAsia="zh-CN" w:bidi="hi-IN"/>
-              </w:rPr>
-            </w:pPr>
-            <w:r>
-              <w:rPr>
-                <w:rFonts w:eastAsia="Noto Serif CJK SC"/>
-                <w:kern w:val="0"/>
-                <w:szCs w:val="20"/>
-                <w:lang w:val="ru-RU" w:eastAsia="zh-CN" w:bidi="hi-IN"/>
-              </w:rPr>
-              <w:t>159</w:t>
-            </w:r>
-          </w:p>
-        </w:tc>
-      </w:tr>
-      <w:tr>
-        <w:trPr/>
-        <w:tc>
-          <w:tcPr>
-            <w:tcW w:w="3872" w:type="dxa"/>
-            <w:tcBorders/>
-          </w:tcPr>
-          <w:p>
-            <w:pPr>
-              <w:pStyle w:val="Style16"/>
-              <w:widowControl/>
-              <w:suppressAutoHyphens w:val="true"/>
-              <w:spacing w:before="0" w:after="0"/>
-              <w:rPr>
-                <w:rFonts w:eastAsia="Noto Serif CJK SC"/>
-                <w:kern w:val="0"/>
-                <w:szCs w:val="20"/>
-                <w:lang w:val="ru-RU" w:eastAsia="zh-CN" w:bidi="hi-IN"/>
-              </w:rPr>
-            </w:pPr>
-            <w:r>
-              <w:rPr>
-                <w:rFonts w:eastAsia="Noto Serif CJK SC"/>
-                <w:kern w:val="0"/>
-                <w:szCs w:val="20"/>
-                <w:lang w:val="ru-RU" w:eastAsia="zh-CN" w:bidi="hi-IN"/>
-              </w:rPr>
-              <w:t>Показатель 1</w:t>
-            </w:r>
-          </w:p>
-        </w:tc>
-        <w:tc>
-          <w:tcPr>
-            <w:tcW w:w="2868" w:type="dxa"/>
-            <w:tcBorders/>
-          </w:tcPr>
-          <w:p>
-            <w:pPr>
-              <w:pStyle w:val="Style16"/>
-              <w:widowControl/>
-              <w:suppressAutoHyphens w:val="true"/>
-              <w:spacing w:before="0" w:after="0"/>
-              <w:rPr>
-                <w:rFonts w:eastAsia="Noto Serif CJK SC"/>
-                <w:kern w:val="0"/>
-                <w:szCs w:val="20"/>
-                <w:lang w:val="ru-RU" w:eastAsia="zh-CN" w:bidi="hi-IN"/>
-              </w:rPr>
-            </w:pPr>
-            <w:r>
-              <w:rPr>
-                <w:rFonts w:eastAsia="Noto Serif CJK SC"/>
-                <w:kern w:val="0"/>
-                <w:szCs w:val="20"/>
-                <w:lang w:val="ru-RU" w:eastAsia="zh-CN" w:bidi="hi-IN"/>
-              </w:rPr>
-              <w:t>ед.</w:t>
-            </w:r>
-          </w:p>
-        </w:tc>
-        <w:tc>
-          <w:tcPr>
-            <w:tcW w:w="1702" w:type="dxa"/>
-            <w:tcBorders/>
-          </w:tcPr>
-          <w:p>
-            <w:pPr>
-              <w:pStyle w:val="Style16"/>
-              <w:widowControl/>
-              <w:suppressAutoHyphens w:val="true"/>
-              <w:spacing w:before="0" w:after="0"/>
-              <w:rPr>
-                <w:rFonts w:eastAsia="Noto Serif CJK SC"/>
-                <w:kern w:val="0"/>
-                <w:szCs w:val="20"/>
-                <w:lang w:val="ru-RU" w:eastAsia="zh-CN" w:bidi="hi-IN"/>
-              </w:rPr>
-            </w:pPr>
-            <w:r>
-              <w:rPr>
-                <w:rFonts w:eastAsia="Noto Serif CJK SC"/>
-                <w:kern w:val="0"/>
-                <w:szCs w:val="20"/>
-                <w:lang w:val="ru-RU" w:eastAsia="zh-CN" w:bidi="hi-IN"/>
-              </w:rPr>
-              <w:t>1</w:t>
-            </w:r>
-          </w:p>
-        </w:tc>
-      </w:tr>
-      <w:tr>
-        <w:trPr/>
-        <w:tc>
-          <w:tcPr>
-            <w:tcW w:w="3872" w:type="dxa"/>
-            <w:tcBorders/>
-          </w:tcPr>
-          <w:p>
-            <w:pPr>
-              <w:pStyle w:val="Style16"/>
-              <w:widowControl/>
-              <w:suppressAutoHyphens w:val="true"/>
-              <w:spacing w:before="0" w:after="0"/>
-              <w:rPr>
-                <w:rFonts w:eastAsia="Noto Serif CJK SC"/>
-                <w:kern w:val="0"/>
-                <w:szCs w:val="20"/>
-                <w:lang w:val="ru-RU" w:eastAsia="zh-CN" w:bidi="hi-IN"/>
-              </w:rPr>
-            </w:pPr>
-            <w:r>
-              <w:rPr>
-                <w:rFonts w:eastAsia="Noto Serif CJK SC"/>
-                <w:kern w:val="0"/>
-                <w:szCs w:val="20"/>
-                <w:lang w:val="ru-RU" w:eastAsia="zh-CN" w:bidi="hi-IN"/>
-              </w:rPr>
-              <w:t>Показатель 2</w:t>
-            </w:r>
-          </w:p>
-        </w:tc>
-        <w:tc>
-          <w:tcPr>
-            <w:tcW w:w="2868" w:type="dxa"/>
-            <w:tcBorders/>
-          </w:tcPr>
-          <w:p>
-            <w:pPr>
-              <w:pStyle w:val="Style16"/>
-              <w:widowControl/>
-              <w:suppressAutoHyphens w:val="true"/>
-              <w:spacing w:before="0" w:after="0"/>
-              <w:rPr>
-                <w:rFonts w:eastAsia="Noto Serif CJK SC"/>
-                <w:kern w:val="0"/>
-                <w:szCs w:val="20"/>
-                <w:lang w:val="ru-RU" w:eastAsia="zh-CN" w:bidi="hi-IN"/>
-              </w:rPr>
-            </w:pPr>
-            <w:r>
-              <w:rPr>
-                <w:rFonts w:eastAsia="Noto Serif CJK SC"/>
-                <w:kern w:val="0"/>
-                <w:szCs w:val="20"/>
-                <w:lang w:val="ru-RU" w:eastAsia="zh-CN" w:bidi="hi-IN"/>
-              </w:rPr>
-              <w:t>ед.</w:t>
-            </w:r>
-          </w:p>
-        </w:tc>
-        <w:tc>
-          <w:tcPr>
-            <w:tcW w:w="1702" w:type="dxa"/>
-            <w:tcBorders/>
-          </w:tcPr>
-          <w:p>
-            <w:pPr>
-              <w:pStyle w:val="Style16"/>
-              <w:widowControl/>
-              <w:suppressAutoHyphens w:val="true"/>
-              <w:spacing w:before="0" w:after="0"/>
-              <w:rPr>
-                <w:rFonts w:eastAsia="Noto Serif CJK SC"/>
-                <w:kern w:val="0"/>
-                <w:szCs w:val="20"/>
-                <w:lang w:val="ru-RU" w:eastAsia="zh-CN" w:bidi="hi-IN"/>
-              </w:rPr>
-            </w:pPr>
-            <w:r>
-              <w:rPr>
-                <w:rFonts w:eastAsia="Noto Serif CJK SC"/>
-                <w:kern w:val="0"/>
-                <w:szCs w:val="20"/>
-                <w:lang w:val="ru-RU" w:eastAsia="zh-CN" w:bidi="hi-IN"/>
-              </w:rPr>
-              <w:t>1</w:t>
-            </w:r>
-          </w:p>
-        </w:tc>
-      </w:tr>
-      <w:tr>
-        <w:trPr/>
-        <w:tc>
-          <w:tcPr>
-            <w:tcW w:w="3872" w:type="dxa"/>
-            <w:tcBorders/>
-          </w:tcPr>
-          <w:p>
-            <w:pPr>
-              <w:pStyle w:val="Style16"/>
-              <w:widowControl/>
-              <w:suppressAutoHyphens w:val="true"/>
-              <w:spacing w:before="0" w:after="0"/>
-              <w:rPr>
-                <w:rFonts w:eastAsia="Noto Serif CJK SC"/>
-                <w:kern w:val="0"/>
-                <w:szCs w:val="20"/>
-                <w:lang w:val="ru-RU" w:eastAsia="zh-CN" w:bidi="hi-IN"/>
-              </w:rPr>
-            </w:pPr>
-            <w:r>
-              <w:rPr>
-                <w:rFonts w:eastAsia="Noto Serif CJK SC"/>
-                <w:kern w:val="0"/>
-                <w:szCs w:val="20"/>
-                <w:lang w:val="ru-RU" w:eastAsia="zh-CN" w:bidi="hi-IN"/>
-              </w:rPr>
-              <w:t>Показатель 3</w:t>
-            </w:r>
-          </w:p>
-        </w:tc>
-        <w:tc>
-          <w:tcPr>
-            <w:tcW w:w="2868" w:type="dxa"/>
-            <w:tcBorders/>
-          </w:tcPr>
-          <w:p>
-            <w:pPr>
-              <w:pStyle w:val="Style16"/>
-              <w:widowControl/>
-              <w:suppressAutoHyphens w:val="true"/>
-              <w:spacing w:before="0" w:after="0"/>
-              <w:rPr>
-                <w:rFonts w:eastAsia="Noto Serif CJK SC"/>
-                <w:kern w:val="0"/>
-                <w:szCs w:val="20"/>
-                <w:lang w:val="ru-RU" w:eastAsia="zh-CN" w:bidi="hi-IN"/>
-              </w:rPr>
-            </w:pPr>
-            <w:r>
-              <w:rPr>
-                <w:rFonts w:eastAsia="Noto Serif CJK SC"/>
-                <w:kern w:val="0"/>
-                <w:szCs w:val="20"/>
-                <w:lang w:val="ru-RU" w:eastAsia="zh-CN" w:bidi="hi-IN"/>
-              </w:rPr>
-              <w:t>ед.</w:t>
-            </w:r>
-          </w:p>
-        </w:tc>
-        <w:tc>
-          <w:tcPr>
-            <w:tcW w:w="1702" w:type="dxa"/>
-            <w:tcBorders/>
-          </w:tcPr>
-          <w:p>
-            <w:pPr>
-              <w:pStyle w:val="Style16"/>
-              <w:widowControl/>
-              <w:suppressAutoHyphens w:val="true"/>
-              <w:spacing w:before="0" w:after="0"/>
-              <w:rPr>
-                <w:rFonts w:eastAsia="Noto Serif CJK SC"/>
-                <w:kern w:val="0"/>
-                <w:szCs w:val="20"/>
-                <w:lang w:val="ru-RU" w:eastAsia="zh-CN" w:bidi="hi-IN"/>
-              </w:rPr>
-            </w:pPr>
-            <w:r>
-              <w:rPr>
-                <w:rFonts w:eastAsia="Noto Serif CJK SC"/>
-                <w:kern w:val="0"/>
-                <w:szCs w:val="20"/>
-                <w:lang w:val="ru-RU" w:eastAsia="zh-CN" w:bidi="hi-IN"/>
-              </w:rPr>
-              <w:t>1</w:t>
-            </w:r>
-          </w:p>
-        </w:tc>
-      </w:tr>
-      <w:tr>
-        <w:trPr/>
-        <w:tc>
-          <w:tcPr>
-            <w:tcW w:w="3872" w:type="dxa"/>
-            <w:tcBorders/>
-          </w:tcPr>
-          <w:p>
-            <w:pPr>
-              <w:pStyle w:val="Style16"/>
-              <w:widowControl/>
-              <w:suppressAutoHyphens w:val="true"/>
-              <w:spacing w:before="0" w:after="0"/>
-              <w:rPr>
-                <w:rFonts w:eastAsia="Noto Serif CJK SC"/>
-                <w:kern w:val="0"/>
-                <w:szCs w:val="20"/>
-                <w:lang w:val="ru-RU" w:eastAsia="zh-CN" w:bidi="hi-IN"/>
-              </w:rPr>
-            </w:pPr>
-            <w:r>
-              <w:rPr>
-                <w:rFonts w:eastAsia="Noto Serif CJK SC"/>
-                <w:kern w:val="0"/>
-                <w:szCs w:val="20"/>
-                <w:lang w:val="ru-RU" w:eastAsia="zh-CN" w:bidi="hi-IN"/>
-              </w:rPr>
-              <w:t>Показатель 4</w:t>
-            </w:r>
-          </w:p>
-        </w:tc>
-        <w:tc>
-          <w:tcPr>
-            <w:tcW w:w="2868" w:type="dxa"/>
-            <w:tcBorders/>
-          </w:tcPr>
-          <w:p>
-            <w:pPr>
-              <w:pStyle w:val="Style16"/>
-              <w:widowControl/>
-              <w:suppressAutoHyphens w:val="true"/>
-              <w:spacing w:before="0" w:after="0"/>
-              <w:rPr>
-                <w:rFonts w:eastAsia="Noto Serif CJK SC"/>
-                <w:kern w:val="0"/>
-                <w:szCs w:val="20"/>
-                <w:lang w:val="ru-RU" w:eastAsia="zh-CN" w:bidi="hi-IN"/>
-              </w:rPr>
-            </w:pPr>
-            <w:r>
-              <w:rPr>
-                <w:rFonts w:eastAsia="Noto Serif CJK SC"/>
-                <w:kern w:val="0"/>
-                <w:szCs w:val="20"/>
-                <w:lang w:val="ru-RU" w:eastAsia="zh-CN" w:bidi="hi-IN"/>
-              </w:rPr>
-              <w:t>ед.</w:t>
-            </w:r>
-          </w:p>
-        </w:tc>
-        <w:tc>
-          <w:tcPr>
-            <w:tcW w:w="1702" w:type="dxa"/>
-            <w:tcBorders/>
-          </w:tcPr>
-          <w:p>
-            <w:pPr>
-              <w:pStyle w:val="Style16"/>
-              <w:widowControl/>
-              <w:suppressAutoHyphens w:val="true"/>
-              <w:spacing w:before="0" w:after="0"/>
-              <w:rPr>
-                <w:rFonts w:eastAsia="Noto Serif CJK SC"/>
-                <w:kern w:val="0"/>
-                <w:szCs w:val="20"/>
-                <w:lang w:val="ru-RU" w:eastAsia="zh-CN" w:bidi="hi-IN"/>
-              </w:rPr>
-            </w:pPr>
-            <w:r>
-              <w:rPr>
-                <w:rFonts w:eastAsia="Noto Serif CJK SC"/>
-                <w:kern w:val="0"/>
-                <w:szCs w:val="20"/>
-                <w:lang w:val="ru-RU" w:eastAsia="zh-CN" w:bidi="hi-IN"/>
-              </w:rPr>
-              <w:t>1</w:t>
-            </w:r>
-          </w:p>
-        </w:tc>
-      </w:tr>
-      <w:tr>
-        <w:trPr/>
-        <w:tc>
-          <w:tcPr>
-            <w:tcW w:w="3872" w:type="dxa"/>
-            <w:tcBorders/>
-          </w:tcPr>
-          <w:p>
-            <w:pPr>
-              <w:pStyle w:val="Style16"/>
-              <w:widowControl/>
-              <w:suppressAutoHyphens w:val="true"/>
-              <w:spacing w:before="0" w:after="0"/>
-              <w:rPr>
-                <w:rFonts w:eastAsia="Noto Serif CJK SC"/>
-                <w:kern w:val="0"/>
-                <w:szCs w:val="20"/>
-                <w:lang w:val="ru-RU" w:eastAsia="zh-CN" w:bidi="hi-IN"/>
-              </w:rPr>
-            </w:pPr>
-            <w:r>
-              <w:rPr>
-                <w:rFonts w:eastAsia="Noto Serif CJK SC"/>
-                <w:kern w:val="0"/>
-                <w:szCs w:val="20"/>
-                <w:lang w:val="ru-RU" w:eastAsia="zh-CN" w:bidi="hi-IN"/>
-              </w:rPr>
-              <w:t>Показатель 5</w:t>
-            </w:r>
-          </w:p>
-        </w:tc>
-        <w:tc>
-          <w:tcPr>
-            <w:tcW w:w="2868" w:type="dxa"/>
-            <w:tcBorders/>
-          </w:tcPr>
-          <w:p>
-            <w:pPr>
-              <w:pStyle w:val="Style16"/>
-              <w:widowControl/>
-              <w:suppressAutoHyphens w:val="true"/>
-              <w:spacing w:before="0" w:after="0"/>
-              <w:rPr>
-                <w:rFonts w:eastAsia="Noto Serif CJK SC"/>
-                <w:kern w:val="0"/>
-                <w:szCs w:val="20"/>
-                <w:lang w:val="ru-RU" w:eastAsia="zh-CN" w:bidi="hi-IN"/>
-              </w:rPr>
-            </w:pPr>
-            <w:r>
-              <w:rPr>
-                <w:rFonts w:eastAsia="Noto Serif CJK SC"/>
-                <w:kern w:val="0"/>
-                <w:szCs w:val="20"/>
-                <w:lang w:val="ru-RU" w:eastAsia="zh-CN" w:bidi="hi-IN"/>
-              </w:rPr>
-              <w:t>ед.</w:t>
-            </w:r>
-          </w:p>
-        </w:tc>
-        <w:tc>
-          <w:tcPr>
-            <w:tcW w:w="1702" w:type="dxa"/>
-            <w:tcBorders/>
-          </w:tcPr>
-          <w:p>
-            <w:pPr>
-              <w:pStyle w:val="Style16"/>
-              <w:widowControl/>
-              <w:suppressAutoHyphens w:val="true"/>
-              <w:spacing w:before="0" w:after="0"/>
-              <w:rPr>
-                <w:rFonts w:eastAsia="Noto Serif CJK SC"/>
-                <w:kern w:val="0"/>
-                <w:szCs w:val="20"/>
-                <w:lang w:val="ru-RU" w:eastAsia="zh-CN" w:bidi="hi-IN"/>
-              </w:rPr>
-            </w:pPr>
-            <w:r>
-              <w:rPr>
-                <w:rFonts w:eastAsia="Noto Serif CJK SC"/>
-                <w:kern w:val="0"/>
-                <w:szCs w:val="20"/>
-                <w:lang w:val="ru-RU" w:eastAsia="zh-CN" w:bidi="hi-IN"/>
-              </w:rPr>
-              <w:t>1</w:t>
-            </w:r>
-          </w:p>
-        </w:tc>
-      </w:tr>
-      <w:tr>
-        <w:trPr/>
-        <w:tc>
-          <w:tcPr>
-            <w:tcW w:w="3872" w:type="dxa"/>
-            <w:tcBorders/>
-          </w:tcPr>
-          <w:p>
-            <w:pPr>
-              <w:pStyle w:val="Style16"/>
-              <w:widowControl/>
-              <w:suppressAutoHyphens w:val="true"/>
-              <w:spacing w:before="0" w:after="0"/>
-              <w:rPr>
-                <w:rFonts w:eastAsia="Noto Serif CJK SC"/>
-                <w:kern w:val="0"/>
-                <w:szCs w:val="20"/>
-                <w:lang w:val="ru-RU" w:eastAsia="zh-CN" w:bidi="hi-IN"/>
-              </w:rPr>
-            </w:pPr>
-            <w:r>
-              <w:rPr>
-                <w:rFonts w:eastAsia="Noto Serif CJK SC"/>
-                <w:kern w:val="0"/>
-                <w:szCs w:val="20"/>
-                <w:lang w:val="ru-RU" w:eastAsia="zh-CN" w:bidi="hi-IN"/>
-              </w:rPr>
-              <w:t>Показатель 6</w:t>
-            </w:r>
-          </w:p>
-        </w:tc>
-        <w:tc>
-          <w:tcPr>
-            <w:tcW w:w="2868" w:type="dxa"/>
-            <w:tcBorders/>
-          </w:tcPr>
-          <w:p>
-            <w:pPr>
-              <w:pStyle w:val="Style16"/>
-              <w:widowControl/>
-              <w:suppressAutoHyphens w:val="true"/>
-              <w:spacing w:before="0" w:after="0"/>
-              <w:rPr>
-                <w:rFonts w:eastAsia="Noto Serif CJK SC"/>
-                <w:kern w:val="0"/>
-                <w:szCs w:val="20"/>
-                <w:lang w:val="ru-RU" w:eastAsia="zh-CN" w:bidi="hi-IN"/>
-              </w:rPr>
-            </w:pPr>
-            <w:r>
-              <w:rPr>
-                <w:rFonts w:eastAsia="Noto Serif CJK SC"/>
-                <w:kern w:val="0"/>
-                <w:szCs w:val="20"/>
-                <w:lang w:val="ru-RU" w:eastAsia="zh-CN" w:bidi="hi-IN"/>
-              </w:rPr>
-              <w:t>ед.</w:t>
-            </w:r>
-          </w:p>
-        </w:tc>
-        <w:tc>
-          <w:tcPr>
-            <w:tcW w:w="1702" w:type="dxa"/>
-            <w:tcBorders/>
-          </w:tcPr>
-          <w:p>
-            <w:pPr>
-              <w:pStyle w:val="Style16"/>
-              <w:widowControl/>
-              <w:suppressAutoHyphens w:val="true"/>
-              <w:spacing w:before="0" w:after="0"/>
-              <w:rPr>
-                <w:rFonts w:eastAsia="Noto Serif CJK SC"/>
-                <w:kern w:val="0"/>
-                <w:szCs w:val="20"/>
-                <w:lang w:val="ru-RU" w:eastAsia="zh-CN" w:bidi="hi-IN"/>
-              </w:rPr>
-            </w:pPr>
-            <w:r>
-              <w:rPr>
-                <w:rFonts w:eastAsia="Noto Serif CJK SC"/>
-                <w:kern w:val="0"/>
-                <w:szCs w:val="20"/>
-                <w:lang w:val="ru-RU" w:eastAsia="zh-CN" w:bidi="hi-IN"/>
-              </w:rPr>
-              <w:t>1</w:t>
-            </w:r>
-          </w:p>
-        </w:tc>
-      </w:tr>
-      <w:tr>
-        <w:trPr/>
-        <w:tc>
-          <w:tcPr>
-            <w:tcW w:w="3872" w:type="dxa"/>
-            <w:tcBorders/>
-          </w:tcPr>
-          <w:p>
-            <w:pPr>
-              <w:pStyle w:val="Style16"/>
-              <w:widowControl/>
-              <w:suppressAutoHyphens w:val="true"/>
-              <w:spacing w:before="0" w:after="0"/>
-              <w:rPr>
-                <w:rFonts w:eastAsia="Noto Serif CJK SC"/>
-                <w:kern w:val="0"/>
-                <w:szCs w:val="20"/>
-                <w:lang w:val="ru-RU" w:eastAsia="zh-CN" w:bidi="hi-IN"/>
-              </w:rPr>
-            </w:pPr>
-            <w:r>
-              <w:rPr>
-                <w:rFonts w:eastAsia="Noto Serif CJK SC"/>
-                <w:kern w:val="0"/>
-                <w:szCs w:val="20"/>
-                <w:lang w:val="ru-RU" w:eastAsia="zh-CN" w:bidi="hi-IN"/>
-              </w:rPr>
-              <w:t>Показатель 7</w:t>
-            </w:r>
-          </w:p>
-        </w:tc>
-        <w:tc>
-          <w:tcPr>
-            <w:tcW w:w="2868" w:type="dxa"/>
-            <w:tcBorders/>
-          </w:tcPr>
-          <w:p>
-            <w:pPr>
-              <w:pStyle w:val="Style16"/>
-              <w:widowControl/>
-              <w:suppressAutoHyphens w:val="true"/>
-              <w:spacing w:before="0" w:after="0"/>
-              <w:rPr>
-                <w:rFonts w:eastAsia="Noto Serif CJK SC"/>
-                <w:kern w:val="0"/>
-                <w:szCs w:val="20"/>
-                <w:lang w:val="ru-RU" w:eastAsia="zh-CN" w:bidi="hi-IN"/>
-              </w:rPr>
-            </w:pPr>
-            <w:r>
-              <w:rPr>
-                <w:rFonts w:eastAsia="Noto Serif CJK SC"/>
-                <w:kern w:val="0"/>
-                <w:szCs w:val="20"/>
-                <w:lang w:val="ru-RU" w:eastAsia="zh-CN" w:bidi="hi-IN"/>
-              </w:rPr>
-              <w:t>ед.</w:t>
-            </w:r>
-          </w:p>
-        </w:tc>
-        <w:tc>
-          <w:tcPr>
-            <w:tcW w:w="1702" w:type="dxa"/>
-            <w:tcBorders/>
-          </w:tcPr>
-          <w:p>
-            <w:pPr>
-              <w:pStyle w:val="Style16"/>
-              <w:widowControl/>
-              <w:suppressAutoHyphens w:val="true"/>
-              <w:spacing w:before="0" w:after="0"/>
-              <w:rPr>
-                <w:rFonts w:eastAsia="Noto Serif CJK SC"/>
-                <w:kern w:val="0"/>
-                <w:szCs w:val="20"/>
-                <w:lang w:val="ru-RU" w:eastAsia="zh-CN" w:bidi="hi-IN"/>
-              </w:rPr>
-            </w:pPr>
-            <w:r>
-              <w:rPr>
-                <w:rFonts w:eastAsia="Noto Serif CJK SC"/>
-                <w:kern w:val="0"/>
-                <w:szCs w:val="20"/>
-                <w:lang w:val="ru-RU" w:eastAsia="zh-CN" w:bidi="hi-IN"/>
-              </w:rPr>
-              <w:t>1</w:t>
-            </w:r>
-          </w:p>
-        </w:tc>
-      </w:tr>
-      <w:tr>
-        <w:trPr/>
-        <w:tc>
-          <w:tcPr>
-            <w:tcW w:w="3872" w:type="dxa"/>
-            <w:tcBorders/>
-          </w:tcPr>
-          <w:p>
-            <w:pPr>
-              <w:pStyle w:val="Style16"/>
-              <w:widowControl/>
-              <w:suppressAutoHyphens w:val="true"/>
-              <w:spacing w:before="0" w:after="0"/>
-              <w:rPr>
-                <w:rFonts w:eastAsia="Noto Serif CJK SC"/>
-                <w:kern w:val="0"/>
-                <w:szCs w:val="20"/>
-                <w:lang w:val="ru-RU" w:eastAsia="zh-CN" w:bidi="hi-IN"/>
-              </w:rPr>
-            </w:pPr>
-            <w:r>
-              <w:rPr>
-                <w:rFonts w:eastAsia="Noto Serif CJK SC"/>
-                <w:kern w:val="0"/>
-                <w:szCs w:val="20"/>
-                <w:lang w:val="ru-RU" w:eastAsia="zh-CN" w:bidi="hi-IN"/>
-              </w:rPr>
-              <w:t>Показатель 8</w:t>
-            </w:r>
-          </w:p>
-        </w:tc>
-        <w:tc>
-          <w:tcPr>
-            <w:tcW w:w="2868" w:type="dxa"/>
-            <w:tcBorders/>
-          </w:tcPr>
-          <w:p>
-            <w:pPr>
-              <w:pStyle w:val="Style16"/>
-              <w:widowControl/>
-              <w:suppressAutoHyphens w:val="true"/>
-              <w:spacing w:before="0" w:after="0"/>
-              <w:rPr>
-                <w:rFonts w:eastAsia="Noto Serif CJK SC"/>
-                <w:kern w:val="0"/>
-                <w:szCs w:val="20"/>
-                <w:lang w:val="ru-RU" w:eastAsia="zh-CN" w:bidi="hi-IN"/>
-              </w:rPr>
-            </w:pPr>
-            <w:r>
-              <w:rPr>
-                <w:rFonts w:eastAsia="Noto Serif CJK SC"/>
-                <w:kern w:val="0"/>
-                <w:szCs w:val="20"/>
-                <w:lang w:val="ru-RU" w:eastAsia="zh-CN" w:bidi="hi-IN"/>
-              </w:rPr>
-              <w:t>ед.</w:t>
-            </w:r>
-          </w:p>
-        </w:tc>
-        <w:tc>
-          <w:tcPr>
-            <w:tcW w:w="1702" w:type="dxa"/>
-            <w:tcBorders/>
-          </w:tcPr>
-          <w:p>
-            <w:pPr>
-              <w:pStyle w:val="Style16"/>
-              <w:widowControl/>
-              <w:suppressAutoHyphens w:val="true"/>
-              <w:spacing w:before="0" w:after="0"/>
-              <w:rPr>
-                <w:rFonts w:eastAsia="Noto Serif CJK SC"/>
-                <w:kern w:val="0"/>
-                <w:szCs w:val="20"/>
-                <w:lang w:val="ru-RU" w:eastAsia="zh-CN" w:bidi="hi-IN"/>
-              </w:rPr>
-            </w:pPr>
-            <w:r>
-              <w:rPr>
-                <w:rFonts w:eastAsia="Noto Serif CJK SC"/>
-                <w:kern w:val="0"/>
-                <w:szCs w:val="20"/>
-                <w:lang w:val="ru-RU" w:eastAsia="zh-CN" w:bidi="hi-IN"/>
-              </w:rPr>
-              <w:t>1</w:t>
-            </w:r>
-          </w:p>
-        </w:tc>
-      </w:tr>
-      <w:tr>
-        <w:trPr/>
-        <w:tc>
-          <w:tcPr>
-            <w:tcW w:w="3872" w:type="dxa"/>
-            <w:tcBorders/>
-          </w:tcPr>
-          <w:p>
-            <w:pPr>
-              <w:pStyle w:val="Style16"/>
-              <w:widowControl/>
-              <w:suppressAutoHyphens w:val="true"/>
-              <w:spacing w:before="0" w:after="0"/>
-              <w:rPr>
-                <w:rFonts w:eastAsia="Noto Serif CJK SC"/>
-                <w:kern w:val="0"/>
-                <w:szCs w:val="20"/>
-                <w:lang w:val="ru-RU" w:eastAsia="zh-CN" w:bidi="hi-IN"/>
-              </w:rPr>
-            </w:pPr>
-            <w:r>
-              <w:rPr>
-                <w:rFonts w:eastAsia="Noto Serif CJK SC"/>
-                <w:kern w:val="0"/>
-                <w:szCs w:val="20"/>
-                <w:lang w:val="ru-RU" w:eastAsia="zh-CN" w:bidi="hi-IN"/>
-              </w:rPr>
-              <w:t>Показатель 9</w:t>
-            </w:r>
-          </w:p>
-        </w:tc>
-        <w:tc>
-          <w:tcPr>
-            <w:tcW w:w="2868" w:type="dxa"/>
-            <w:tcBorders/>
-          </w:tcPr>
-          <w:p>
-            <w:pPr>
-              <w:pStyle w:val="Style16"/>
-              <w:widowControl/>
-              <w:suppressAutoHyphens w:val="true"/>
-              <w:spacing w:before="0" w:after="0"/>
-              <w:rPr>
-                <w:rFonts w:eastAsia="Noto Serif CJK SC"/>
-                <w:kern w:val="0"/>
-                <w:szCs w:val="20"/>
-                <w:lang w:val="ru-RU" w:eastAsia="zh-CN" w:bidi="hi-IN"/>
-              </w:rPr>
-            </w:pPr>
-            <w:r>
-              <w:rPr>
-                <w:rFonts w:eastAsia="Noto Serif CJK SC"/>
-                <w:kern w:val="0"/>
-                <w:szCs w:val="20"/>
-                <w:lang w:val="ru-RU" w:eastAsia="zh-CN" w:bidi="hi-IN"/>
-              </w:rPr>
-              <w:t>ед.</w:t>
-            </w:r>
-          </w:p>
-        </w:tc>
-        <w:tc>
-          <w:tcPr>
-            <w:tcW w:w="1702" w:type="dxa"/>
-            <w:tcBorders/>
-          </w:tcPr>
-          <w:p>
-            <w:pPr>
-              <w:pStyle w:val="Style16"/>
-              <w:widowControl/>
-              <w:suppressAutoHyphens w:val="true"/>
-              <w:spacing w:before="0" w:after="0"/>
-              <w:rPr>
-                <w:rFonts w:eastAsia="Noto Serif CJK SC"/>
-                <w:kern w:val="0"/>
-                <w:szCs w:val="20"/>
-                <w:lang w:val="ru-RU" w:eastAsia="zh-CN" w:bidi="hi-IN"/>
-              </w:rPr>
-            </w:pPr>
-            <w:r>
-              <w:rPr>
-                <w:rFonts w:eastAsia="Noto Serif CJK SC"/>
-                <w:kern w:val="0"/>
-                <w:szCs w:val="20"/>
-                <w:lang w:val="ru-RU" w:eastAsia="zh-CN" w:bidi="hi-IN"/>
-              </w:rPr>
-              <w:t>1</w:t>
-            </w:r>
-          </w:p>
-        </w:tc>
-      </w:tr>
-      <w:tr>
-        <w:trPr/>
-        <w:tc>
-          <w:tcPr>
-            <w:tcW w:w="3872" w:type="dxa"/>
-            <w:tcBorders/>
-          </w:tcPr>
-          <w:p>
-            <w:pPr>
-              <w:pStyle w:val="Style16"/>
-              <w:widowControl/>
-              <w:suppressAutoHyphens w:val="true"/>
-              <w:spacing w:before="0" w:after="0"/>
-              <w:rPr>
-                <w:rFonts w:eastAsia="Noto Serif CJK SC"/>
-                <w:kern w:val="0"/>
-                <w:szCs w:val="20"/>
-                <w:lang w:val="ru-RU" w:eastAsia="zh-CN" w:bidi="hi-IN"/>
-              </w:rPr>
-            </w:pPr>
-            <w:r>
-              <w:rPr>
-                <w:rFonts w:eastAsia="Noto Serif CJK SC"/>
-                <w:kern w:val="0"/>
-                <w:szCs w:val="20"/>
-                <w:lang w:val="ru-RU" w:eastAsia="zh-CN" w:bidi="hi-IN"/>
-              </w:rPr>
-              <w:t>Показатель 10</w:t>
-            </w:r>
-          </w:p>
-        </w:tc>
-        <w:tc>
-          <w:tcPr>
-            <w:tcW w:w="2868" w:type="dxa"/>
-            <w:tcBorders/>
-          </w:tcPr>
-          <w:p>
-            <w:pPr>
-              <w:pStyle w:val="Style16"/>
-              <w:widowControl/>
-              <w:suppressAutoHyphens w:val="true"/>
-              <w:spacing w:before="0" w:after="0"/>
-              <w:rPr>
-                <w:rFonts w:eastAsia="Noto Serif CJK SC"/>
-                <w:kern w:val="0"/>
-                <w:szCs w:val="20"/>
-                <w:lang w:val="ru-RU" w:eastAsia="zh-CN" w:bidi="hi-IN"/>
-              </w:rPr>
-            </w:pPr>
-            <w:r>
-              <w:rPr>
-                <w:rFonts w:eastAsia="Noto Serif CJK SC"/>
-                <w:kern w:val="0"/>
-                <w:szCs w:val="20"/>
-                <w:lang w:val="ru-RU" w:eastAsia="zh-CN" w:bidi="hi-IN"/>
-              </w:rPr>
-              <w:t>ед.</w:t>
-            </w:r>
-          </w:p>
-        </w:tc>
-        <w:tc>
-          <w:tcPr>
-            <w:tcW w:w="1702" w:type="dxa"/>
-            <w:tcBorders/>
-          </w:tcPr>
-          <w:p>
-            <w:pPr>
-              <w:pStyle w:val="Style16"/>
-              <w:widowControl/>
-              <w:suppressAutoHyphens w:val="true"/>
-              <w:spacing w:before="0" w:after="0"/>
-              <w:rPr>
-                <w:rFonts w:eastAsia="Noto Serif CJK SC"/>
-                <w:kern w:val="0"/>
-                <w:szCs w:val="20"/>
-                <w:lang w:val="ru-RU" w:eastAsia="zh-CN" w:bidi="hi-IN"/>
-              </w:rPr>
-            </w:pPr>
-            <w:r>
-              <w:rPr>
-                <w:rFonts w:eastAsia="Noto Serif CJK SC"/>
-                <w:kern w:val="0"/>
-                <w:szCs w:val="20"/>
-                <w:lang w:val="ru-RU" w:eastAsia="zh-CN" w:bidi="hi-IN"/>
-              </w:rPr>
-              <w:t>1</w:t>
-            </w:r>
-          </w:p>
-        </w:tc>
-      </w:tr>
-      <w:tr>
-        <w:trPr/>
-        <w:tc>
-          <w:tcPr>
-            <w:tcW w:w="3872" w:type="dxa"/>
-            <w:tcBorders/>
-          </w:tcPr>
-          <w:p>
-            <w:pPr>
-              <w:pStyle w:val="Style16"/>
-              <w:widowControl/>
-              <w:suppressAutoHyphens w:val="true"/>
-              <w:spacing w:before="0" w:after="0"/>
-              <w:rPr>
-                <w:rFonts w:eastAsia="Noto Serif CJK SC"/>
-                <w:kern w:val="0"/>
-                <w:szCs w:val="20"/>
-                <w:lang w:val="ru-RU" w:eastAsia="zh-CN" w:bidi="hi-IN"/>
-              </w:rPr>
-            </w:pPr>
-            <w:r>
-              <w:rPr>
-                <w:rFonts w:eastAsia="Noto Serif CJK SC"/>
-                <w:kern w:val="0"/>
-                <w:szCs w:val="20"/>
-                <w:lang w:val="ru-RU" w:eastAsia="zh-CN" w:bidi="hi-IN"/>
-              </w:rPr>
-              <w:t>Показатель 11</w:t>
-            </w:r>
-          </w:p>
-        </w:tc>
-        <w:tc>
-          <w:tcPr>
-            <w:tcW w:w="2868" w:type="dxa"/>
-            <w:tcBorders/>
-          </w:tcPr>
-          <w:p>
-            <w:pPr>
-              <w:pStyle w:val="Style16"/>
-              <w:widowControl/>
-              <w:suppressAutoHyphens w:val="true"/>
-              <w:spacing w:before="0" w:after="0"/>
-              <w:rPr>
-                <w:rFonts w:eastAsia="Noto Serif CJK SC"/>
-                <w:kern w:val="0"/>
-                <w:szCs w:val="20"/>
-                <w:lang w:val="ru-RU" w:eastAsia="zh-CN" w:bidi="hi-IN"/>
-              </w:rPr>
-            </w:pPr>
-            <w:r>
-              <w:rPr>
-                <w:rFonts w:eastAsia="Noto Serif CJK SC"/>
-                <w:kern w:val="0"/>
-                <w:szCs w:val="20"/>
-                <w:lang w:val="ru-RU" w:eastAsia="zh-CN" w:bidi="hi-IN"/>
-              </w:rPr>
-              <w:t>ед.</w:t>
-            </w:r>
-          </w:p>
-        </w:tc>
-        <w:tc>
-          <w:tcPr>
-            <w:tcW w:w="1702" w:type="dxa"/>
-            <w:tcBorders/>
-          </w:tcPr>
-          <w:p>
-            <w:pPr>
-              <w:pStyle w:val="Style16"/>
-              <w:widowControl/>
-              <w:suppressAutoHyphens w:val="true"/>
-              <w:spacing w:before="0" w:after="0"/>
-              <w:rPr>
-                <w:rFonts w:eastAsia="Noto Serif CJK SC"/>
-                <w:kern w:val="0"/>
-                <w:szCs w:val="20"/>
-                <w:lang w:val="ru-RU" w:eastAsia="zh-CN" w:bidi="hi-IN"/>
-              </w:rPr>
-            </w:pPr>
-            <w:r>
-              <w:rPr>
-                <w:rFonts w:eastAsia="Noto Serif CJK SC"/>
-                <w:kern w:val="0"/>
-                <w:szCs w:val="20"/>
-                <w:lang w:val="ru-RU" w:eastAsia="zh-CN" w:bidi="hi-IN"/>
-              </w:rPr>
-              <w:t>1</w:t>
-            </w:r>
-          </w:p>
-        </w:tc>
-      </w:tr>
-    </w:tbl>
-    <w:p>
-      <w:pPr>
-        <w:pStyle w:val="Style17"/>
-        <w:spacing w:before="0" w:after="0"/>
-        <w:rPr/>
-      </w:pPr>
-      <w:r>
-        <w:br w:type="page"/>
-      </w:r>
-      <w:r>
-        <w:rPr/>
-        <w:t>Продолжение таблицы 1</w:t>
-      </w:r>
-    </w:p>
-    <w:tbl>
-      <w:tblPr>
-        <w:tblStyle w:val="ab"/>
-        <w:tblW w:w="8442" w:type="dxa"/>
-        <w:jc w:val="center"/>
-        <w:tblInd w:w="0" w:type="dxa"/>
-        <w:tblLayout w:type="fixed"/>
-        <w:tblCellMar>
-          <w:top w:w="0" w:type="dxa"/>
-          <w:start w:w="108" w:type="dxa"/>
-          <w:bottom w:w="0" w:type="dxa"/>
-          <w:end w:w="108" w:type="dxa"/>
-        </w:tblCellMar>
-        <w:tblLook w:val="04a0" w:noHBand="0" w:noVBand="1" w:firstColumn="1" w:lastRow="0" w:lastColumn="0" w:firstRow="1"/>
-      </w:tblPr>
-      <w:tblGrid>
-        <w:gridCol w:w="3872"/>
-        <w:gridCol w:w="2868"/>
-        <w:gridCol w:w="1702"/>
-      </w:tblGrid>
-      <w:tr>
-        <w:trPr/>
-        <w:tc>
-          <w:tcPr>
-            <w:tcW w:w="3872" w:type="dxa"/>
-            <w:tcBorders/>
-          </w:tcPr>
-          <w:p>
-            <w:pPr>
-              <w:pStyle w:val="Style16"/>
-              <w:widowControl/>
-              <w:suppressAutoHyphens w:val="true"/>
-              <w:spacing w:before="0" w:after="0"/>
-              <w:rPr>
-                <w:rFonts w:eastAsia="Noto Serif CJK SC"/>
-                <w:kern w:val="0"/>
-                <w:szCs w:val="20"/>
-                <w:lang w:val="ru-RU" w:eastAsia="zh-CN" w:bidi="hi-IN"/>
-              </w:rPr>
-            </w:pPr>
-            <w:r>
-              <w:rPr>
-                <w:rFonts w:eastAsia="Noto Serif CJK SC"/>
-                <w:kern w:val="0"/>
-                <w:szCs w:val="20"/>
-                <w:lang w:val="ru-RU" w:eastAsia="zh-CN" w:bidi="hi-IN"/>
-              </w:rPr>
-              <w:t>Показатель</w:t>
-            </w:r>
-          </w:p>
-        </w:tc>
-        <w:tc>
-          <w:tcPr>
-            <w:tcW w:w="2868" w:type="dxa"/>
-            <w:tcBorders/>
-          </w:tcPr>
-          <w:p>
-            <w:pPr>
-              <w:pStyle w:val="Style16"/>
-              <w:widowControl/>
-              <w:suppressAutoHyphens w:val="true"/>
-              <w:spacing w:before="0" w:after="0"/>
-              <w:rPr>
-                <w:rFonts w:eastAsia="Noto Serif CJK SC"/>
-                <w:kern w:val="0"/>
-                <w:szCs w:val="20"/>
-                <w:lang w:val="ru-RU" w:eastAsia="zh-CN" w:bidi="hi-IN"/>
-              </w:rPr>
-            </w:pPr>
-            <w:r>
-              <w:rPr>
-                <w:rFonts w:eastAsia="Noto Serif CJK SC"/>
-                <w:kern w:val="0"/>
-                <w:szCs w:val="20"/>
-                <w:lang w:val="ru-RU" w:eastAsia="zh-CN" w:bidi="hi-IN"/>
-              </w:rPr>
-              <w:t>Единица измерения</w:t>
-            </w:r>
-          </w:p>
-        </w:tc>
-        <w:tc>
-          <w:tcPr>
-            <w:tcW w:w="1702" w:type="dxa"/>
-            <w:tcBorders/>
-          </w:tcPr>
-          <w:p>
-            <w:pPr>
-              <w:pStyle w:val="Style16"/>
-              <w:widowControl/>
-              <w:suppressAutoHyphens w:val="true"/>
-              <w:spacing w:before="0" w:after="0"/>
-              <w:rPr>
-                <w:rFonts w:eastAsia="Noto Serif CJK SC"/>
-                <w:kern w:val="0"/>
-                <w:szCs w:val="20"/>
-                <w:lang w:val="ru-RU" w:eastAsia="zh-CN" w:bidi="hi-IN"/>
-              </w:rPr>
-            </w:pPr>
-            <w:r>
-              <w:rPr>
-                <w:rFonts w:eastAsia="Noto Serif CJK SC"/>
-                <w:kern w:val="0"/>
-                <w:szCs w:val="20"/>
-                <w:lang w:val="ru-RU" w:eastAsia="zh-CN" w:bidi="hi-IN"/>
-              </w:rPr>
-              <w:t>Значение</w:t>
-            </w:r>
-          </w:p>
-        </w:tc>
-      </w:tr>
-      <w:tr>
-        <w:trPr/>
-        <w:tc>
-          <w:tcPr>
-            <w:tcW w:w="3872" w:type="dxa"/>
-            <w:tcBorders/>
-          </w:tcPr>
-          <w:p>
-            <w:pPr>
-              <w:pStyle w:val="Style16"/>
-              <w:widowControl/>
-              <w:suppressAutoHyphens w:val="true"/>
-              <w:spacing w:before="0" w:after="0"/>
-              <w:rPr>
-                <w:rFonts w:eastAsia="Noto Serif CJK SC"/>
-                <w:kern w:val="0"/>
-                <w:szCs w:val="20"/>
-                <w:lang w:val="ru-RU" w:eastAsia="zh-CN" w:bidi="hi-IN"/>
-              </w:rPr>
-            </w:pPr>
-            <w:r>
-              <w:rPr>
-                <w:rFonts w:eastAsia="Noto Serif CJK SC"/>
-                <w:kern w:val="0"/>
-                <w:szCs w:val="20"/>
-                <w:lang w:val="ru-RU" w:eastAsia="zh-CN" w:bidi="hi-IN"/>
-              </w:rPr>
-              <w:t>Нагрузка на ЦПУ</w:t>
-            </w:r>
-          </w:p>
-        </w:tc>
-        <w:tc>
-          <w:tcPr>
-            <w:tcW w:w="2868" w:type="dxa"/>
-            <w:tcBorders/>
-          </w:tcPr>
-          <w:p>
-            <w:pPr>
-              <w:pStyle w:val="Style16"/>
-              <w:widowControl/>
-              <w:suppressAutoHyphens w:val="true"/>
-              <w:spacing w:before="0" w:after="0"/>
-              <w:rPr>
-                <w:rFonts w:eastAsia="Noto Serif CJK SC"/>
-                <w:kern w:val="0"/>
-                <w:szCs w:val="20"/>
-                <w:lang w:val="ru-RU" w:eastAsia="zh-CN" w:bidi="hi-IN"/>
-              </w:rPr>
-            </w:pPr>
-            <w:r>
-              <w:rPr>
-                <w:rFonts w:eastAsia="Noto Serif CJK SC"/>
-                <w:kern w:val="0"/>
-                <w:szCs w:val="20"/>
-                <w:lang w:val="ru-RU" w:eastAsia="zh-CN" w:bidi="hi-IN"/>
-              </w:rPr>
-              <w:t>процент</w:t>
-            </w:r>
-          </w:p>
-        </w:tc>
-        <w:tc>
-          <w:tcPr>
-            <w:tcW w:w="1702" w:type="dxa"/>
-            <w:tcBorders/>
-          </w:tcPr>
-          <w:p>
-            <w:pPr>
-              <w:pStyle w:val="Style16"/>
-              <w:widowControl/>
-              <w:suppressAutoHyphens w:val="true"/>
-              <w:spacing w:before="0" w:after="0"/>
-              <w:rPr>
-                <w:rFonts w:eastAsia="Noto Serif CJK SC"/>
-                <w:kern w:val="0"/>
-                <w:szCs w:val="20"/>
-                <w:lang w:val="ru-RU" w:eastAsia="zh-CN" w:bidi="hi-IN"/>
-              </w:rPr>
-            </w:pPr>
-            <w:r>
-              <w:rPr>
-                <w:rFonts w:eastAsia="Noto Serif CJK SC"/>
-                <w:kern w:val="0"/>
-                <w:szCs w:val="20"/>
-                <w:lang w:val="ru-RU" w:eastAsia="zh-CN" w:bidi="hi-IN"/>
-              </w:rPr>
-              <w:t>95</w:t>
-            </w:r>
-          </w:p>
-        </w:tc>
-      </w:tr>
-      <w:tr>
-        <w:trPr/>
-        <w:tc>
-          <w:tcPr>
-            <w:tcW w:w="3872" w:type="dxa"/>
-            <w:tcBorders/>
-          </w:tcPr>
-          <w:p>
-            <w:pPr>
-              <w:pStyle w:val="Style16"/>
-              <w:widowControl/>
-              <w:suppressAutoHyphens w:val="true"/>
-              <w:spacing w:before="0" w:after="0"/>
-              <w:rPr>
-                <w:rFonts w:eastAsia="Noto Serif CJK SC"/>
-                <w:kern w:val="0"/>
-                <w:szCs w:val="20"/>
-                <w:lang w:val="ru-RU" w:eastAsia="zh-CN" w:bidi="hi-IN"/>
-              </w:rPr>
-            </w:pPr>
-            <w:r>
-              <w:rPr>
-                <w:rFonts w:eastAsia="Noto Serif CJK SC"/>
-                <w:kern w:val="0"/>
-                <w:szCs w:val="20"/>
-                <w:lang w:val="ru-RU" w:eastAsia="zh-CN" w:bidi="hi-IN"/>
-              </w:rPr>
-              <w:t>Стоимость работ</w:t>
-            </w:r>
-          </w:p>
-        </w:tc>
-        <w:tc>
-          <w:tcPr>
-            <w:tcW w:w="2868" w:type="dxa"/>
-            <w:tcBorders/>
-          </w:tcPr>
-          <w:p>
-            <w:pPr>
-              <w:pStyle w:val="Style16"/>
-              <w:widowControl/>
-              <w:suppressAutoHyphens w:val="true"/>
-              <w:spacing w:before="0" w:after="0"/>
-              <w:rPr>
-                <w:rFonts w:eastAsia="Noto Serif CJK SC"/>
-                <w:kern w:val="0"/>
-                <w:szCs w:val="20"/>
-                <w:lang w:val="ru-RU" w:eastAsia="zh-CN" w:bidi="hi-IN"/>
-              </w:rPr>
-            </w:pPr>
-            <w:r>
-              <w:rPr>
-                <w:rFonts w:eastAsia="Noto Serif CJK SC"/>
-                <w:kern w:val="0"/>
-                <w:szCs w:val="20"/>
-                <w:lang w:val="ru-RU" w:eastAsia="zh-CN" w:bidi="hi-IN"/>
-              </w:rPr>
-              <w:t>тыс. руб.</w:t>
-            </w:r>
-          </w:p>
-        </w:tc>
-        <w:tc>
-          <w:tcPr>
-            <w:tcW w:w="1702" w:type="dxa"/>
-            <w:tcBorders/>
-          </w:tcPr>
-          <w:p>
-            <w:pPr>
-              <w:pStyle w:val="Style16"/>
-              <w:widowControl/>
-              <w:suppressAutoHyphens w:val="true"/>
-              <w:spacing w:before="0" w:after="0"/>
-              <w:rPr>
-                <w:rFonts w:eastAsia="Noto Serif CJK SC"/>
-                <w:kern w:val="0"/>
-                <w:szCs w:val="20"/>
-                <w:lang w:val="ru-RU" w:eastAsia="zh-CN" w:bidi="hi-IN"/>
-              </w:rPr>
-            </w:pPr>
-            <w:r>
-              <w:rPr>
-                <w:rFonts w:eastAsia="Noto Serif CJK SC"/>
-                <w:kern w:val="0"/>
-                <w:szCs w:val="20"/>
-                <w:lang w:val="ru-RU" w:eastAsia="zh-CN" w:bidi="hi-IN"/>
-              </w:rPr>
-              <w:t>100</w:t>
-            </w:r>
-          </w:p>
-        </w:tc>
-      </w:tr>
-    </w:tbl>
-    <w:p>
-      <w:pPr>
-        <w:pStyle w:val="BodyText"/>
-        <w:ind w:hanging="0"/>
-        <w:rPr/>
-      </w:pPr>
-      <w:r>
-        <w:rPr/>
-        <w:tab/>
-        <w:t>При большом объеме данных в таблице допускается использование размера шрифта 12. Таблицы, занимающие больше 1 страницы, рекомендуется выносить в приложение.</w:t>
-      </w:r>
-    </w:p>
-    <w:p>
-      <w:pPr>
-        <w:pStyle w:val="Normal"/>
-        <w:rPr>
-          <w:rFonts w:cs="Times New Roman"/>
-          <w:szCs w:val="28"/>
-        </w:rPr>
-      </w:pPr>
-      <w:r>
-        <w:rPr>
-          <w:rFonts w:cs="Times New Roman"/>
-          <w:szCs w:val="28"/>
-        </w:rPr>
-      </w:r>
-      <w:r>
-        <w:br w:type="page"/>
-      </w:r>
-    </w:p>
-    <w:p>
-      <w:pPr>
-        <w:pStyle w:val="Heading2"/>
-        <w:numPr>
-          <w:ilvl w:val="0"/>
-          <w:numId w:val="2"/>
-        </w:numPr>
-        <w:spacing w:before="0" w:after="0"/>
-        <w:ind w:hanging="0" w:start="709"/>
-        <w:rPr/>
-      </w:pPr>
-      <w:bookmarkStart w:id="11" w:name="_Toc230206149"/>
-      <w:r>
-        <w:rPr/>
-        <w:t>2 РЕЗУЛЬТАТЫ РАБОТЫ</w:t>
-      </w:r>
-      <w:bookmarkEnd w:id="11"/>
-      <w:r>
-        <w:rPr/>
-        <w:t xml:space="preserve"> </w:t>
-      </w:r>
-    </w:p>
-    <w:p>
-      <w:pPr>
-        <w:pStyle w:val="BodyText"/>
-        <w:rPr/>
-      </w:pPr>
-      <w:r>
-        <w:rPr/>
-        <w:t xml:space="preserve">Данная глава должна содержать описание процесса решения и результаты по каждой задаче практики из предыдущего раздела. По приведённому тексту читатель должен понять, </w:t>
-      </w:r>
-      <w:r>
-        <w:rPr>
-          <w:i/>
-          <w:iCs/>
-        </w:rPr>
-        <w:t>что</w:t>
-      </w:r>
-      <w:r>
-        <w:rPr/>
-        <w:t xml:space="preserve"> и </w:t>
-      </w:r>
-      <w:r>
-        <w:rPr>
-          <w:i/>
-          <w:iCs/>
-        </w:rPr>
-        <w:t>как</w:t>
-      </w:r>
-      <w:r>
-        <w:rPr/>
-        <w:t xml:space="preserve"> было сделано для выполнения поставленных задач.</w:t>
-      </w:r>
-    </w:p>
-    <w:p>
-      <w:pPr>
-        <w:pStyle w:val="BodyText"/>
-        <w:rPr/>
-      </w:pPr>
-      <w:r>
-        <w:rPr/>
-        <w:t>Повествование ведется обезличенно.</w:t>
-      </w:r>
-    </w:p>
-    <w:p>
-      <w:pPr>
-        <w:pStyle w:val="Heading3"/>
-        <w:numPr>
-          <w:ilvl w:val="2"/>
-          <w:numId w:val="2"/>
-        </w:numPr>
-        <w:ind w:hanging="0" w:start="708"/>
-        <w:rPr/>
-      </w:pPr>
-      <w:bookmarkStart w:id="12" w:name="_Toc230206150"/>
-      <w:r>
-        <w:rPr/>
-        <w:t>2.1. Формулировка задачи 1</w:t>
-      </w:r>
-      <w:bookmarkEnd w:id="12"/>
-    </w:p>
-    <w:p>
-      <w:pPr>
-        <w:pStyle w:val="BodyText"/>
-        <w:rPr/>
-      </w:pPr>
-      <w:r>
-        <w:rPr/>
-        <w:t>Описание процесса решения задачи №1, реализованные или использованные классы / модули / сервисы и т.д.</w:t>
-      </w:r>
-    </w:p>
-    <w:p>
-      <w:pPr>
-        <w:pStyle w:val="Heading3"/>
-        <w:numPr>
-          <w:ilvl w:val="2"/>
-          <w:numId w:val="2"/>
-        </w:numPr>
-        <w:ind w:hanging="0" w:start="708"/>
-        <w:rPr/>
-      </w:pPr>
-      <w:bookmarkStart w:id="13" w:name="_Toc230206151"/>
-      <w:r>
-        <w:rPr/>
-        <w:t>2.2. Формулировка задачи 2</w:t>
-      </w:r>
-      <w:bookmarkEnd w:id="13"/>
-    </w:p>
-    <w:p>
-      <w:pPr>
-        <w:pStyle w:val="BodyText"/>
-        <w:rPr/>
-      </w:pPr>
-      <w:r>
-        <w:rPr/>
-        <w:t>…</w:t>
-      </w:r>
-    </w:p>
-    <w:p>
-      <w:pPr>
-        <w:pStyle w:val="Heading3"/>
-        <w:numPr>
-          <w:ilvl w:val="2"/>
-          <w:numId w:val="2"/>
-        </w:numPr>
-        <w:ind w:hanging="0" w:start="708"/>
-        <w:rPr/>
-      </w:pPr>
-      <w:bookmarkStart w:id="14" w:name="_Toc230206152"/>
-      <w:r>
-        <w:rPr/>
-        <w:t>2.3. Формулировка задачи 3</w:t>
-      </w:r>
-      <w:bookmarkEnd w:id="14"/>
-    </w:p>
-    <w:p>
-      <w:pPr>
-        <w:pStyle w:val="BodyText"/>
-        <w:rPr/>
-      </w:pPr>
-      <w:r>
-        <w:rPr/>
-        <w:t>…</w:t>
-      </w:r>
-    </w:p>
-    <w:p>
-      <w:pPr>
-        <w:pStyle w:val="List"/>
-        <w:numPr>
-          <w:ilvl w:val="0"/>
-          <w:numId w:val="0"/>
-        </w:numPr>
-        <w:ind w:hanging="0" w:start="1069"/>
-        <w:rPr/>
-      </w:pPr>
-      <w:r>
-        <w:rPr/>
-      </w:r>
-      <w:r>
-        <w:br w:type="page"/>
-      </w:r>
-    </w:p>
-    <w:p>
-      <w:pPr>
-        <w:pStyle w:val="Heading2"/>
-        <w:numPr>
-          <w:ilvl w:val="1"/>
-          <w:numId w:val="2"/>
-        </w:numPr>
-        <w:spacing w:before="0" w:after="0"/>
-        <w:ind w:hanging="0" w:start="709"/>
-        <w:rPr/>
-      </w:pPr>
-      <w:bookmarkStart w:id="15" w:name="_Toc230206153"/>
-      <w:r>
-        <w:rPr/>
-        <w:t>3 ИСПОЛЬЗУЕМЫЕ ТЕХНОЛОГИИ</w:t>
-      </w:r>
-      <w:bookmarkEnd w:id="15"/>
-    </w:p>
-    <w:p>
-      <w:pPr>
-        <w:pStyle w:val="BodyText"/>
-        <w:rPr/>
-      </w:pPr>
-      <w:r>
-        <w:rPr/>
-        <w:t>В данной главе опишите технологии, которые использовались вами при выполнении задач в рамках практики.</w:t>
-      </w:r>
-    </w:p>
-    <w:p>
-      <w:pPr>
-        <w:pStyle w:val="BodyText"/>
-        <w:rPr/>
-      </w:pPr>
-      <w:r>
-        <w:rPr/>
-        <w:t>Это могут быть языки программирования, списки конкретных библиотек / ПО и целей / мест их применения.</w:t>
-      </w:r>
-      <w:r>
-        <w:br w:type="page"/>
-      </w:r>
-    </w:p>
-    <w:p>
-      <w:pPr>
-        <w:pStyle w:val="Heading2"/>
-        <w:numPr>
-          <w:ilvl w:val="1"/>
-          <w:numId w:val="2"/>
-        </w:numPr>
-        <w:spacing w:before="0" w:after="0"/>
-        <w:ind w:hanging="0" w:start="709"/>
-        <w:rPr/>
-      </w:pPr>
-      <w:bookmarkStart w:id="16" w:name="_Toc230206154"/>
-      <w:r>
-        <w:rPr/>
-        <w:t>4 ОТЗЫВ РУКОВОДИТЕЛЯ</w:t>
-      </w:r>
-      <w:bookmarkEnd w:id="16"/>
-    </w:p>
-    <w:p>
-      <w:pPr>
-        <w:pStyle w:val="BodyText"/>
-        <w:rPr/>
-      </w:pPr>
-      <w:r>
-        <w:rPr/>
-        <w:t>Если прохождение практики было по кафедральным темам достаточно добавить формулировку:</w:t>
-      </w:r>
-    </w:p>
-    <w:p>
-      <w:pPr>
-        <w:pStyle w:val="BodyText"/>
-        <w:rPr/>
-      </w:pPr>
-      <w:r>
-        <w:rPr/>
-        <w:t>По результатам работы учебная практика оценена на &lt;ваша_оценка&gt;.</w:t>
-      </w:r>
-    </w:p>
-    <w:p>
-      <w:pPr>
-        <w:pStyle w:val="BodyText"/>
-        <w:rPr/>
-      </w:pPr>
-      <w:r>
-        <w:rPr/>
-      </w:r>
-    </w:p>
-    <w:p>
-      <w:pPr>
-        <w:pStyle w:val="BodyText"/>
-        <w:rPr/>
-      </w:pPr>
-      <w:r>
-        <w:rPr/>
-        <w:t>Если прохождение практики было по своей теме, то необходимо добавить скан отзыва руководителя с оценкой и подписью, скан должен быть в высоком качестве на всю страницу.</w:t>
-      </w:r>
-    </w:p>
-    <w:p>
-      <w:pPr>
-        <w:pStyle w:val="BodyText"/>
-        <w:rPr/>
-      </w:pPr>
-      <w:r>
-        <w:rPr/>
-        <w:t>Для прохождения автоматической проверки для скана необходима подпись и ссылка в тексте, т.к. он считается рисунком.</w:t>
-      </w:r>
-    </w:p>
-    <w:p>
-      <w:pPr>
-        <w:pStyle w:val="BodyText"/>
-        <w:rPr/>
-      </w:pPr>
-      <w:r>
-        <w:rPr/>
-        <w:t>Отзыв руководителя с оценкой (см. рис. Х).</w:t>
-      </w:r>
-    </w:p>
-    <w:p>
-      <w:pPr>
-        <w:pStyle w:val="BodyText"/>
-        <w:ind w:hanging="0"/>
-        <w:jc w:val="center"/>
-        <w:rPr/>
-      </w:pPr>
-      <w:r>
-        <w:rPr/>
-        <w:drawing>
-          <wp:inline distT="0" distB="0" distL="0" distR="0">
-            <wp:extent cx="3568065" cy="5041900"/>
-            <wp:effectExtent l="0" t="0" r="0" b="0"/>
-            <wp:docPr id="2" name="Рисунок 1"/>
-            <wp:cNvGraphicFramePr>
-              <a:graphicFrameLocks xmlns:a="http://schemas.openxmlformats.org/drawingml/2006/main" noChangeAspect="1"/>
-            </wp:cNvGraphicFramePr>
-            <a:graphic xmlns:a="http://schemas.openxmlformats.org/drawingml/2006/main">
-              <a:graphicData uri="http://schemas.openxmlformats.org/drawingml/2006/picture">
-                <pic:pic xmlns:pic="http://schemas.openxmlformats.org/drawingml/2006/picture">
-                  <pic:nvPicPr>
-                    <pic:cNvPr id="2" name="Рисунок 1"/>
-                    <pic:cNvPicPr>
-                      <a:picLocks noChangeAspect="1" noChangeArrowheads="1"/>
-                    </pic:cNvPicPr>
-                  </pic:nvPicPr>
-                  <pic:blipFill>
-                    <a:blip r:embed="rId3"/>
                     <a:stretch>
                       <a:fillRect/>
                     </a:stretch>
@@ -5178,12 +2868,14 @@
           <w:rFonts w:cs="Times New Roman"/>
         </w:rPr>
       </w:pPr>
-      <w:bookmarkStart w:id="17" w:name="_Toc230206155"/>
+      <w:bookmarkStart w:id="21" w:name="__RefHeading___Toc1585_3848753700"/>
+      <w:bookmarkStart w:id="22" w:name="_Toc230206155"/>
+      <w:bookmarkEnd w:id="21"/>
       <w:r>
         <w:rPr/>
         <w:t>ЗАКЛЮЧЕНИЕ</w:t>
       </w:r>
-      <w:bookmarkEnd w:id="17"/>
+      <w:bookmarkEnd w:id="22"/>
     </w:p>
     <w:p>
       <w:pPr>
@@ -5226,15 +2918,17 @@
           <w:rFonts w:cs="Times New Roman"/>
         </w:rPr>
       </w:pPr>
-      <w:bookmarkStart w:id="18" w:name="_Toc230206156"/>
-      <w:bookmarkStart w:id="19" w:name="_Toc73173388"/>
+      <w:bookmarkStart w:id="23" w:name="__RefHeading___Toc1587_3848753700"/>
+      <w:bookmarkStart w:id="24" w:name="_Toc230206156"/>
+      <w:bookmarkStart w:id="25" w:name="_Toc73173388"/>
+      <w:bookmarkEnd w:id="23"/>
       <w:r>
         <w:rPr>
           <w:rFonts w:cs="Times New Roman"/>
         </w:rPr>
         <w:t>СПИСОК ИСПОЛЬЗОВАННЫХ ИСТОЧНИКОВ</w:t>
       </w:r>
-      <w:bookmarkEnd w:id="19"/>
+      <w:bookmarkEnd w:id="25"/>
       <w:r>
         <w:rPr>
           <w:rFonts w:cs="Times New Roman"/>
@@ -5248,7 +2942,7 @@
         </w:rPr>
         <w:t>(заголовок второго уровня)</w:t>
       </w:r>
-      <w:bookmarkEnd w:id="18"/>
+      <w:bookmarkEnd w:id="24"/>
     </w:p>
     <w:p>
       <w:pPr>
@@ -5343,7 +3037,9 @@
           <w:rFonts w:cs="Times New Roman"/>
         </w:rPr>
       </w:pPr>
-      <w:bookmarkStart w:id="20" w:name="_Toc230206157"/>
+      <w:bookmarkStart w:id="26" w:name="__RefHeading___Toc1589_3848753700"/>
+      <w:bookmarkStart w:id="27" w:name="_Toc230206157"/>
+      <w:bookmarkEnd w:id="26"/>
       <w:r>
         <w:rPr>
           <w:rFonts w:cs="Times New Roman"/>
@@ -5358,7 +3054,7 @@
         </w:rPr>
         <w:t>(заголовок второго уровня)</w:t>
       </w:r>
-      <w:bookmarkEnd w:id="20"/>
+      <w:bookmarkEnd w:id="27"/>
     </w:p>
     <w:p>
       <w:pPr>
@@ -5375,9 +3071,9 @@
       </w:r>
     </w:p>
     <w:sectPr>
-      <w:footerReference w:type="even" r:id="rId4"/>
-      <w:footerReference w:type="default" r:id="rId5"/>
-      <w:footerReference w:type="first" r:id="rId6"/>
+      <w:footerReference w:type="even" r:id="rId3"/>
+      <w:footerReference w:type="default" r:id="rId4"/>
+      <w:footerReference w:type="first" r:id="rId5"/>
       <w:type w:val="nextPage"/>
       <w:pgSz w:w="11906" w:h="16838"/>
       <w:pgMar w:left="1701" w:right="850" w:gutter="0" w:header="0" w:top="1134" w:footer="708" w:bottom="1134"/>
@@ -5396,35 +3092,35 @@
   <w:comment w:id="0" w:author="каф. МОЭВМ" w:date="2025-10-25T12:20:00Z" w:initials="МОЭВМ">
     <w:p>
       <w:pPr>
-        <w:overflowPunct w:val="false"/>
+        <w:overflowPunct w:val="true"/>
         <w:jc w:val="start"/>
         <w:rPr/>
       </w:pPr>
       <w:r>
         <w:annotationRef/>
       </w:r>
-      <w:r>
-        <w:rPr>
-          <w:rFonts w:cs="DejaVu Sans" w:eastAsia="DejaVu Sans" w:ascii="Liberation Serif" w:hAnsi="Liberation Serif"/>
-          <w:sz w:val="20"/>
-          <w:szCs w:val="24"/>
-          <w:lang w:bidi="en-US" w:eastAsia="en-US" w:val="en-US"/>
-        </w:rPr>
-        <w:t>Для студентов 2го курса – УЧЕБНАЯ практика</w:t>
-      </w:r>
-    </w:p>
-    <w:p>
-      <w:pPr>
-        <w:overflowPunct w:val="false"/>
-        <w:jc w:val="start"/>
-        <w:rPr/>
-      </w:pPr>
       <w:r>
         <w:rPr>
           <w:rFonts w:eastAsia="DejaVu Sans" w:cs="DejaVu Sans" w:ascii="Liberation Serif" w:hAnsi="Liberation Serif"/>
           <w:sz w:val="20"/>
           <w:szCs w:val="24"/>
-          <w:lang w:eastAsia="en-US" w:val="en-US" w:bidi="en-US"/>
+          <w:lang w:val="en-US" w:eastAsia="en-US" w:bidi="en-US"/>
+        </w:rPr>
+        <w:t>Для студентов 2го курса – УЧЕБНАЯ практика</w:t>
+      </w:r>
+    </w:p>
+    <w:p>
+      <w:pPr>
+        <w:overflowPunct w:val="true"/>
+        <w:jc w:val="start"/>
+        <w:rPr/>
+      </w:pPr>
+      <w:r>
+        <w:rPr>
+          <w:rFonts w:eastAsia="DejaVu Sans" w:cs="DejaVu Sans" w:ascii="Liberation Serif" w:hAnsi="Liberation Serif"/>
+          <w:sz w:val="20"/>
+          <w:szCs w:val="24"/>
+          <w:lang w:val="en-US" w:eastAsia="en-US" w:bidi="en-US"/>
         </w:rPr>
         <w:t>Для студентов 3го курса – ПРОИЗВОДСТВЕННАЯ практика</w:t>
       </w:r>
@@ -5492,7 +3188,7 @@
       <w:rPr>
         <w:rStyle w:val="PageNumber"/>
       </w:rPr>
-      <w:t>15</w:t>
+      <w:t>13</w:t>
     </w:r>
     <w:r>
       <w:rPr>
@@ -6047,143 +3743,6 @@
   <w:abstractNum w:abstractNumId="5">
     <w:lvl w:ilvl="0">
       <w:start w:val="1"/>
-      <w:numFmt w:val="bullet"/>
-      <w:lvlText w:val=""/>
-      <w:lvlJc w:val="start"/>
-      <w:pPr>
-        <w:tabs>
-          <w:tab w:val="num" w:pos="0"/>
-        </w:tabs>
-        <w:ind w:start="1429" w:hanging="360"/>
-      </w:pPr>
-      <w:rPr>
-        <w:rFonts w:ascii="Symbol" w:hAnsi="Symbol" w:cs="Symbol" w:hint="default"/>
-      </w:rPr>
-    </w:lvl>
-    <w:lvl w:ilvl="1">
-      <w:start w:val="1"/>
-      <w:numFmt w:val="bullet"/>
-      <w:lvlText w:val="o"/>
-      <w:lvlJc w:val="start"/>
-      <w:pPr>
-        <w:tabs>
-          <w:tab w:val="num" w:pos="0"/>
-        </w:tabs>
-        <w:ind w:start="2149" w:hanging="360"/>
-      </w:pPr>
-      <w:rPr>
-        <w:rFonts w:ascii="Courier New" w:hAnsi="Courier New" w:cs="Courier New" w:hint="default"/>
-      </w:rPr>
-    </w:lvl>
-    <w:lvl w:ilvl="2">
-      <w:start w:val="1"/>
-      <w:numFmt w:val="bullet"/>
-      <w:lvlText w:val=""/>
-      <w:lvlJc w:val="start"/>
-      <w:pPr>
-        <w:tabs>
-          <w:tab w:val="num" w:pos="0"/>
-        </w:tabs>
-        <w:ind w:start="2869" w:hanging="360"/>
-      </w:pPr>
-      <w:rPr>
-        <w:rFonts w:ascii="Wingdings" w:hAnsi="Wingdings" w:cs="Wingdings" w:hint="default"/>
-      </w:rPr>
-    </w:lvl>
-    <w:lvl w:ilvl="3">
-      <w:start w:val="1"/>
-      <w:numFmt w:val="bullet"/>
-      <w:lvlText w:val=""/>
-      <w:lvlJc w:val="start"/>
-      <w:pPr>
-        <w:tabs>
-          <w:tab w:val="num" w:pos="0"/>
-        </w:tabs>
-        <w:ind w:start="3589" w:hanging="360"/>
-      </w:pPr>
-      <w:rPr>
-        <w:rFonts w:ascii="Symbol" w:hAnsi="Symbol" w:cs="Symbol" w:hint="default"/>
-      </w:rPr>
-    </w:lvl>
-    <w:lvl w:ilvl="4">
-      <w:start w:val="1"/>
-      <w:numFmt w:val="bullet"/>
-      <w:lvlText w:val="o"/>
-      <w:lvlJc w:val="start"/>
-      <w:pPr>
-        <w:tabs>
-          <w:tab w:val="num" w:pos="0"/>
-        </w:tabs>
-        <w:ind w:start="4309" w:hanging="360"/>
-      </w:pPr>
-      <w:rPr>
-        <w:rFonts w:ascii="Courier New" w:hAnsi="Courier New" w:cs="Courier New" w:hint="default"/>
-      </w:rPr>
-    </w:lvl>
-    <w:lvl w:ilvl="5">
-      <w:start w:val="1"/>
-      <w:numFmt w:val="bullet"/>
-      <w:lvlText w:val=""/>
-      <w:lvlJc w:val="start"/>
-      <w:pPr>
-        <w:tabs>
-          <w:tab w:val="num" w:pos="0"/>
-        </w:tabs>
-        <w:ind w:start="5029" w:hanging="360"/>
-      </w:pPr>
-      <w:rPr>
-        <w:rFonts w:ascii="Wingdings" w:hAnsi="Wingdings" w:cs="Wingdings" w:hint="default"/>
-      </w:rPr>
-    </w:lvl>
-    <w:lvl w:ilvl="6">
-      <w:start w:val="1"/>
-      <w:numFmt w:val="bullet"/>
-      <w:lvlText w:val=""/>
-      <w:lvlJc w:val="start"/>
-      <w:pPr>
-        <w:tabs>
-          <w:tab w:val="num" w:pos="0"/>
-        </w:tabs>
-        <w:ind w:start="5749" w:hanging="360"/>
-      </w:pPr>
-      <w:rPr>
-        <w:rFonts w:ascii="Symbol" w:hAnsi="Symbol" w:cs="Symbol" w:hint="default"/>
-      </w:rPr>
-    </w:lvl>
-    <w:lvl w:ilvl="7">
-      <w:start w:val="1"/>
-      <w:numFmt w:val="bullet"/>
-      <w:lvlText w:val="o"/>
-      <w:lvlJc w:val="start"/>
-      <w:pPr>
-        <w:tabs>
-          <w:tab w:val="num" w:pos="0"/>
-        </w:tabs>
-        <w:ind w:start="6469" w:hanging="360"/>
-      </w:pPr>
-      <w:rPr>
-        <w:rFonts w:ascii="Courier New" w:hAnsi="Courier New" w:cs="Courier New" w:hint="default"/>
-      </w:rPr>
-    </w:lvl>
-    <w:lvl w:ilvl="8">
-      <w:start w:val="1"/>
-      <w:numFmt w:val="bullet"/>
-      <w:lvlText w:val=""/>
-      <w:lvlJc w:val="start"/>
-      <w:pPr>
-        <w:tabs>
-          <w:tab w:val="num" w:pos="0"/>
-        </w:tabs>
-        <w:ind w:start="7189" w:hanging="360"/>
-      </w:pPr>
-      <w:rPr>
-        <w:rFonts w:ascii="Wingdings" w:hAnsi="Wingdings" w:cs="Wingdings" w:hint="default"/>
-      </w:rPr>
-    </w:lvl>
-  </w:abstractNum>
-  <w:abstractNum w:abstractNumId="6">
-    <w:lvl w:ilvl="0">
-      <w:start w:val="1"/>
       <w:numFmt w:val="none"/>
       <w:suff w:val="nothing"/>
       <w:lvlText w:val=""/>
@@ -6314,9 +3873,6 @@
   </w:num>
   <w:num w:numId="5">
     <w:abstractNumId w:val="5"/>
-  </w:num>
-  <w:num w:numId="6">
-    <w:abstractNumId w:val="6"/>
   </w:num>
 </w:numbering>
 </file>
@@ -7193,6 +4749,35 @@
       <w:bCs/>
     </w:rPr>
   </w:style>
+  <w:style w:type="paragraph" w:styleId="IndexHeading">
+    <w:name w:val="index heading"/>
+    <w:basedOn w:val="Heading"/>
+    <w:pPr>
+      <w:suppressLineNumbers/>
+      <w:ind w:hanging="0" w:start="0"/>
+    </w:pPr>
+    <w:rPr>
+      <w:b/>
+      <w:bCs/>
+      <w:sz w:val="32"/>
+      <w:szCs w:val="32"/>
+    </w:rPr>
+  </w:style>
+  <w:style w:type="paragraph" w:styleId="TOCHeading">
+    <w:name w:val="TOC Heading"/>
+    <w:basedOn w:val="IndexHeading"/>
+    <w:qFormat/>
+    <w:pPr>
+      <w:suppressLineNumbers/>
+      <w:ind w:hanging="0" w:start="0"/>
+    </w:pPr>
+    <w:rPr>
+      <w:b/>
+      <w:bCs/>
+      <w:sz w:val="32"/>
+      <w:szCs w:val="32"/>
+    </w:rPr>
+  </w:style>
   <w:style w:type="numbering" w:styleId="Style20" w:default="1">
     <w:name w:val="Без списка"/>
     <w:uiPriority w:val="99"/>

--- a/report.docx
+++ b/report.docx
@@ -439,7 +439,7 @@
         <w:rPr/>
       </w:pPr>
       <w:bookmarkStart w:id="0" w:name="__RefHeading___Toc1154_3848765669"/>
-      <w:bookmarkStart w:id="1" w:name="Тема%2525252525253A_Генетические_алгорит"/>
+      <w:bookmarkStart w:id="1" w:name="Тема%252525252525253A_Генетические_алгор"/>
       <w:bookmarkEnd w:id="0"/>
       <w:bookmarkEnd w:id="1"/>
       <w:r>
@@ -772,13 +772,7 @@
         <w:rPr>
           <w:spacing w:val="-2"/>
         </w:rPr>
-        <w:t xml:space="preserve">Студент </w:t>
-      </w:r>
-      <w:r>
-        <w:rPr>
-          <w:spacing w:val="-2"/>
-        </w:rPr>
-        <w:t>гр.4343</w:t>
+        <w:t>Студент гр.4343</w:t>
       </w:r>
     </w:p>
     <w:p>
@@ -870,9 +864,9 @@
                             <a:avLst/>
                             <a:gdLst>
                               <a:gd name="textAreaLeft" fmla="*/ 0 w 832320"/>
-                              <a:gd name="textAreaRight" fmla="*/ 834840 w 832320"/>
+                              <a:gd name="textAreaRight" fmla="*/ 835200 w 832320"/>
                               <a:gd name="textAreaTop" fmla="*/ 0 h 3600"/>
-                              <a:gd name="textAreaBottom" fmla="*/ 6120 h 3600"/>
+                              <a:gd name="textAreaBottom" fmla="*/ 6480 h 3600"/>
                             </a:gdLst>
                             <a:ahLst/>
                             <a:cxnLst/>
@@ -929,13 +923,7 @@
         <w:rPr>
           <w:spacing w:val="-2"/>
         </w:rPr>
-        <w:t xml:space="preserve">Студент </w:t>
-      </w:r>
-      <w:r>
-        <w:rPr>
-          <w:spacing w:val="-2"/>
-        </w:rPr>
-        <w:t>гр.4343</w:t>
+        <w:t>Студент гр.4343</w:t>
       </w:r>
     </w:p>
     <w:p>
@@ -1028,9 +1016,9 @@
                             <a:avLst/>
                             <a:gdLst>
                               <a:gd name="textAreaLeft" fmla="*/ 0 w 802800"/>
-                              <a:gd name="textAreaRight" fmla="*/ 804960 w 802800"/>
+                              <a:gd name="textAreaRight" fmla="*/ 805320 w 802800"/>
                               <a:gd name="textAreaTop" fmla="*/ 0 h 3600"/>
-                              <a:gd name="textAreaBottom" fmla="*/ 6120 h 3600"/>
+                              <a:gd name="textAreaBottom" fmla="*/ 6480 h 3600"/>
                             </a:gdLst>
                             <a:ahLst/>
                             <a:cxnLst/>
@@ -1091,13 +1079,7 @@
         <w:rPr>
           <w:spacing w:val="-2"/>
         </w:rPr>
-        <w:t xml:space="preserve">Студент </w:t>
-      </w:r>
-      <w:r>
-        <w:rPr>
-          <w:spacing w:val="-2"/>
-        </w:rPr>
-        <w:t>гр.4343</w:t>
+        <w:t>Студент гр.4343</w:t>
       </w:r>
     </w:p>
     <w:p>
@@ -1194,9 +1176,9 @@
                             <a:avLst/>
                             <a:gdLst>
                               <a:gd name="textAreaLeft" fmla="*/ 0 w 832320"/>
-                              <a:gd name="textAreaRight" fmla="*/ 834840 w 832320"/>
+                              <a:gd name="textAreaRight" fmla="*/ 835200 w 832320"/>
                               <a:gd name="textAreaTop" fmla="*/ 0 h 3600"/>
-                              <a:gd name="textAreaBottom" fmla="*/ 6120 h 3600"/>
+                              <a:gd name="textAreaBottom" fmla="*/ 6480 h 3600"/>
                             </a:gdLst>
                             <a:ahLst/>
                             <a:cxnLst/>
@@ -1400,9 +1382,9 @@
                             <a:avLst/>
                             <a:gdLst>
                               <a:gd name="textAreaLeft" fmla="*/ 0 w 832320"/>
-                              <a:gd name="textAreaRight" fmla="*/ 834840 w 832320"/>
+                              <a:gd name="textAreaRight" fmla="*/ 835200 w 832320"/>
                               <a:gd name="textAreaTop" fmla="*/ 0 h 3600"/>
-                              <a:gd name="textAreaBottom" fmla="*/ 6120 h 3600"/>
+                              <a:gd name="textAreaBottom" fmla="*/ 6480 h 3600"/>
                             </a:gdLst>
                             <a:ahLst/>
                             <a:cxnLst/>
@@ -1442,7 +1424,7 @@
           </mc:Choice>
           <mc:Fallback>
             <w:pict>
-              <v:group id="shape_0" alt="Group 1" style="position:absolute;margin-left:0pt;margin-top:0.5pt;width:115.6pt;height:0.5pt" coordorigin="0,10" coordsize="2312,10"/>
+              <v:group id="shape_0" alt="Group 1" style="position:absolute;margin-left:0pt;margin-top:-0.55pt;width:115.6pt;height:0.5pt" coordorigin="0,-11" coordsize="2312,10"/>
             </w:pict>
           </mc:Fallback>
         </mc:AlternateContent>
@@ -1497,7 +1479,6 @@
     <w:p>
       <w:pPr>
         <w:sectPr>
-          <w:footerReference w:type="default" r:id="rId5"/>
           <w:type w:val="continuous"/>
           <w:pgSz w:w="11906" w:h="16838"/>
           <w:pgMar w:left="1559" w:right="566" w:gutter="0" w:header="0" w:top="1040" w:footer="1467" w:bottom="1660"/>
@@ -1915,9 +1896,9 @@
     <w:p>
       <w:pPr>
         <w:sectPr>
-          <w:footerReference w:type="even" r:id="rId6"/>
-          <w:footerReference w:type="default" r:id="rId7"/>
-          <w:footerReference w:type="first" r:id="rId8"/>
+          <w:footerReference w:type="even" r:id="rId5"/>
+          <w:footerReference w:type="default" r:id="rId6"/>
+          <w:footerReference w:type="first" r:id="rId7"/>
           <w:type w:val="nextPage"/>
           <w:pgSz w:w="11906" w:h="16838"/>
           <w:pgMar w:left="1559" w:right="566" w:gutter="0" w:header="0" w:top="1040" w:footer="820" w:bottom="1000"/>
@@ -1939,13 +1920,7 @@
         <w:rPr>
           <w:spacing w:val="-2"/>
         </w:rPr>
-        <w:t xml:space="preserve">Студент </w:t>
-      </w:r>
-      <w:r>
-        <w:rPr>
-          <w:spacing w:val="-2"/>
-        </w:rPr>
-        <w:t>гр.4343</w:t>
+        <w:t>Студент гр.4343</w:t>
       </w:r>
     </w:p>
     <w:p>
@@ -2012,7 +1987,7 @@
               <wp:inline distT="0" distB="0" distL="0" distR="0">
                 <wp:extent cx="1468120" cy="6350"/>
                 <wp:effectExtent l="0" t="0" r="0" b="0"/>
-                <wp:docPr id="14" name="Group 2"/>
+                <wp:docPr id="13" name="Group 2"/>
                 <a:graphic xmlns:a="http://schemas.openxmlformats.org/drawingml/2006/main">
                   <a:graphicData uri="http://schemas.microsoft.com/office/word/2010/wordprocessingGroup">
                     <wpg:wgp>
@@ -2026,7 +2001,7 @@
                         </a:xfrm>
                       </wpg:grpSpPr>
                       <wps:wsp>
-                        <wps:cNvPr id="15" name="Freeform 3"/>
+                        <wps:cNvPr id="14" name="Freeform 3"/>
                         <wps:cNvSpPr/>
                         <wps:spPr>
                           <a:xfrm>
@@ -2037,9 +2012,9 @@
                             <a:avLst/>
                             <a:gdLst>
                               <a:gd name="textAreaLeft" fmla="*/ 0 w 832320"/>
-                              <a:gd name="textAreaRight" fmla="*/ 834840 w 832320"/>
+                              <a:gd name="textAreaRight" fmla="*/ 835200 w 832320"/>
                               <a:gd name="textAreaTop" fmla="*/ 0 h 3600"/>
-                              <a:gd name="textAreaBottom" fmla="*/ 6120 h 3600"/>
+                              <a:gd name="textAreaBottom" fmla="*/ 6480 h 3600"/>
                             </a:gdLst>
                             <a:ahLst/>
                             <a:cxnLst/>
@@ -2079,7 +2054,7 @@
           </mc:Choice>
           <mc:Fallback>
             <w:pict>
-              <v:group id="shape_0" alt="Group 2" style="position:absolute;margin-left:0pt;margin-top:-1.8pt;width:115.6pt;height:0.5pt" coordorigin="0,-36" coordsize="2312,10"/>
+              <v:group id="shape_0" alt="Group 2" style="position:absolute;margin-left:0pt;margin-top:-0.55pt;width:115.6pt;height:0.5pt" coordorigin="0,-11" coordsize="2312,10"/>
             </w:pict>
           </mc:Fallback>
         </mc:AlternateContent>
@@ -2096,13 +2071,7 @@
         <w:rPr>
           <w:spacing w:val="-2"/>
         </w:rPr>
-        <w:t xml:space="preserve">Студент </w:t>
-      </w:r>
-      <w:r>
-        <w:rPr>
-          <w:spacing w:val="-2"/>
-        </w:rPr>
-        <w:t>гр.4343</w:t>
+        <w:t>Студент гр.4343</w:t>
       </w:r>
     </w:p>
     <w:p>
@@ -2170,7 +2139,7 @@
               <wp:inline distT="0" distB="0" distL="0" distR="0">
                 <wp:extent cx="1416050" cy="6350"/>
                 <wp:effectExtent l="0" t="0" r="0" b="0"/>
-                <wp:docPr id="16" name="Group 3"/>
+                <wp:docPr id="15" name="Group 3"/>
                 <a:graphic xmlns:a="http://schemas.openxmlformats.org/drawingml/2006/main">
                   <a:graphicData uri="http://schemas.microsoft.com/office/word/2010/wordprocessingGroup">
                     <wpg:wgp>
@@ -2184,7 +2153,7 @@
                         </a:xfrm>
                       </wpg:grpSpPr>
                       <wps:wsp>
-                        <wps:cNvPr id="17" name="Freeform 1"/>
+                        <wps:cNvPr id="16" name="Freeform 1"/>
                         <wps:cNvSpPr/>
                         <wps:spPr>
                           <a:xfrm>
@@ -2195,9 +2164,9 @@
                             <a:avLst/>
                             <a:gdLst>
                               <a:gd name="textAreaLeft" fmla="*/ 0 w 802800"/>
-                              <a:gd name="textAreaRight" fmla="*/ 804960 w 802800"/>
+                              <a:gd name="textAreaRight" fmla="*/ 805320 w 802800"/>
                               <a:gd name="textAreaTop" fmla="*/ 0 h 3600"/>
-                              <a:gd name="textAreaBottom" fmla="*/ 6120 h 3600"/>
+                              <a:gd name="textAreaBottom" fmla="*/ 6480 h 3600"/>
                             </a:gdLst>
                             <a:ahLst/>
                             <a:cxnLst/>
@@ -2258,13 +2227,7 @@
         <w:rPr>
           <w:spacing w:val="-2"/>
         </w:rPr>
-        <w:t xml:space="preserve">Студент </w:t>
-      </w:r>
-      <w:r>
-        <w:rPr>
-          <w:spacing w:val="-2"/>
-        </w:rPr>
-        <w:t>гр.4343</w:t>
+        <w:t>Студент гр.4343</w:t>
       </w:r>
     </w:p>
     <w:p>
@@ -2336,7 +2299,7 @@
               <wp:inline distT="0" distB="0" distL="0" distR="0">
                 <wp:extent cx="1468120" cy="6350"/>
                 <wp:effectExtent l="0" t="0" r="0" b="0"/>
-                <wp:docPr id="18" name="Group 5"/>
+                <wp:docPr id="17" name="Group 5"/>
                 <a:graphic xmlns:a="http://schemas.openxmlformats.org/drawingml/2006/main">
                   <a:graphicData uri="http://schemas.microsoft.com/office/word/2010/wordprocessingGroup">
                     <wpg:wgp>
@@ -2350,7 +2313,7 @@
                         </a:xfrm>
                       </wpg:grpSpPr>
                       <wps:wsp>
-                        <wps:cNvPr id="19" name="Freeform 5"/>
+                        <wps:cNvPr id="18" name="Freeform 5"/>
                         <wps:cNvSpPr/>
                         <wps:spPr>
                           <a:xfrm>
@@ -2361,9 +2324,9 @@
                             <a:avLst/>
                             <a:gdLst>
                               <a:gd name="textAreaLeft" fmla="*/ 0 w 832320"/>
-                              <a:gd name="textAreaRight" fmla="*/ 834840 w 832320"/>
+                              <a:gd name="textAreaRight" fmla="*/ 835200 w 832320"/>
                               <a:gd name="textAreaTop" fmla="*/ 0 h 3600"/>
-                              <a:gd name="textAreaBottom" fmla="*/ 6120 h 3600"/>
+                              <a:gd name="textAreaBottom" fmla="*/ 6480 h 3600"/>
                             </a:gdLst>
                             <a:ahLst/>
                             <a:cxnLst/>
@@ -2403,7 +2366,7 @@
           </mc:Choice>
           <mc:Fallback>
             <w:pict>
-              <v:group id="shape_0" alt="Group 5" style="position:absolute;margin-left:0pt;margin-top:19.35pt;width:115.6pt;height:0.5pt" coordorigin="0,387" coordsize="2312,10"/>
+              <v:group id="shape_0" alt="Group 5" style="position:absolute;margin-left:0pt;margin-top:-0.55pt;width:115.6pt;height:0.5pt" coordorigin="0,-11" coordsize="2312,10"/>
             </w:pict>
           </mc:Fallback>
         </mc:AlternateContent>
@@ -2416,7 +2379,7 @@
               <wp:inline distT="0" distB="0" distL="0" distR="0">
                 <wp:extent cx="1468120" cy="6350"/>
                 <wp:effectExtent l="0" t="0" r="0" b="0"/>
-                <wp:docPr id="20" name="Group 4"/>
+                <wp:docPr id="19" name="Group 4"/>
                 <a:graphic xmlns:a="http://schemas.openxmlformats.org/drawingml/2006/main">
                   <a:graphicData uri="http://schemas.microsoft.com/office/word/2010/wordprocessingGroup">
                     <wpg:wgp>
@@ -2430,7 +2393,7 @@
                         </a:xfrm>
                       </wpg:grpSpPr>
                       <wps:wsp>
-                        <wps:cNvPr id="21" name="Freeform 4"/>
+                        <wps:cNvPr id="20" name="Freeform 4"/>
                         <wps:cNvSpPr/>
                         <wps:spPr>
                           <a:xfrm>
@@ -2441,9 +2404,9 @@
                             <a:avLst/>
                             <a:gdLst>
                               <a:gd name="textAreaLeft" fmla="*/ 0 w 832320"/>
-                              <a:gd name="textAreaRight" fmla="*/ 834840 w 832320"/>
+                              <a:gd name="textAreaRight" fmla="*/ 835200 w 832320"/>
                               <a:gd name="textAreaTop" fmla="*/ 0 h 3600"/>
-                              <a:gd name="textAreaBottom" fmla="*/ 6120 h 3600"/>
+                              <a:gd name="textAreaBottom" fmla="*/ 6480 h 3600"/>
                             </a:gdLst>
                             <a:ahLst/>
                             <a:cxnLst/>
@@ -2483,7 +2446,7 @@
           </mc:Choice>
           <mc:Fallback>
             <w:pict>
-              <v:group id="shape_0" alt="Group 4" style="position:absolute;margin-left:0pt;margin-top:-1.55pt;width:115.6pt;height:0.5pt" coordorigin="0,-31" coordsize="2312,10"/>
+              <v:group id="shape_0" alt="Group 4" style="position:absolute;margin-left:0pt;margin-top:-0.55pt;width:115.6pt;height:0.5pt" coordorigin="0,-11" coordsize="2312,10"/>
             </w:pict>
           </mc:Fallback>
         </mc:AlternateContent>
@@ -2658,9 +2621,9 @@
         <w:jc w:val="both"/>
         <w:rPr/>
         <w:sectPr>
-          <w:footerReference w:type="even" r:id="rId9"/>
-          <w:footerReference w:type="default" r:id="rId10"/>
-          <w:footerReference w:type="first" r:id="rId11"/>
+          <w:footerReference w:type="even" r:id="rId8"/>
+          <w:footerReference w:type="default" r:id="rId9"/>
+          <w:footerReference w:type="first" r:id="rId10"/>
           <w:type w:val="nextPage"/>
           <w:pgSz w:w="11906" w:h="16838"/>
           <w:pgMar w:left="1559" w:right="566" w:gutter="0" w:header="0" w:top="1040" w:footer="820" w:bottom="1000"/>
@@ -2726,16 +2689,17 @@
             </w:rPr>
             <w:fldChar w:fldCharType="separate"/>
           </w:r>
-          <w:hyperlink w:anchor="__RefHeading___Toc1154_3848765669" w:tooltip="Тема: Генетические алгоритмы «Решение судоку»">
-            <w:r>
-              <w:rPr>
-                <w:rStyle w:val="IndexLink"/>
-              </w:rPr>
-              <w:t>Тема: Генетические алгоритмы «Решение судоку»</w:t>
-              <w:tab/>
-              <w:t>1</w:t>
-            </w:r>
-          </w:hyperlink>
+          <w:r>
+            <w:rPr>
+              <w:rStyle w:val="IndexLink"/>
+            </w:rPr>
+            <w:t>Тема: Генетические алгоритмы «Решение судоку»</w:t>
+          </w:r>
+          <w:r>
+            <w:rPr/>
+            <w:tab/>
+            <w:t>1</w:t>
+          </w:r>
         </w:p>
         <w:p>
           <w:pPr>
@@ -2746,16 +2710,12 @@
             </w:tabs>
             <w:rPr/>
           </w:pPr>
-          <w:hyperlink w:anchor="__RefHeading___Toc1156_3848765669" w:tooltip="ЗАДАНИЕ">
-            <w:r>
-              <w:rPr>
-                <w:rStyle w:val="IndexLink"/>
-              </w:rPr>
-              <w:t>ЗАДАНИЕ</w:t>
-              <w:tab/>
-              <w:t>2</w:t>
-            </w:r>
-          </w:hyperlink>
+          <w:r>
+            <w:rPr/>
+            <w:t>ЗАДАНИЕ</w:t>
+            <w:tab/>
+            <w:t>2</w:t>
+          </w:r>
         </w:p>
         <w:p>
           <w:pPr>
@@ -2766,16 +2726,12 @@
             </w:tabs>
             <w:rPr/>
           </w:pPr>
-          <w:hyperlink w:anchor="__RefHeading___Toc1158_3848765669" w:tooltip="АННОТАЦИЯ">
-            <w:r>
-              <w:rPr>
-                <w:rStyle w:val="IndexLink"/>
-              </w:rPr>
-              <w:t>АННОТАЦИЯ</w:t>
-              <w:tab/>
-              <w:t>3</w:t>
-            </w:r>
-          </w:hyperlink>
+          <w:r>
+            <w:rPr/>
+            <w:t>АННОТАЦИЯ</w:t>
+            <w:tab/>
+            <w:t>3</w:t>
+          </w:r>
         </w:p>
         <w:p>
           <w:pPr>
@@ -2786,16 +2742,12 @@
             </w:tabs>
             <w:rPr/>
           </w:pPr>
-          <w:hyperlink w:anchor="__RefHeading___Toc1160_3848765669" w:tooltip="SUMMARY">
-            <w:r>
-              <w:rPr>
-                <w:rStyle w:val="IndexLink"/>
-              </w:rPr>
-              <w:t>SUMMARY</w:t>
-              <w:tab/>
-              <w:t>3</w:t>
-            </w:r>
-          </w:hyperlink>
+          <w:r>
+            <w:rPr/>
+            <w:t>SUMMARY</w:t>
+            <w:tab/>
+            <w:t>3</w:t>
+          </w:r>
         </w:p>
         <w:p>
           <w:pPr>
@@ -2806,16 +2758,12 @@
             </w:tabs>
             <w:rPr/>
           </w:pPr>
-          <w:hyperlink w:anchor="__RefHeading___Toc1162_3848765669" w:tooltip="СОДЕРЖАНИЕ">
-            <w:r>
-              <w:rPr>
-                <w:rStyle w:val="IndexLink"/>
-              </w:rPr>
-              <w:t>СОДЕРЖАНИЕ</w:t>
-              <w:tab/>
-              <w:t>4</w:t>
-            </w:r>
-          </w:hyperlink>
+          <w:r>
+            <w:rPr/>
+            <w:t>СОДЕРЖАНИЕ</w:t>
+            <w:tab/>
+            <w:t>4</w:t>
+          </w:r>
         </w:p>
         <w:p>
           <w:pPr>
@@ -2826,16 +2774,12 @@
             </w:tabs>
             <w:rPr/>
           </w:pPr>
-          <w:hyperlink w:anchor="__RefHeading___Toc1164_3848765669" w:tooltip="ВВЕДЕНИЕ">
-            <w:r>
-              <w:rPr>
-                <w:rStyle w:val="IndexLink"/>
-              </w:rPr>
-              <w:t>ВВЕДЕНИЕ</w:t>
-              <w:tab/>
-              <w:t>5</w:t>
-            </w:r>
-          </w:hyperlink>
+          <w:r>
+            <w:rPr/>
+            <w:t>ВВЕДЕНИЕ</w:t>
+            <w:tab/>
+            <w:t>5</w:t>
+          </w:r>
         </w:p>
         <w:p>
           <w:pPr>
@@ -2846,16 +2790,12 @@
             </w:tabs>
             <w:rPr/>
           </w:pPr>
-          <w:hyperlink w:anchor="__RefHeading___Toc1166_3848765669" w:tooltip="ПОСТАНОВКА ЗАДАЧИ">
-            <w:r>
-              <w:rPr>
-                <w:rStyle w:val="IndexLink"/>
-              </w:rPr>
-              <w:t>ПОСТАНОВКА ЗАДАЧИ</w:t>
-              <w:tab/>
-              <w:t>6</w:t>
-            </w:r>
-          </w:hyperlink>
+          <w:r>
+            <w:rPr/>
+            <w:t>ПОСТАНОВКА ЗАДАЧИ</w:t>
+            <w:tab/>
+            <w:t>6</w:t>
+          </w:r>
         </w:p>
         <w:p>
           <w:pPr>
@@ -2866,16 +2806,12 @@
             </w:tabs>
             <w:rPr/>
           </w:pPr>
-          <w:hyperlink w:anchor="__RefHeading___Toc1168_3848765669" w:tooltip="Предметная область">
-            <w:r>
-              <w:rPr>
-                <w:rStyle w:val="IndexLink"/>
-              </w:rPr>
-              <w:t>1.1 Предметная область</w:t>
-              <w:tab/>
-              <w:t>6</w:t>
-            </w:r>
-          </w:hyperlink>
+          <w:r>
+            <w:rPr/>
+            <w:t>1.1 Предметная область</w:t>
+            <w:tab/>
+            <w:t>6</w:t>
+          </w:r>
         </w:p>
         <w:p>
           <w:pPr>
@@ -2886,16 +2822,12 @@
             </w:tabs>
             <w:rPr/>
           </w:pPr>
-          <w:hyperlink w:anchor="__RefHeading___Toc1170_3848765669" w:tooltip="Задачи практики">
-            <w:r>
-              <w:rPr>
-                <w:rStyle w:val="IndexLink"/>
-              </w:rPr>
-              <w:t>1.2 Задачи практики</w:t>
-              <w:tab/>
-              <w:t>6</w:t>
-            </w:r>
-          </w:hyperlink>
+          <w:r>
+            <w:rPr/>
+            <w:t>1.2 Задачи практики</w:t>
+            <w:tab/>
+            <w:t>6</w:t>
+          </w:r>
         </w:p>
         <w:p>
           <w:pPr>
@@ -2906,16 +2838,12 @@
             </w:tabs>
             <w:rPr/>
           </w:pPr>
-          <w:hyperlink w:anchor="__RefHeading___Toc1172_3848765669" w:tooltip="РЕЗУЛЬТАТЫ РАБОТЫ">
-            <w:r>
-              <w:rPr>
-                <w:rStyle w:val="IndexLink"/>
-              </w:rPr>
-              <w:t>РЕЗУЛЬТАТЫ РАБОТЫ</w:t>
-              <w:tab/>
-              <w:t>7</w:t>
-            </w:r>
-          </w:hyperlink>
+          <w:r>
+            <w:rPr/>
+            <w:t>РЕЗУЛЬТАТЫ РАБОТЫ</w:t>
+            <w:tab/>
+            <w:t>7</w:t>
+          </w:r>
         </w:p>
         <w:p>
           <w:pPr>
@@ -2926,16 +2854,12 @@
             </w:tabs>
             <w:rPr/>
           </w:pPr>
-          <w:hyperlink w:anchor="__RefHeading___Toc1174_3848765669" w:tooltip="Реализация генетического алгоритма">
-            <w:r>
-              <w:rPr>
-                <w:rStyle w:val="IndexLink"/>
-              </w:rPr>
-              <w:t>2.1. Реализация генетического алгоритма</w:t>
-              <w:tab/>
-              <w:t>7</w:t>
-            </w:r>
-          </w:hyperlink>
+          <w:r>
+            <w:rPr/>
+            <w:t>2.1. Реализация генетического алгоритма</w:t>
+            <w:tab/>
+            <w:t>7</w:t>
+          </w:r>
         </w:p>
         <w:p>
           <w:pPr>
@@ -2946,16 +2870,12 @@
             </w:tabs>
             <w:rPr/>
           </w:pPr>
-          <w:hyperlink w:anchor="__RefHeading___Toc1176_3848765669" w:tooltip="Создание графического интерфейса">
-            <w:r>
-              <w:rPr>
-                <w:rStyle w:val="IndexLink"/>
-              </w:rPr>
-              <w:t>2.2. Создание графического интерфейса</w:t>
-              <w:tab/>
-              <w:t>8</w:t>
-            </w:r>
-          </w:hyperlink>
+          <w:r>
+            <w:rPr/>
+            <w:t>2.2. Создание графического интерфейса</w:t>
+            <w:tab/>
+            <w:t>8</w:t>
+          </w:r>
         </w:p>
         <w:p>
           <w:pPr>
@@ -2966,16 +2886,12 @@
             </w:tabs>
             <w:rPr/>
           </w:pPr>
-          <w:hyperlink w:anchor="__RefHeading___Toc1178_3848765669" w:tooltip="ИСПОЛЬЗУЕМЫЕ ТЕХНОЛОГИИ">
-            <w:r>
-              <w:rPr>
-                <w:rStyle w:val="IndexLink"/>
-              </w:rPr>
-              <w:t>ИСПОЛЬЗУЕМЫЕ ТЕХНОЛОГИИ</w:t>
-              <w:tab/>
-              <w:t>12</w:t>
-            </w:r>
-          </w:hyperlink>
+          <w:r>
+            <w:rPr/>
+            <w:t>ИСПОЛЬЗУЕМЫЕ ТЕХНОЛОГИИ</w:t>
+            <w:tab/>
+            <w:t>12</w:t>
+          </w:r>
         </w:p>
         <w:p>
           <w:pPr>
@@ -2986,16 +2902,12 @@
             </w:tabs>
             <w:rPr/>
           </w:pPr>
-          <w:hyperlink w:anchor="__RefHeading___Toc1180_3848765669" w:tooltip="ОТЗЫВ РУКОВОДИТЕЛЯ">
-            <w:r>
-              <w:rPr>
-                <w:rStyle w:val="IndexLink"/>
-              </w:rPr>
-              <w:t>ОТЗЫВ РУКОВОДИТЕЛЯ</w:t>
-              <w:tab/>
-              <w:t>13</w:t>
-            </w:r>
-          </w:hyperlink>
+          <w:r>
+            <w:rPr/>
+            <w:t>ОТЗЫВ РУКОВОДИТЕЛЯ</w:t>
+            <w:tab/>
+            <w:t>13</w:t>
+          </w:r>
         </w:p>
         <w:p>
           <w:pPr>
@@ -3004,31 +2916,26 @@
               <w:tab w:val="clear" w:pos="720"/>
               <w:tab w:val="right" w:pos="9780" w:leader="dot"/>
             </w:tabs>
+            <w:spacing w:before="161" w:after="0"/>
             <w:rPr/>
           </w:pPr>
-          <w:hyperlink w:anchor="__RefHeading___Toc1182_3848765669" w:tooltip="ЗАКЛЮЧЕНИЕ">
-            <w:r>
-              <w:rPr>
-                <w:rStyle w:val="IndexLink"/>
-              </w:rPr>
-              <w:t>ЗАКЛЮЧЕНИЕ</w:t>
-              <w:tab/>
-              <w:t>14</w:t>
-            </w:r>
-          </w:hyperlink>
           <w:r>
-            <w:rPr>
-              <w:rStyle w:val="IndexLink"/>
-            </w:rPr>
+            <w:rPr/>
+            <w:t>ЗАКЛЮЧЕНИЕ</w:t>
+            <w:tab/>
+            <w:t>14</w:t>
+          </w:r>
+          <w:r>
+            <w:rPr/>
             <w:fldChar w:fldCharType="end"/>
           </w:r>
         </w:p>
         <w:p>
           <w:pPr>
             <w:sectPr>
-              <w:footerReference w:type="even" r:id="rId12"/>
-              <w:footerReference w:type="default" r:id="rId13"/>
-              <w:footerReference w:type="first" r:id="rId14"/>
+              <w:footerReference w:type="even" r:id="rId11"/>
+              <w:footerReference w:type="default" r:id="rId12"/>
+              <w:footerReference w:type="first" r:id="rId13"/>
               <w:type w:val="nextPage"/>
               <w:pgSz w:w="11906" w:h="16838"/>
               <w:pgMar w:left="1559" w:right="566" w:gutter="0" w:header="0" w:top="1040" w:footer="820" w:bottom="1000"/>
@@ -3048,8 +2955,8 @@
         <w:rPr/>
       </w:pPr>
       <w:bookmarkStart w:id="10" w:name="__RefHeading___Toc1164_3848765669"/>
-      <w:bookmarkStart w:id="11" w:name="_bookmark0"/>
-      <w:bookmarkStart w:id="12" w:name="ВВЕДЕНИЕ_"/>
+      <w:bookmarkStart w:id="11" w:name="ВВЕДЕНИЕ_"/>
+      <w:bookmarkStart w:id="12" w:name="_bookmark0"/>
       <w:bookmarkEnd w:id="10"/>
       <w:bookmarkEnd w:id="11"/>
       <w:bookmarkEnd w:id="12"/>
@@ -3094,9 +3001,9 @@
         <w:jc w:val="both"/>
         <w:rPr/>
         <w:sectPr>
-          <w:footerReference w:type="even" r:id="rId15"/>
-          <w:footerReference w:type="default" r:id="rId16"/>
-          <w:footerReference w:type="first" r:id="rId17"/>
+          <w:footerReference w:type="even" r:id="rId14"/>
+          <w:footerReference w:type="default" r:id="rId15"/>
+          <w:footerReference w:type="first" r:id="rId16"/>
           <w:type w:val="nextPage"/>
           <w:pgSz w:w="11906" w:h="16838"/>
           <w:pgMar w:left="1559" w:right="566" w:gutter="0" w:header="0" w:top="1040" w:footer="820" w:bottom="1000"/>
@@ -3118,8 +3025,8 @@
         <w:rPr/>
       </w:pPr>
       <w:bookmarkStart w:id="13" w:name="__RefHeading___Toc1166_3848765669"/>
-      <w:bookmarkStart w:id="14" w:name="ПОСТАНОВКА_ЗАДАЧИ_"/>
-      <w:bookmarkStart w:id="15" w:name="_bookmark1"/>
+      <w:bookmarkStart w:id="14" w:name="_bookmark1"/>
+      <w:bookmarkStart w:id="15" w:name="ПОСТАНОВКА_ЗАДАЧИ_"/>
       <w:bookmarkEnd w:id="13"/>
       <w:bookmarkEnd w:id="14"/>
       <w:bookmarkEnd w:id="15"/>
@@ -3157,8 +3064,8 @@
         <w:rPr/>
       </w:pPr>
       <w:bookmarkStart w:id="16" w:name="__RefHeading___Toc1168_3848765669"/>
-      <w:bookmarkStart w:id="17" w:name="1.1_Предметная_область_"/>
-      <w:bookmarkStart w:id="18" w:name="_bookmark2"/>
+      <w:bookmarkStart w:id="17" w:name="_bookmark2"/>
+      <w:bookmarkStart w:id="18" w:name="1.1_Предметная_область_"/>
       <w:bookmarkEnd w:id="16"/>
       <w:bookmarkEnd w:id="17"/>
       <w:bookmarkEnd w:id="18"/>
@@ -3222,8 +3129,8 @@
         <w:rPr/>
       </w:pPr>
       <w:bookmarkStart w:id="19" w:name="__RefHeading___Toc1170_3848765669"/>
-      <w:bookmarkStart w:id="20" w:name="1.2_Задачи_практики_"/>
-      <w:bookmarkStart w:id="21" w:name="_bookmark3"/>
+      <w:bookmarkStart w:id="20" w:name="_bookmark3"/>
+      <w:bookmarkStart w:id="21" w:name="1.2_Задачи_практики_"/>
       <w:bookmarkEnd w:id="19"/>
       <w:bookmarkEnd w:id="20"/>
       <w:bookmarkEnd w:id="21"/>
@@ -3252,9 +3159,9 @@
         <w:jc w:val="both"/>
         <w:rPr/>
         <w:sectPr>
-          <w:footerReference w:type="even" r:id="rId18"/>
-          <w:footerReference w:type="default" r:id="rId19"/>
-          <w:footerReference w:type="first" r:id="rId20"/>
+          <w:footerReference w:type="even" r:id="rId17"/>
+          <w:footerReference w:type="default" r:id="rId18"/>
+          <w:footerReference w:type="first" r:id="rId19"/>
           <w:type w:val="nextPage"/>
           <w:pgSz w:w="11906" w:h="16838"/>
           <w:pgMar w:left="1559" w:right="566" w:gutter="0" w:header="0" w:top="1040" w:footer="820" w:bottom="1000"/>
@@ -4522,7 +4429,7 @@
           <wp:inline distT="0" distB="0" distL="0" distR="0">
             <wp:extent cx="5981700" cy="2609850"/>
             <wp:effectExtent l="0" t="0" r="0" b="0"/>
-            <wp:docPr id="30" name="Image 9"/>
+            <wp:docPr id="29" name="Image 9"/>
             <wp:cNvGraphicFramePr>
               <a:graphicFrameLocks xmlns:a="http://schemas.openxmlformats.org/drawingml/2006/main" noChangeAspect="1"/>
             </wp:cNvGraphicFramePr>
@@ -4530,13 +4437,13 @@
               <a:graphicData uri="http://schemas.openxmlformats.org/drawingml/2006/picture">
                 <pic:pic xmlns:pic="http://schemas.openxmlformats.org/drawingml/2006/picture">
                   <pic:nvPicPr>
-                    <pic:cNvPr id="30" name="Image 9"/>
+                    <pic:cNvPr id="29" name="Image 9"/>
                     <pic:cNvPicPr>
                       <a:picLocks noChangeAspect="1" noChangeArrowheads="1"/>
                     </pic:cNvPicPr>
                   </pic:nvPicPr>
                   <pic:blipFill>
-                    <a:blip r:embed="rId21"/>
+                    <a:blip r:embed="rId20"/>
                     <a:stretch>
                       <a:fillRect/>
                     </a:stretch>
@@ -4685,7 +4592,7 @@
           <w:sz w:val="11"/>
         </w:rPr>
         <w:drawing>
-          <wp:anchor distT="0" distB="0" distL="0" distR="0" simplePos="0" relativeHeight="47" behindDoc="1" locked="0" layoutInCell="0" allowOverlap="1">
+          <wp:anchor distT="0" distB="0" distL="0" distR="0" simplePos="0" relativeHeight="54" behindDoc="1" locked="0" layoutInCell="0" allowOverlap="1">
             <wp:simplePos x="0" y="0"/>
             <wp:positionH relativeFrom="page">
               <wp:posOffset>1080770</wp:posOffset>
@@ -4696,7 +4603,7 @@
             <wp:extent cx="5994400" cy="2195830"/>
             <wp:effectExtent l="0" t="0" r="0" b="0"/>
             <wp:wrapTopAndBottom/>
-            <wp:docPr id="31" name="Image 10"/>
+            <wp:docPr id="30" name="Image 10"/>
             <wp:cNvGraphicFramePr>
               <a:graphicFrameLocks xmlns:a="http://schemas.openxmlformats.org/drawingml/2006/main" noChangeAspect="1"/>
             </wp:cNvGraphicFramePr>
@@ -4704,13 +4611,13 @@
               <a:graphicData uri="http://schemas.openxmlformats.org/drawingml/2006/picture">
                 <pic:pic xmlns:pic="http://schemas.openxmlformats.org/drawingml/2006/picture">
                   <pic:nvPicPr>
-                    <pic:cNvPr id="31" name="Image 10"/>
+                    <pic:cNvPr id="30" name="Image 10"/>
                     <pic:cNvPicPr>
                       <a:picLocks noChangeAspect="1" noChangeArrowheads="1"/>
                     </pic:cNvPicPr>
                   </pic:nvPicPr>
                   <pic:blipFill>
-                    <a:blip r:embed="rId22"/>
+                    <a:blip r:embed="rId21"/>
                     <a:stretch>
                       <a:fillRect/>
                     </a:stretch>
@@ -4901,9 +4808,9 @@
         <w:jc w:val="both"/>
         <w:rPr/>
         <w:sectPr>
-          <w:footerReference w:type="even" r:id="rId23"/>
-          <w:footerReference w:type="default" r:id="rId24"/>
-          <w:footerReference w:type="first" r:id="rId25"/>
+          <w:footerReference w:type="even" r:id="rId22"/>
+          <w:footerReference w:type="default" r:id="rId23"/>
+          <w:footerReference w:type="first" r:id="rId24"/>
           <w:type w:val="nextPage"/>
           <w:pgSz w:w="11906" w:h="16838"/>
           <w:pgMar w:left="1559" w:right="566" w:gutter="0" w:header="0" w:top="1040" w:footer="820" w:bottom="1000"/>
@@ -4933,7 +4840,7 @@
           <wp:inline distT="0" distB="0" distL="0" distR="0">
             <wp:extent cx="6029960" cy="2747645"/>
             <wp:effectExtent l="0" t="0" r="0" b="0"/>
-            <wp:docPr id="34" name="Image 11"/>
+            <wp:docPr id="33" name="Image 11"/>
             <wp:cNvGraphicFramePr>
               <a:graphicFrameLocks xmlns:a="http://schemas.openxmlformats.org/drawingml/2006/main" noChangeAspect="1"/>
             </wp:cNvGraphicFramePr>
@@ -4941,13 +4848,13 @@
               <a:graphicData uri="http://schemas.openxmlformats.org/drawingml/2006/picture">
                 <pic:pic xmlns:pic="http://schemas.openxmlformats.org/drawingml/2006/picture">
                   <pic:nvPicPr>
-                    <pic:cNvPr id="34" name="Image 11"/>
+                    <pic:cNvPr id="33" name="Image 11"/>
                     <pic:cNvPicPr>
                       <a:picLocks noChangeAspect="1" noChangeArrowheads="1"/>
                     </pic:cNvPicPr>
                   </pic:nvPicPr>
                   <pic:blipFill>
-                    <a:blip r:embed="rId26"/>
+                    <a:blip r:embed="rId25"/>
                     <a:stretch>
                       <a:fillRect/>
                     </a:stretch>
@@ -5025,9 +4932,9 @@
           <w:sz w:val="26"/>
         </w:rPr>
         <w:sectPr>
-          <w:footerReference w:type="even" r:id="rId28"/>
-          <w:footerReference w:type="default" r:id="rId29"/>
-          <w:footerReference w:type="first" r:id="rId30"/>
+          <w:footerReference w:type="even" r:id="rId27"/>
+          <w:footerReference w:type="default" r:id="rId28"/>
+          <w:footerReference w:type="first" r:id="rId29"/>
           <w:type w:val="nextPage"/>
           <w:pgSz w:w="11906" w:h="16838"/>
           <w:pgMar w:left="1559" w:right="566" w:gutter="0" w:header="0" w:top="1120" w:footer="820" w:bottom="1000"/>
@@ -5039,7 +4946,7 @@
       </w:pPr>
       <w:r>
         <w:drawing>
-          <wp:anchor distT="0" distB="0" distL="0" distR="0" simplePos="0" relativeHeight="48" behindDoc="0" locked="0" layoutInCell="0" allowOverlap="1">
+          <wp:anchor distT="0" distB="0" distL="0" distR="0" simplePos="0" relativeHeight="55" behindDoc="0" locked="0" layoutInCell="0" allowOverlap="1">
             <wp:simplePos x="0" y="0"/>
             <wp:positionH relativeFrom="column">
               <wp:align>center</wp:align>
@@ -5050,7 +4957,7 @@
             <wp:extent cx="6208395" cy="3352800"/>
             <wp:effectExtent l="0" t="0" r="0" b="0"/>
             <wp:wrapSquare wrapText="bothSides"/>
-            <wp:docPr id="35" name="Image1"/>
+            <wp:docPr id="34" name="Image1"/>
             <wp:cNvGraphicFramePr>
               <a:graphicFrameLocks xmlns:a="http://schemas.openxmlformats.org/drawingml/2006/main" noChangeAspect="1"/>
             </wp:cNvGraphicFramePr>
@@ -5058,13 +4965,13 @@
               <a:graphicData uri="http://schemas.openxmlformats.org/drawingml/2006/picture">
                 <pic:pic xmlns:pic="http://schemas.openxmlformats.org/drawingml/2006/picture">
                   <pic:nvPicPr>
-                    <pic:cNvPr id="35" name="Image1"/>
+                    <pic:cNvPr id="34" name="Image1"/>
                     <pic:cNvPicPr>
                       <a:picLocks noChangeAspect="1" noChangeArrowheads="1"/>
                     </pic:cNvPicPr>
                   </pic:nvPicPr>
                   <pic:blipFill>
-                    <a:blip r:embed="rId27"/>
+                    <a:blip r:embed="rId26"/>
                     <a:stretch>
                       <a:fillRect/>
                     </a:stretch>
@@ -5261,9 +5168,9 @@
         <w:jc w:val="both"/>
         <w:rPr/>
         <w:sectPr>
-          <w:footerReference w:type="even" r:id="rId31"/>
-          <w:footerReference w:type="default" r:id="rId32"/>
-          <w:footerReference w:type="first" r:id="rId33"/>
+          <w:footerReference w:type="even" r:id="rId30"/>
+          <w:footerReference w:type="default" r:id="rId31"/>
+          <w:footerReference w:type="first" r:id="rId32"/>
           <w:type w:val="nextPage"/>
           <w:pgSz w:w="11906" w:h="16838"/>
           <w:pgMar w:left="1559" w:right="566" w:gutter="0" w:header="0" w:top="1040" w:footer="820" w:bottom="1000"/>
@@ -5312,9 +5219,9 @@
         <w:jc w:val="both"/>
         <w:rPr/>
         <w:sectPr>
-          <w:footerReference w:type="even" r:id="rId34"/>
-          <w:footerReference w:type="default" r:id="rId35"/>
-          <w:footerReference w:type="first" r:id="rId36"/>
+          <w:footerReference w:type="even" r:id="rId33"/>
+          <w:footerReference w:type="default" r:id="rId34"/>
+          <w:footerReference w:type="first" r:id="rId35"/>
           <w:type w:val="nextPage"/>
           <w:pgSz w:w="11906" w:h="16838"/>
           <w:pgMar w:left="1559" w:right="566" w:gutter="0" w:header="0" w:top="1040" w:footer="820" w:bottom="1000"/>
@@ -5408,8 +5315,8 @@
         <w:rPr/>
       </w:pPr>
       <w:bookmarkStart w:id="31" w:name="__RefHeading___Toc1182_3848765669"/>
-      <w:bookmarkStart w:id="32" w:name="ЗАКЛЮЧЕНИЕ_"/>
-      <w:bookmarkStart w:id="33" w:name="_bookmark5"/>
+      <w:bookmarkStart w:id="32" w:name="_bookmark5"/>
+      <w:bookmarkStart w:id="33" w:name="ЗАКЛЮЧЕНИЕ_"/>
       <w:bookmarkEnd w:id="31"/>
       <w:bookmarkEnd w:id="32"/>
       <w:bookmarkEnd w:id="33"/>
@@ -5430,13 +5337,102 @@
       </w:pPr>
       <w:r>
         <w:rPr/>
-        <w:t>Заключение содержит краткое описание результатов по каждой задаче, обозначенной в разделе «Постановка задачи», результаты работы в целом, согласно обозначенной цели и пр.</w:t>
+        <w:t>В ходе выполнения практической работы было реализованно полноценное программное решение задачи решения головоломки судоку.</w:t>
+      </w:r>
+    </w:p>
+    <w:p>
+      <w:pPr>
+        <w:pStyle w:val="BodyText"/>
+        <w:spacing w:lineRule="auto" w:line="360" w:before="161" w:after="0"/>
+        <w:ind w:firstLine="709" w:start="143" w:end="296"/>
+        <w:jc w:val="both"/>
+        <w:rPr/>
+      </w:pPr>
+      <w:r>
+        <w:rPr/>
+        <w:t xml:space="preserve">Решение задачи </w:t>
+      </w:r>
+      <w:r>
+        <w:rPr/>
+        <w:t>находится</w:t>
+      </w:r>
+      <w:r>
+        <w:rPr/>
+        <w:t xml:space="preserve"> при помощи генетического алгоритма объеденяющего в своей логике базовые и модифицированные оптимизационные подходы, основными из которых являются: турнирные методы поиска родителей, мутация сегментов с худшим показателем преспособленности, динамическая вероятность мутации и обмен особей между популяциями.</w:t>
+      </w:r>
+    </w:p>
+    <w:p>
+      <w:pPr>
+        <w:pStyle w:val="BodyText"/>
+        <w:spacing w:lineRule="auto" w:line="360" w:before="161" w:after="0"/>
+        <w:ind w:firstLine="709" w:start="143" w:end="296"/>
+        <w:jc w:val="both"/>
+        <w:rPr/>
+      </w:pPr>
+      <w:r>
+        <w:rPr/>
+        <w:t>Реализован графический интерфейс обеспечивающий полнофункциональную настройку параметров работы алгоритма для решения случайно сгенерированной или заданной пользователем задачи. Для отслеживания работы алгоритма реализован вывод метрики и графическое представление изменения состояния всех популяций для каждого поколения в общем и частном виде.</w:t>
+      </w:r>
+    </w:p>
+    <w:p>
+      <w:pPr>
+        <w:pStyle w:val="BodyText"/>
+        <w:spacing w:lineRule="auto" w:line="360" w:before="161" w:after="0"/>
+        <w:ind w:firstLine="709" w:start="143" w:end="296"/>
+        <w:jc w:val="both"/>
+        <w:rPr/>
+      </w:pPr>
+      <w:r>
+        <w:rPr/>
+        <w:t>Разработанная система успешно прошла тестирование на головоломках различной сложности.</w:t>
+      </w:r>
+      <w:r>
+        <w:br w:type="page"/>
+      </w:r>
+    </w:p>
+    <w:p>
+      <w:pPr>
+        <w:pStyle w:val="Heading1"/>
+        <w:ind w:start="572" w:end="0"/>
+        <w:rPr>
+          <w:b/>
+          <w:color w:val="000000"/>
+          <w:spacing w:val="-2"/>
+          <w:sz w:val="28"/>
+        </w:rPr>
+      </w:pPr>
+      <w:bookmarkStart w:id="34" w:name="__RefHeading___Toc1182_3848765669_Copy_1"/>
+      <w:bookmarkEnd w:id="34"/>
+      <w:r>
+        <w:rPr>
+          <w:b/>
+          <w:color w:val="000000"/>
+          <w:spacing w:val="-2"/>
+          <w:sz w:val="28"/>
+        </w:rPr>
+        <w:t>СПИСОК ИСПОЛЬЗОВАННЫХ ИСТОЧНИКОВ</w:t>
+      </w:r>
+    </w:p>
+    <w:p>
+      <w:pPr>
+        <w:pStyle w:val="BodyText"/>
+        <w:numPr>
+          <w:ilvl w:val="0"/>
+          <w:numId w:val="0"/>
+        </w:numPr>
+        <w:spacing w:lineRule="auto" w:line="360" w:before="161" w:after="0"/>
+        <w:ind w:hanging="0" w:start="143" w:end="297"/>
+        <w:jc w:val="both"/>
+        <w:rPr/>
+      </w:pPr>
+      <w:r>
+        <w:rPr/>
       </w:r>
     </w:p>
     <w:sectPr>
-      <w:footerReference w:type="even" r:id="rId37"/>
-      <w:footerReference w:type="default" r:id="rId38"/>
-      <w:footerReference w:type="first" r:id="rId39"/>
+      <w:footerReference w:type="even" r:id="rId36"/>
+      <w:footerReference w:type="default" r:id="rId37"/>
+      <w:footerReference w:type="first" r:id="rId38"/>
       <w:type w:val="nextPage"/>
       <w:pgSz w:w="11906" w:h="16838"/>
       <w:pgMar w:left="1559" w:right="566" w:gutter="0" w:header="0" w:top="1040" w:footer="820" w:bottom="1000"/>
@@ -5467,6 +5463,20 @@
 <w:ftr xmlns:o="urn:schemas-microsoft-com:office:office" xmlns:r="http://schemas.openxmlformats.org/officeDocument/2006/relationships" xmlns:v="urn:schemas-microsoft-com:vml" xmlns:w="http://schemas.openxmlformats.org/wordprocessingml/2006/main" xmlns:w10="urn:schemas-microsoft-com:office:word" xmlns:wp="http://schemas.openxmlformats.org/drawingml/2006/wordprocessingDrawing" xmlns:pic="http://schemas.openxmlformats.org/drawingml/2006/picture" xmlns:wps="http://schemas.microsoft.com/office/word/2010/wordprocessingShape" xmlns:wpg="http://schemas.microsoft.com/office/word/2010/wordprocessingGroup" xmlns:mc="http://schemas.openxmlformats.org/markup-compatibility/2006" xmlns:wp14="http://schemas.microsoft.com/office/word/2010/wordprocessingDrawing" xmlns:w14="http://schemas.microsoft.com/office/word/2010/wordml" xmlns:w15="http://schemas.microsoft.com/office/word/2012/wordml" mc:Ignorable="w14 wp14 w15">
   <w:p>
     <w:pPr>
+      <w:pStyle w:val="Footer"/>
+      <w:rPr/>
+    </w:pPr>
+    <w:r>
+      <w:rPr/>
+    </w:r>
+  </w:p>
+</w:ftr>
+</file>
+
+<file path=word/footer11.xml><?xml version="1.0" encoding="utf-8"?>
+<w:ftr xmlns:o="urn:schemas-microsoft-com:office:office" xmlns:r="http://schemas.openxmlformats.org/officeDocument/2006/relationships" xmlns:v="urn:schemas-microsoft-com:vml" xmlns:w="http://schemas.openxmlformats.org/wordprocessingml/2006/main" xmlns:w10="urn:schemas-microsoft-com:office:word" xmlns:wp="http://schemas.openxmlformats.org/drawingml/2006/wordprocessingDrawing" xmlns:pic="http://schemas.openxmlformats.org/drawingml/2006/picture" xmlns:wps="http://schemas.microsoft.com/office/word/2010/wordprocessingShape" xmlns:wpg="http://schemas.microsoft.com/office/word/2010/wordprocessingGroup" xmlns:mc="http://schemas.openxmlformats.org/markup-compatibility/2006" xmlns:wp14="http://schemas.microsoft.com/office/word/2010/wordprocessingDrawing" xmlns:w14="http://schemas.microsoft.com/office/word/2010/wordml" xmlns:w15="http://schemas.microsoft.com/office/word/2012/wordml" mc:Ignorable="w14 wp14 w15">
+  <w:p>
+    <w:pPr>
       <w:pStyle w:val="BodyText"/>
       <w:spacing w:lineRule="auto" w:line="14"/>
       <w:rPr>
@@ -5480,7 +5490,7 @@
       <mc:AlternateContent>
         <mc:Choice Requires="wps">
           <w:drawing>
-            <wp:anchor distT="0" distB="0" distL="0" distR="0" simplePos="0" relativeHeight="15" behindDoc="1" locked="0" layoutInCell="0" allowOverlap="1">
+            <wp:anchor distT="0" distB="0" distL="0" distR="0" simplePos="0" relativeHeight="22" behindDoc="1" locked="0" layoutInCell="0" allowOverlap="1">
               <wp:simplePos x="0" y="0"/>
               <wp:positionH relativeFrom="page">
                 <wp:posOffset>3810635</wp:posOffset>
@@ -5491,7 +5501,7 @@
               <wp:extent cx="228600" cy="222885"/>
               <wp:effectExtent l="0" t="0" r="0" b="0"/>
               <wp:wrapNone/>
-              <wp:docPr id="23" name="Textbox 2"/>
+              <wp:docPr id="23" name="Textbox 3"/>
               <a:graphic xmlns:a="http://schemas.openxmlformats.org/drawingml/2006/main">
                 <a:graphicData uri="http://schemas.microsoft.com/office/word/2010/wordprocessingShape">
                   <wps:wsp>
@@ -5552,7 +5562,7 @@
                               <w:color w:val="000000"/>
                               <w:spacing w:val="-5"/>
                             </w:rPr>
-                            <w:t>3</w:t>
+                            <w:t>4</w:t>
                           </w:r>
                           <w:r>
                             <w:rPr>
@@ -5615,7 +5625,7 @@
                         <w:color w:val="000000"/>
                         <w:spacing w:val="-5"/>
                       </w:rPr>
-                      <w:t>3</w:t>
+                      <w:t>4</w:t>
                     </w:r>
                     <w:r>
                       <w:rPr>
@@ -5637,20 +5647,6 @@
 </w:ftr>
 </file>
 
-<file path=word/footer11.xml><?xml version="1.0" encoding="utf-8"?>
-<w:ftr xmlns:o="urn:schemas-microsoft-com:office:office" xmlns:r="http://schemas.openxmlformats.org/officeDocument/2006/relationships" xmlns:v="urn:schemas-microsoft-com:vml" xmlns:w="http://schemas.openxmlformats.org/wordprocessingml/2006/main" xmlns:w10="urn:schemas-microsoft-com:office:word" xmlns:wp="http://schemas.openxmlformats.org/drawingml/2006/wordprocessingDrawing" xmlns:pic="http://schemas.openxmlformats.org/drawingml/2006/picture" xmlns:wps="http://schemas.microsoft.com/office/word/2010/wordprocessingShape" xmlns:wpg="http://schemas.microsoft.com/office/word/2010/wordprocessingGroup" xmlns:mc="http://schemas.openxmlformats.org/markup-compatibility/2006" xmlns:wp14="http://schemas.microsoft.com/office/word/2010/wordprocessingDrawing" xmlns:w14="http://schemas.microsoft.com/office/word/2010/wordml" xmlns:w15="http://schemas.microsoft.com/office/word/2012/wordml" mc:Ignorable="w14 wp14 w15">
-  <w:p>
-    <w:pPr>
-      <w:pStyle w:val="Footer"/>
-      <w:rPr/>
-    </w:pPr>
-    <w:r>
-      <w:rPr/>
-    </w:r>
-  </w:p>
-</w:ftr>
-</file>
-
 <file path=word/footer12.xml><?xml version="1.0" encoding="utf-8"?>
 <w:ftr xmlns:o="urn:schemas-microsoft-com:office:office" xmlns:r="http://schemas.openxmlformats.org/officeDocument/2006/relationships" xmlns:v="urn:schemas-microsoft-com:vml" xmlns:w="http://schemas.openxmlformats.org/wordprocessingml/2006/main" xmlns:w10="urn:schemas-microsoft-com:office:word" xmlns:wp="http://schemas.openxmlformats.org/drawingml/2006/wordprocessingDrawing" xmlns:pic="http://schemas.openxmlformats.org/drawingml/2006/picture" xmlns:wps="http://schemas.microsoft.com/office/word/2010/wordprocessingShape" xmlns:wpg="http://schemas.microsoft.com/office/word/2010/wordprocessingGroup" xmlns:mc="http://schemas.openxmlformats.org/markup-compatibility/2006" xmlns:wp14="http://schemas.microsoft.com/office/word/2010/wordprocessingDrawing" xmlns:w14="http://schemas.microsoft.com/office/word/2010/wordml" xmlns:w15="http://schemas.microsoft.com/office/word/2012/wordml" mc:Ignorable="w14 wp14 w15">
   <w:p>
@@ -5668,7 +5664,7 @@
       <mc:AlternateContent>
         <mc:Choice Requires="wps">
           <w:drawing>
-            <wp:anchor distT="0" distB="0" distL="0" distR="0" simplePos="0" relativeHeight="17" behindDoc="1" locked="0" layoutInCell="0" allowOverlap="1">
+            <wp:anchor distT="0" distB="0" distL="0" distR="0" simplePos="0" relativeHeight="22" behindDoc="1" locked="0" layoutInCell="0" allowOverlap="1">
               <wp:simplePos x="0" y="0"/>
               <wp:positionH relativeFrom="page">
                 <wp:posOffset>3810635</wp:posOffset>
@@ -5829,6 +5825,20 @@
 <w:ftr xmlns:o="urn:schemas-microsoft-com:office:office" xmlns:r="http://schemas.openxmlformats.org/officeDocument/2006/relationships" xmlns:v="urn:schemas-microsoft-com:vml" xmlns:w="http://schemas.openxmlformats.org/wordprocessingml/2006/main" xmlns:w10="urn:schemas-microsoft-com:office:word" xmlns:wp="http://schemas.openxmlformats.org/drawingml/2006/wordprocessingDrawing" xmlns:pic="http://schemas.openxmlformats.org/drawingml/2006/picture" xmlns:wps="http://schemas.microsoft.com/office/word/2010/wordprocessingShape" xmlns:wpg="http://schemas.microsoft.com/office/word/2010/wordprocessingGroup" xmlns:mc="http://schemas.openxmlformats.org/markup-compatibility/2006" xmlns:wp14="http://schemas.microsoft.com/office/word/2010/wordprocessingDrawing" xmlns:w14="http://schemas.microsoft.com/office/word/2010/wordml" xmlns:w15="http://schemas.microsoft.com/office/word/2012/wordml" mc:Ignorable="w14 wp14 w15">
   <w:p>
     <w:pPr>
+      <w:pStyle w:val="Footer"/>
+      <w:rPr/>
+    </w:pPr>
+    <w:r>
+      <w:rPr/>
+    </w:r>
+  </w:p>
+</w:ftr>
+</file>
+
+<file path=word/footer14.xml><?xml version="1.0" encoding="utf-8"?>
+<w:ftr xmlns:o="urn:schemas-microsoft-com:office:office" xmlns:r="http://schemas.openxmlformats.org/officeDocument/2006/relationships" xmlns:v="urn:schemas-microsoft-com:vml" xmlns:w="http://schemas.openxmlformats.org/wordprocessingml/2006/main" xmlns:w10="urn:schemas-microsoft-com:office:word" xmlns:wp="http://schemas.openxmlformats.org/drawingml/2006/wordprocessingDrawing" xmlns:pic="http://schemas.openxmlformats.org/drawingml/2006/picture" xmlns:wps="http://schemas.microsoft.com/office/word/2010/wordprocessingShape" xmlns:wpg="http://schemas.microsoft.com/office/word/2010/wordprocessingGroup" xmlns:mc="http://schemas.openxmlformats.org/markup-compatibility/2006" xmlns:wp14="http://schemas.microsoft.com/office/word/2010/wordprocessingDrawing" xmlns:w14="http://schemas.microsoft.com/office/word/2010/wordml" xmlns:w15="http://schemas.microsoft.com/office/word/2012/wordml" mc:Ignorable="w14 wp14 w15">
+  <w:p>
+    <w:pPr>
       <w:pStyle w:val="BodyText"/>
       <w:spacing w:lineRule="auto" w:line="14"/>
       <w:rPr>
@@ -5842,7 +5852,7 @@
       <mc:AlternateContent>
         <mc:Choice Requires="wps">
           <w:drawing>
-            <wp:anchor distT="0" distB="0" distL="0" distR="0" simplePos="0" relativeHeight="17" behindDoc="1" locked="0" layoutInCell="0" allowOverlap="1">
+            <wp:anchor distT="0" distB="0" distL="0" distR="0" simplePos="0" relativeHeight="25" behindDoc="1" locked="0" layoutInCell="0" allowOverlap="1">
               <wp:simplePos x="0" y="0"/>
               <wp:positionH relativeFrom="page">
                 <wp:posOffset>3810635</wp:posOffset>
@@ -5853,7 +5863,7 @@
               <wp:extent cx="228600" cy="222885"/>
               <wp:effectExtent l="0" t="0" r="0" b="0"/>
               <wp:wrapNone/>
-              <wp:docPr id="25" name="Textbox 3"/>
+              <wp:docPr id="25" name="Textbox 4"/>
               <a:graphic xmlns:a="http://schemas.openxmlformats.org/drawingml/2006/main">
                 <a:graphicData uri="http://schemas.microsoft.com/office/word/2010/wordprocessingShape">
                   <wps:wsp>
@@ -5914,7 +5924,7 @@
                               <w:color w:val="000000"/>
                               <w:spacing w:val="-5"/>
                             </w:rPr>
-                            <w:t>4</w:t>
+                            <w:t>5</w:t>
                           </w:r>
                           <w:r>
                             <w:rPr>
@@ -5977,7 +5987,7 @@
                         <w:color w:val="000000"/>
                         <w:spacing w:val="-5"/>
                       </w:rPr>
-                      <w:t>4</w:t>
+                      <w:t>5</w:t>
                     </w:r>
                     <w:r>
                       <w:rPr>
@@ -5999,20 +6009,6 @@
 </w:ftr>
 </file>
 
-<file path=word/footer14.xml><?xml version="1.0" encoding="utf-8"?>
-<w:ftr xmlns:o="urn:schemas-microsoft-com:office:office" xmlns:r="http://schemas.openxmlformats.org/officeDocument/2006/relationships" xmlns:v="urn:schemas-microsoft-com:vml" xmlns:w="http://schemas.openxmlformats.org/wordprocessingml/2006/main" xmlns:w10="urn:schemas-microsoft-com:office:word" xmlns:wp="http://schemas.openxmlformats.org/drawingml/2006/wordprocessingDrawing" xmlns:pic="http://schemas.openxmlformats.org/drawingml/2006/picture" xmlns:wps="http://schemas.microsoft.com/office/word/2010/wordprocessingShape" xmlns:wpg="http://schemas.microsoft.com/office/word/2010/wordprocessingGroup" xmlns:mc="http://schemas.openxmlformats.org/markup-compatibility/2006" xmlns:wp14="http://schemas.microsoft.com/office/word/2010/wordprocessingDrawing" xmlns:w14="http://schemas.microsoft.com/office/word/2010/wordml" xmlns:w15="http://schemas.microsoft.com/office/word/2012/wordml" mc:Ignorable="w14 wp14 w15">
-  <w:p>
-    <w:pPr>
-      <w:pStyle w:val="Footer"/>
-      <w:rPr/>
-    </w:pPr>
-    <w:r>
-      <w:rPr/>
-    </w:r>
-  </w:p>
-</w:ftr>
-</file>
-
 <file path=word/footer15.xml><?xml version="1.0" encoding="utf-8"?>
 <w:ftr xmlns:o="urn:schemas-microsoft-com:office:office" xmlns:r="http://schemas.openxmlformats.org/officeDocument/2006/relationships" xmlns:v="urn:schemas-microsoft-com:vml" xmlns:w="http://schemas.openxmlformats.org/wordprocessingml/2006/main" xmlns:w10="urn:schemas-microsoft-com:office:word" xmlns:wp="http://schemas.openxmlformats.org/drawingml/2006/wordprocessingDrawing" xmlns:pic="http://schemas.openxmlformats.org/drawingml/2006/picture" xmlns:wps="http://schemas.microsoft.com/office/word/2010/wordprocessingShape" xmlns:wpg="http://schemas.microsoft.com/office/word/2010/wordprocessingGroup" xmlns:mc="http://schemas.openxmlformats.org/markup-compatibility/2006" xmlns:wp14="http://schemas.microsoft.com/office/word/2010/wordprocessingDrawing" xmlns:w14="http://schemas.microsoft.com/office/word/2010/wordml" xmlns:w15="http://schemas.microsoft.com/office/word/2012/wordml" mc:Ignorable="w14 wp14 w15">
   <w:p>
@@ -6030,7 +6026,7 @@
       <mc:AlternateContent>
         <mc:Choice Requires="wps">
           <w:drawing>
-            <wp:anchor distT="0" distB="0" distL="0" distR="0" simplePos="0" relativeHeight="20" behindDoc="1" locked="0" layoutInCell="0" allowOverlap="1">
+            <wp:anchor distT="0" distB="0" distL="0" distR="0" simplePos="0" relativeHeight="25" behindDoc="1" locked="0" layoutInCell="0" allowOverlap="1">
               <wp:simplePos x="0" y="0"/>
               <wp:positionH relativeFrom="page">
                 <wp:posOffset>3810635</wp:posOffset>
@@ -6191,6 +6187,20 @@
 <w:ftr xmlns:o="urn:schemas-microsoft-com:office:office" xmlns:r="http://schemas.openxmlformats.org/officeDocument/2006/relationships" xmlns:v="urn:schemas-microsoft-com:vml" xmlns:w="http://schemas.openxmlformats.org/wordprocessingml/2006/main" xmlns:w10="urn:schemas-microsoft-com:office:word" xmlns:wp="http://schemas.openxmlformats.org/drawingml/2006/wordprocessingDrawing" xmlns:pic="http://schemas.openxmlformats.org/drawingml/2006/picture" xmlns:wps="http://schemas.microsoft.com/office/word/2010/wordprocessingShape" xmlns:wpg="http://schemas.microsoft.com/office/word/2010/wordprocessingGroup" xmlns:mc="http://schemas.openxmlformats.org/markup-compatibility/2006" xmlns:wp14="http://schemas.microsoft.com/office/word/2010/wordprocessingDrawing" xmlns:w14="http://schemas.microsoft.com/office/word/2010/wordml" xmlns:w15="http://schemas.microsoft.com/office/word/2012/wordml" mc:Ignorable="w14 wp14 w15">
   <w:p>
     <w:pPr>
+      <w:pStyle w:val="Footer"/>
+      <w:rPr/>
+    </w:pPr>
+    <w:r>
+      <w:rPr/>
+    </w:r>
+  </w:p>
+</w:ftr>
+</file>
+
+<file path=word/footer17.xml><?xml version="1.0" encoding="utf-8"?>
+<w:ftr xmlns:o="urn:schemas-microsoft-com:office:office" xmlns:r="http://schemas.openxmlformats.org/officeDocument/2006/relationships" xmlns:v="urn:schemas-microsoft-com:vml" xmlns:w="http://schemas.openxmlformats.org/wordprocessingml/2006/main" xmlns:w10="urn:schemas-microsoft-com:office:word" xmlns:wp="http://schemas.openxmlformats.org/drawingml/2006/wordprocessingDrawing" xmlns:pic="http://schemas.openxmlformats.org/drawingml/2006/picture" xmlns:wps="http://schemas.microsoft.com/office/word/2010/wordprocessingShape" xmlns:wpg="http://schemas.microsoft.com/office/word/2010/wordprocessingGroup" xmlns:mc="http://schemas.openxmlformats.org/markup-compatibility/2006" xmlns:wp14="http://schemas.microsoft.com/office/word/2010/wordprocessingDrawing" xmlns:w14="http://schemas.microsoft.com/office/word/2010/wordml" xmlns:w15="http://schemas.microsoft.com/office/word/2012/wordml" mc:Ignorable="w14 wp14 w15">
+  <w:p>
+    <w:pPr>
       <w:pStyle w:val="BodyText"/>
       <w:spacing w:lineRule="auto" w:line="14"/>
       <w:rPr>
@@ -6204,7 +6214,7 @@
       <mc:AlternateContent>
         <mc:Choice Requires="wps">
           <w:drawing>
-            <wp:anchor distT="0" distB="0" distL="0" distR="0" simplePos="0" relativeHeight="20" behindDoc="1" locked="0" layoutInCell="0" allowOverlap="1">
+            <wp:anchor distT="0" distB="0" distL="0" distR="0" simplePos="0" relativeHeight="28" behindDoc="1" locked="0" layoutInCell="0" allowOverlap="1">
               <wp:simplePos x="0" y="0"/>
               <wp:positionH relativeFrom="page">
                 <wp:posOffset>3810635</wp:posOffset>
@@ -6215,7 +6225,7 @@
               <wp:extent cx="228600" cy="222885"/>
               <wp:effectExtent l="0" t="0" r="0" b="0"/>
               <wp:wrapNone/>
-              <wp:docPr id="27" name="Textbox 4"/>
+              <wp:docPr id="27" name="Textbox 6"/>
               <a:graphic xmlns:a="http://schemas.openxmlformats.org/drawingml/2006/main">
                 <a:graphicData uri="http://schemas.microsoft.com/office/word/2010/wordprocessingShape">
                   <wps:wsp>
@@ -6276,7 +6286,7 @@
                               <w:color w:val="000000"/>
                               <w:spacing w:val="-5"/>
                             </w:rPr>
-                            <w:t>5</w:t>
+                            <w:t>6</w:t>
                           </w:r>
                           <w:r>
                             <w:rPr>
@@ -6339,7 +6349,7 @@
                         <w:color w:val="000000"/>
                         <w:spacing w:val="-5"/>
                       </w:rPr>
-                      <w:t>5</w:t>
+                      <w:t>6</w:t>
                     </w:r>
                     <w:r>
                       <w:rPr>
@@ -6361,20 +6371,6 @@
 </w:ftr>
 </file>
 
-<file path=word/footer17.xml><?xml version="1.0" encoding="utf-8"?>
-<w:ftr xmlns:o="urn:schemas-microsoft-com:office:office" xmlns:r="http://schemas.openxmlformats.org/officeDocument/2006/relationships" xmlns:v="urn:schemas-microsoft-com:vml" xmlns:w="http://schemas.openxmlformats.org/wordprocessingml/2006/main" xmlns:w10="urn:schemas-microsoft-com:office:word" xmlns:wp="http://schemas.openxmlformats.org/drawingml/2006/wordprocessingDrawing" xmlns:pic="http://schemas.openxmlformats.org/drawingml/2006/picture" xmlns:wps="http://schemas.microsoft.com/office/word/2010/wordprocessingShape" xmlns:wpg="http://schemas.microsoft.com/office/word/2010/wordprocessingGroup" xmlns:mc="http://schemas.openxmlformats.org/markup-compatibility/2006" xmlns:wp14="http://schemas.microsoft.com/office/word/2010/wordprocessingDrawing" xmlns:w14="http://schemas.microsoft.com/office/word/2010/wordml" xmlns:w15="http://schemas.microsoft.com/office/word/2012/wordml" mc:Ignorable="w14 wp14 w15">
-  <w:p>
-    <w:pPr>
-      <w:pStyle w:val="Footer"/>
-      <w:rPr/>
-    </w:pPr>
-    <w:r>
-      <w:rPr/>
-    </w:r>
-  </w:p>
-</w:ftr>
-</file>
-
 <file path=word/footer18.xml><?xml version="1.0" encoding="utf-8"?>
 <w:ftr xmlns:o="urn:schemas-microsoft-com:office:office" xmlns:r="http://schemas.openxmlformats.org/officeDocument/2006/relationships" xmlns:v="urn:schemas-microsoft-com:vml" xmlns:w="http://schemas.openxmlformats.org/wordprocessingml/2006/main" xmlns:w10="urn:schemas-microsoft-com:office:word" xmlns:wp="http://schemas.openxmlformats.org/drawingml/2006/wordprocessingDrawing" xmlns:pic="http://schemas.openxmlformats.org/drawingml/2006/picture" xmlns:wps="http://schemas.microsoft.com/office/word/2010/wordprocessingShape" xmlns:wpg="http://schemas.microsoft.com/office/word/2010/wordprocessingGroup" xmlns:mc="http://schemas.openxmlformats.org/markup-compatibility/2006" xmlns:wp14="http://schemas.microsoft.com/office/word/2010/wordprocessingDrawing" xmlns:w14="http://schemas.microsoft.com/office/word/2010/wordml" xmlns:w15="http://schemas.microsoft.com/office/word/2012/wordml" mc:Ignorable="w14 wp14 w15">
   <w:p>
@@ -6392,7 +6388,7 @@
       <mc:AlternateContent>
         <mc:Choice Requires="wps">
           <w:drawing>
-            <wp:anchor distT="0" distB="0" distL="0" distR="0" simplePos="0" relativeHeight="23" behindDoc="1" locked="0" layoutInCell="0" allowOverlap="1">
+            <wp:anchor distT="0" distB="0" distL="0" distR="0" simplePos="0" relativeHeight="28" behindDoc="1" locked="0" layoutInCell="0" allowOverlap="1">
               <wp:simplePos x="0" y="0"/>
               <wp:positionH relativeFrom="page">
                 <wp:posOffset>3810635</wp:posOffset>
@@ -6553,171 +6549,11 @@
 <w:ftr xmlns:o="urn:schemas-microsoft-com:office:office" xmlns:r="http://schemas.openxmlformats.org/officeDocument/2006/relationships" xmlns:v="urn:schemas-microsoft-com:vml" xmlns:w="http://schemas.openxmlformats.org/wordprocessingml/2006/main" xmlns:w10="urn:schemas-microsoft-com:office:word" xmlns:wp="http://schemas.openxmlformats.org/drawingml/2006/wordprocessingDrawing" xmlns:pic="http://schemas.openxmlformats.org/drawingml/2006/picture" xmlns:wps="http://schemas.microsoft.com/office/word/2010/wordprocessingShape" xmlns:wpg="http://schemas.microsoft.com/office/word/2010/wordprocessingGroup" xmlns:mc="http://schemas.openxmlformats.org/markup-compatibility/2006" xmlns:wp14="http://schemas.microsoft.com/office/word/2010/wordprocessingDrawing" xmlns:w14="http://schemas.microsoft.com/office/word/2010/wordml" xmlns:w15="http://schemas.microsoft.com/office/word/2012/wordml" mc:Ignorable="w14 wp14 w15">
   <w:p>
     <w:pPr>
-      <w:pStyle w:val="BodyText"/>
-      <w:spacing w:lineRule="auto" w:line="14"/>
-      <w:rPr>
-        <w:sz w:val="20"/>
-      </w:rPr>
+      <w:pStyle w:val="Footer"/>
+      <w:rPr/>
     </w:pPr>
     <w:r>
-      <w:rPr>
-        <w:sz w:val="20"/>
-      </w:rPr>
-      <mc:AlternateContent>
-        <mc:Choice Requires="wps">
-          <w:drawing>
-            <wp:anchor distT="0" distB="0" distL="0" distR="0" simplePos="0" relativeHeight="23" behindDoc="1" locked="0" layoutInCell="0" allowOverlap="1">
-              <wp:simplePos x="0" y="0"/>
-              <wp:positionH relativeFrom="page">
-                <wp:posOffset>3810635</wp:posOffset>
-              </wp:positionH>
-              <wp:positionV relativeFrom="page">
-                <wp:posOffset>10033000</wp:posOffset>
-              </wp:positionV>
-              <wp:extent cx="228600" cy="222885"/>
-              <wp:effectExtent l="0" t="0" r="0" b="0"/>
-              <wp:wrapNone/>
-              <wp:docPr id="29" name="Textbox 6"/>
-              <a:graphic xmlns:a="http://schemas.openxmlformats.org/drawingml/2006/main">
-                <a:graphicData uri="http://schemas.microsoft.com/office/word/2010/wordprocessingShape">
-                  <wps:wsp>
-                    <wps:cNvSpPr/>
-                    <wps:spPr>
-                      <a:xfrm>
-                        <a:off x="0" y="0"/>
-                        <a:ext cx="228600" cy="222840"/>
-                      </a:xfrm>
-                      <a:prstGeom prst="rect">
-                        <a:avLst/>
-                      </a:prstGeom>
-                      <a:noFill/>
-                      <a:ln w="0">
-                        <a:noFill/>
-                      </a:ln>
-                    </wps:spPr>
-                    <wps:style>
-                      <a:lnRef idx="0"/>
-                      <a:fillRef idx="0"/>
-                      <a:effectRef idx="0"/>
-                      <a:fontRef idx="minor"/>
-                    </wps:style>
-                    <wps:txbx>
-                      <w:txbxContent>
-                        <w:p>
-                          <w:pPr>
-                            <w:pStyle w:val="BodyText"/>
-                            <w:spacing w:before="8" w:after="0"/>
-                            <w:ind w:start="60" w:end="0"/>
-                            <w:rPr>
-                              <w:color w:val="000000"/>
-                            </w:rPr>
-                          </w:pPr>
-                          <w:r>
-                            <w:rPr>
-                              <w:color w:val="000000"/>
-                              <w:spacing w:val="-5"/>
-                            </w:rPr>
-                            <w:fldChar w:fldCharType="begin"/>
-                          </w:r>
-                          <w:r>
-                            <w:rPr>
-                              <w:color w:val="000000"/>
-                              <w:spacing w:val="-5"/>
-                            </w:rPr>
-                            <w:instrText xml:space="preserve"> PAGE </w:instrText>
-                          </w:r>
-                          <w:r>
-                            <w:rPr>
-                              <w:color w:val="000000"/>
-                              <w:spacing w:val="-5"/>
-                            </w:rPr>
-                            <w:fldChar w:fldCharType="separate"/>
-                          </w:r>
-                          <w:r>
-                            <w:rPr>
-                              <w:color w:val="000000"/>
-                              <w:spacing w:val="-5"/>
-                            </w:rPr>
-                            <w:t>6</w:t>
-                          </w:r>
-                          <w:r>
-                            <w:rPr>
-                              <w:color w:val="000000"/>
-                              <w:spacing w:val="-5"/>
-                            </w:rPr>
-                            <w:fldChar w:fldCharType="end"/>
-                          </w:r>
-                        </w:p>
-                      </w:txbxContent>
-                    </wps:txbx>
-                    <wps:bodyPr lIns="0" rIns="0" tIns="0" bIns="0" anchor="t">
-                      <a:noAutofit/>
-                    </wps:bodyPr>
-                  </wps:wsp>
-                </a:graphicData>
-              </a:graphic>
-            </wp:anchor>
-          </w:drawing>
-        </mc:Choice>
-        <mc:Fallback>
-          <w:pict>
-            <v:rect id="shape_0" stroked="f" o:allowincell="f" style="position:absolute;margin-left:300.05pt;margin-top:790pt;width:17.95pt;height:17.5pt;mso-wrap-style:square;v-text-anchor:top;mso-position-horizontal-relative:page;mso-position-vertical-relative:page">
-              <v:fill o:detectmouseclick="t" on="false"/>
-              <v:stroke color="#3465a4" joinstyle="round" endcap="flat"/>
-              <v:textbox>
-                <w:txbxContent>
-                  <w:p>
-                    <w:pPr>
-                      <w:pStyle w:val="BodyText"/>
-                      <w:spacing w:before="8" w:after="0"/>
-                      <w:ind w:start="60" w:end="0"/>
-                      <w:rPr>
-                        <w:color w:val="000000"/>
-                      </w:rPr>
-                    </w:pPr>
-                    <w:r>
-                      <w:rPr>
-                        <w:color w:val="000000"/>
-                        <w:spacing w:val="-5"/>
-                      </w:rPr>
-                      <w:fldChar w:fldCharType="begin"/>
-                    </w:r>
-                    <w:r>
-                      <w:rPr>
-                        <w:color w:val="000000"/>
-                        <w:spacing w:val="-5"/>
-                      </w:rPr>
-                      <w:instrText xml:space="preserve"> PAGE </w:instrText>
-                    </w:r>
-                    <w:r>
-                      <w:rPr>
-                        <w:color w:val="000000"/>
-                        <w:spacing w:val="-5"/>
-                      </w:rPr>
-                      <w:fldChar w:fldCharType="separate"/>
-                    </w:r>
-                    <w:r>
-                      <w:rPr>
-                        <w:color w:val="000000"/>
-                        <w:spacing w:val="-5"/>
-                      </w:rPr>
-                      <w:t>6</w:t>
-                    </w:r>
-                    <w:r>
-                      <w:rPr>
-                        <w:color w:val="000000"/>
-                        <w:spacing w:val="-5"/>
-                      </w:rPr>
-                      <w:fldChar w:fldCharType="end"/>
-                    </w:r>
-                  </w:p>
-                </w:txbxContent>
-              </v:textbox>
-              <w10:wrap type="none"/>
-            </v:rect>
-          </w:pict>
-        </mc:Fallback>
-      </mc:AlternateContent>
+      <w:rPr/>
     </w:r>
   </w:p>
 </w:ftr>
@@ -6845,11 +6681,171 @@
 <w:ftr xmlns:o="urn:schemas-microsoft-com:office:office" xmlns:r="http://schemas.openxmlformats.org/officeDocument/2006/relationships" xmlns:v="urn:schemas-microsoft-com:vml" xmlns:w="http://schemas.openxmlformats.org/wordprocessingml/2006/main" xmlns:w10="urn:schemas-microsoft-com:office:word" xmlns:wp="http://schemas.openxmlformats.org/drawingml/2006/wordprocessingDrawing" xmlns:pic="http://schemas.openxmlformats.org/drawingml/2006/picture" xmlns:wps="http://schemas.microsoft.com/office/word/2010/wordprocessingShape" xmlns:wpg="http://schemas.microsoft.com/office/word/2010/wordprocessingGroup" xmlns:mc="http://schemas.openxmlformats.org/markup-compatibility/2006" xmlns:wp14="http://schemas.microsoft.com/office/word/2010/wordprocessingDrawing" xmlns:w14="http://schemas.microsoft.com/office/word/2010/wordml" xmlns:w15="http://schemas.microsoft.com/office/word/2012/wordml" mc:Ignorable="w14 wp14 w15">
   <w:p>
     <w:pPr>
-      <w:pStyle w:val="Footer"/>
-      <w:rPr/>
+      <w:pStyle w:val="BodyText"/>
+      <w:spacing w:lineRule="auto" w:line="14"/>
+      <w:rPr>
+        <w:sz w:val="20"/>
+      </w:rPr>
     </w:pPr>
     <w:r>
-      <w:rPr/>
+      <w:rPr>
+        <w:sz w:val="20"/>
+      </w:rPr>
+      <mc:AlternateContent>
+        <mc:Choice Requires="wps">
+          <w:drawing>
+            <wp:anchor distT="0" distB="0" distL="0" distR="0" simplePos="0" relativeHeight="36" behindDoc="1" locked="0" layoutInCell="0" allowOverlap="1">
+              <wp:simplePos x="0" y="0"/>
+              <wp:positionH relativeFrom="page">
+                <wp:posOffset>3810635</wp:posOffset>
+              </wp:positionH>
+              <wp:positionV relativeFrom="page">
+                <wp:posOffset>10033000</wp:posOffset>
+              </wp:positionV>
+              <wp:extent cx="228600" cy="222885"/>
+              <wp:effectExtent l="0" t="0" r="0" b="0"/>
+              <wp:wrapNone/>
+              <wp:docPr id="31" name="Textbox 7"/>
+              <a:graphic xmlns:a="http://schemas.openxmlformats.org/drawingml/2006/main">
+                <a:graphicData uri="http://schemas.microsoft.com/office/word/2010/wordprocessingShape">
+                  <wps:wsp>
+                    <wps:cNvSpPr/>
+                    <wps:spPr>
+                      <a:xfrm>
+                        <a:off x="0" y="0"/>
+                        <a:ext cx="228600" cy="222840"/>
+                      </a:xfrm>
+                      <a:prstGeom prst="rect">
+                        <a:avLst/>
+                      </a:prstGeom>
+                      <a:noFill/>
+                      <a:ln w="0">
+                        <a:noFill/>
+                      </a:ln>
+                    </wps:spPr>
+                    <wps:style>
+                      <a:lnRef idx="0"/>
+                      <a:fillRef idx="0"/>
+                      <a:effectRef idx="0"/>
+                      <a:fontRef idx="minor"/>
+                    </wps:style>
+                    <wps:txbx>
+                      <w:txbxContent>
+                        <w:p>
+                          <w:pPr>
+                            <w:pStyle w:val="BodyText"/>
+                            <w:spacing w:before="8" w:after="0"/>
+                            <w:ind w:start="60" w:end="0"/>
+                            <w:rPr>
+                              <w:color w:val="000000"/>
+                            </w:rPr>
+                          </w:pPr>
+                          <w:r>
+                            <w:rPr>
+                              <w:color w:val="000000"/>
+                              <w:spacing w:val="-5"/>
+                            </w:rPr>
+                            <w:fldChar w:fldCharType="begin"/>
+                          </w:r>
+                          <w:r>
+                            <w:rPr>
+                              <w:color w:val="000000"/>
+                              <w:spacing w:val="-5"/>
+                            </w:rPr>
+                            <w:instrText xml:space="preserve"> PAGE </w:instrText>
+                          </w:r>
+                          <w:r>
+                            <w:rPr>
+                              <w:color w:val="000000"/>
+                              <w:spacing w:val="-5"/>
+                            </w:rPr>
+                            <w:fldChar w:fldCharType="separate"/>
+                          </w:r>
+                          <w:r>
+                            <w:rPr>
+                              <w:color w:val="000000"/>
+                              <w:spacing w:val="-5"/>
+                            </w:rPr>
+                            <w:t>10</w:t>
+                          </w:r>
+                          <w:r>
+                            <w:rPr>
+                              <w:color w:val="000000"/>
+                              <w:spacing w:val="-5"/>
+                            </w:rPr>
+                            <w:fldChar w:fldCharType="end"/>
+                          </w:r>
+                        </w:p>
+                      </w:txbxContent>
+                    </wps:txbx>
+                    <wps:bodyPr lIns="0" rIns="0" tIns="0" bIns="0" anchor="t">
+                      <a:noAutofit/>
+                    </wps:bodyPr>
+                  </wps:wsp>
+                </a:graphicData>
+              </a:graphic>
+            </wp:anchor>
+          </w:drawing>
+        </mc:Choice>
+        <mc:Fallback>
+          <w:pict>
+            <v:rect id="shape_0" stroked="f" o:allowincell="f" style="position:absolute;margin-left:300.05pt;margin-top:790pt;width:17.95pt;height:17.5pt;mso-wrap-style:square;v-text-anchor:top;mso-position-horizontal-relative:page;mso-position-vertical-relative:page">
+              <v:fill o:detectmouseclick="t" on="false"/>
+              <v:stroke color="#3465a4" joinstyle="round" endcap="flat"/>
+              <v:textbox>
+                <w:txbxContent>
+                  <w:p>
+                    <w:pPr>
+                      <w:pStyle w:val="BodyText"/>
+                      <w:spacing w:before="8" w:after="0"/>
+                      <w:ind w:start="60" w:end="0"/>
+                      <w:rPr>
+                        <w:color w:val="000000"/>
+                      </w:rPr>
+                    </w:pPr>
+                    <w:r>
+                      <w:rPr>
+                        <w:color w:val="000000"/>
+                        <w:spacing w:val="-5"/>
+                      </w:rPr>
+                      <w:fldChar w:fldCharType="begin"/>
+                    </w:r>
+                    <w:r>
+                      <w:rPr>
+                        <w:color w:val="000000"/>
+                        <w:spacing w:val="-5"/>
+                      </w:rPr>
+                      <w:instrText xml:space="preserve"> PAGE </w:instrText>
+                    </w:r>
+                    <w:r>
+                      <w:rPr>
+                        <w:color w:val="000000"/>
+                        <w:spacing w:val="-5"/>
+                      </w:rPr>
+                      <w:fldChar w:fldCharType="separate"/>
+                    </w:r>
+                    <w:r>
+                      <w:rPr>
+                        <w:color w:val="000000"/>
+                        <w:spacing w:val="-5"/>
+                      </w:rPr>
+                      <w:t>10</w:t>
+                    </w:r>
+                    <w:r>
+                      <w:rPr>
+                        <w:color w:val="000000"/>
+                        <w:spacing w:val="-5"/>
+                      </w:rPr>
+                      <w:fldChar w:fldCharType="end"/>
+                    </w:r>
+                  </w:p>
+                </w:txbxContent>
+              </v:textbox>
+              <w10:wrap type="none"/>
+            </v:rect>
+          </w:pict>
+        </mc:Fallback>
+      </mc:AlternateContent>
     </w:r>
   </w:p>
 </w:ftr>
@@ -6872,7 +6868,7 @@
       <mc:AlternateContent>
         <mc:Choice Requires="wps">
           <w:drawing>
-            <wp:anchor distT="0" distB="0" distL="0" distR="0" simplePos="0" relativeHeight="29" behindDoc="1" locked="0" layoutInCell="0" allowOverlap="1">
+            <wp:anchor distT="0" distB="0" distL="0" distR="0" simplePos="0" relativeHeight="36" behindDoc="1" locked="0" layoutInCell="0" allowOverlap="1">
               <wp:simplePos x="0" y="0"/>
               <wp:positionH relativeFrom="page">
                 <wp:posOffset>3810635</wp:posOffset>
@@ -7033,6 +7029,20 @@
 <w:ftr xmlns:o="urn:schemas-microsoft-com:office:office" xmlns:r="http://schemas.openxmlformats.org/officeDocument/2006/relationships" xmlns:v="urn:schemas-microsoft-com:vml" xmlns:w="http://schemas.openxmlformats.org/wordprocessingml/2006/main" xmlns:w10="urn:schemas-microsoft-com:office:word" xmlns:wp="http://schemas.openxmlformats.org/drawingml/2006/wordprocessingDrawing" xmlns:pic="http://schemas.openxmlformats.org/drawingml/2006/picture" xmlns:wps="http://schemas.microsoft.com/office/word/2010/wordprocessingShape" xmlns:wpg="http://schemas.microsoft.com/office/word/2010/wordprocessingGroup" xmlns:mc="http://schemas.openxmlformats.org/markup-compatibility/2006" xmlns:wp14="http://schemas.microsoft.com/office/word/2010/wordprocessingDrawing" xmlns:w14="http://schemas.microsoft.com/office/word/2010/wordml" xmlns:w15="http://schemas.microsoft.com/office/word/2012/wordml" mc:Ignorable="w14 wp14 w15">
   <w:p>
     <w:pPr>
+      <w:pStyle w:val="Footer"/>
+      <w:rPr/>
+    </w:pPr>
+    <w:r>
+      <w:rPr/>
+    </w:r>
+  </w:p>
+</w:ftr>
+</file>
+
+<file path=word/footer23.xml><?xml version="1.0" encoding="utf-8"?>
+<w:ftr xmlns:o="urn:schemas-microsoft-com:office:office" xmlns:r="http://schemas.openxmlformats.org/officeDocument/2006/relationships" xmlns:v="urn:schemas-microsoft-com:vml" xmlns:w="http://schemas.openxmlformats.org/wordprocessingml/2006/main" xmlns:w10="urn:schemas-microsoft-com:office:word" xmlns:wp="http://schemas.openxmlformats.org/drawingml/2006/wordprocessingDrawing" xmlns:pic="http://schemas.openxmlformats.org/drawingml/2006/picture" xmlns:wps="http://schemas.microsoft.com/office/word/2010/wordprocessingShape" xmlns:wpg="http://schemas.microsoft.com/office/word/2010/wordprocessingGroup" xmlns:mc="http://schemas.openxmlformats.org/markup-compatibility/2006" xmlns:wp14="http://schemas.microsoft.com/office/word/2010/wordprocessingDrawing" xmlns:w14="http://schemas.microsoft.com/office/word/2010/wordml" xmlns:w15="http://schemas.microsoft.com/office/word/2012/wordml" mc:Ignorable="w14 wp14 w15">
+  <w:p>
+    <w:pPr>
       <w:pStyle w:val="BodyText"/>
       <w:spacing w:lineRule="auto" w:line="14"/>
       <w:rPr>
@@ -7046,7 +7056,7 @@
       <mc:AlternateContent>
         <mc:Choice Requires="wps">
           <w:drawing>
-            <wp:anchor distT="0" distB="0" distL="0" distR="0" simplePos="0" relativeHeight="29" behindDoc="1" locked="0" layoutInCell="0" allowOverlap="1">
+            <wp:anchor distT="0" distB="0" distL="0" distR="0" simplePos="0" relativeHeight="40" behindDoc="1" locked="0" layoutInCell="0" allowOverlap="1">
               <wp:simplePos x="0" y="0"/>
               <wp:positionH relativeFrom="page">
                 <wp:posOffset>3810635</wp:posOffset>
@@ -7057,7 +7067,7 @@
               <wp:extent cx="228600" cy="222885"/>
               <wp:effectExtent l="0" t="0" r="0" b="0"/>
               <wp:wrapNone/>
-              <wp:docPr id="33" name="Textbox 7"/>
+              <wp:docPr id="35" name="Textbox 10"/>
               <a:graphic xmlns:a="http://schemas.openxmlformats.org/drawingml/2006/main">
                 <a:graphicData uri="http://schemas.microsoft.com/office/word/2010/wordprocessingShape">
                   <wps:wsp>
@@ -7118,7 +7128,7 @@
                               <w:color w:val="000000"/>
                               <w:spacing w:val="-5"/>
                             </w:rPr>
-                            <w:t>10</w:t>
+                            <w:t>11</w:t>
                           </w:r>
                           <w:r>
                             <w:rPr>
@@ -7181,7 +7191,7 @@
                         <w:color w:val="000000"/>
                         <w:spacing w:val="-5"/>
                       </w:rPr>
-                      <w:t>10</w:t>
+                      <w:t>11</w:t>
                     </w:r>
                     <w:r>
                       <w:rPr>
@@ -7203,20 +7213,6 @@
 </w:ftr>
 </file>
 
-<file path=word/footer23.xml><?xml version="1.0" encoding="utf-8"?>
-<w:ftr xmlns:o="urn:schemas-microsoft-com:office:office" xmlns:r="http://schemas.openxmlformats.org/officeDocument/2006/relationships" xmlns:v="urn:schemas-microsoft-com:vml" xmlns:w="http://schemas.openxmlformats.org/wordprocessingml/2006/main" xmlns:w10="urn:schemas-microsoft-com:office:word" xmlns:wp="http://schemas.openxmlformats.org/drawingml/2006/wordprocessingDrawing" xmlns:pic="http://schemas.openxmlformats.org/drawingml/2006/picture" xmlns:wps="http://schemas.microsoft.com/office/word/2010/wordprocessingShape" xmlns:wpg="http://schemas.microsoft.com/office/word/2010/wordprocessingGroup" xmlns:mc="http://schemas.openxmlformats.org/markup-compatibility/2006" xmlns:wp14="http://schemas.microsoft.com/office/word/2010/wordprocessingDrawing" xmlns:w14="http://schemas.microsoft.com/office/word/2010/wordml" xmlns:w15="http://schemas.microsoft.com/office/word/2012/wordml" mc:Ignorable="w14 wp14 w15">
-  <w:p>
-    <w:pPr>
-      <w:pStyle w:val="Footer"/>
-      <w:rPr/>
-    </w:pPr>
-    <w:r>
-      <w:rPr/>
-    </w:r>
-  </w:p>
-</w:ftr>
-</file>
-
 <file path=word/footer24.xml><?xml version="1.0" encoding="utf-8"?>
 <w:ftr xmlns:o="urn:schemas-microsoft-com:office:office" xmlns:r="http://schemas.openxmlformats.org/officeDocument/2006/relationships" xmlns:v="urn:schemas-microsoft-com:vml" xmlns:w="http://schemas.openxmlformats.org/wordprocessingml/2006/main" xmlns:w10="urn:schemas-microsoft-com:office:word" xmlns:wp="http://schemas.openxmlformats.org/drawingml/2006/wordprocessingDrawing" xmlns:pic="http://schemas.openxmlformats.org/drawingml/2006/picture" xmlns:wps="http://schemas.microsoft.com/office/word/2010/wordprocessingShape" xmlns:wpg="http://schemas.microsoft.com/office/word/2010/wordprocessingGroup" xmlns:mc="http://schemas.openxmlformats.org/markup-compatibility/2006" xmlns:wp14="http://schemas.microsoft.com/office/word/2010/wordprocessingDrawing" xmlns:w14="http://schemas.microsoft.com/office/word/2010/wordml" xmlns:w15="http://schemas.microsoft.com/office/word/2012/wordml" mc:Ignorable="w14 wp14 w15">
   <w:p>
@@ -7234,7 +7230,7 @@
       <mc:AlternateContent>
         <mc:Choice Requires="wps">
           <w:drawing>
-            <wp:anchor distT="0" distB="0" distL="0" distR="0" simplePos="0" relativeHeight="35" behindDoc="1" locked="0" layoutInCell="0" allowOverlap="1">
+            <wp:anchor distT="0" distB="0" distL="0" distR="0" simplePos="0" relativeHeight="40" behindDoc="1" locked="0" layoutInCell="0" allowOverlap="1">
               <wp:simplePos x="0" y="0"/>
               <wp:positionH relativeFrom="page">
                 <wp:posOffset>3810635</wp:posOffset>
@@ -7395,6 +7391,20 @@
 <w:ftr xmlns:o="urn:schemas-microsoft-com:office:office" xmlns:r="http://schemas.openxmlformats.org/officeDocument/2006/relationships" xmlns:v="urn:schemas-microsoft-com:vml" xmlns:w="http://schemas.openxmlformats.org/wordprocessingml/2006/main" xmlns:w10="urn:schemas-microsoft-com:office:word" xmlns:wp="http://schemas.openxmlformats.org/drawingml/2006/wordprocessingDrawing" xmlns:pic="http://schemas.openxmlformats.org/drawingml/2006/picture" xmlns:wps="http://schemas.microsoft.com/office/word/2010/wordprocessingShape" xmlns:wpg="http://schemas.microsoft.com/office/word/2010/wordprocessingGroup" xmlns:mc="http://schemas.openxmlformats.org/markup-compatibility/2006" xmlns:wp14="http://schemas.microsoft.com/office/word/2010/wordprocessingDrawing" xmlns:w14="http://schemas.microsoft.com/office/word/2010/wordml" xmlns:w15="http://schemas.microsoft.com/office/word/2012/wordml" mc:Ignorable="w14 wp14 w15">
   <w:p>
     <w:pPr>
+      <w:pStyle w:val="Footer"/>
+      <w:rPr/>
+    </w:pPr>
+    <w:r>
+      <w:rPr/>
+    </w:r>
+  </w:p>
+</w:ftr>
+</file>
+
+<file path=word/footer26.xml><?xml version="1.0" encoding="utf-8"?>
+<w:ftr xmlns:o="urn:schemas-microsoft-com:office:office" xmlns:r="http://schemas.openxmlformats.org/officeDocument/2006/relationships" xmlns:v="urn:schemas-microsoft-com:vml" xmlns:w="http://schemas.openxmlformats.org/wordprocessingml/2006/main" xmlns:w10="urn:schemas-microsoft-com:office:word" xmlns:wp="http://schemas.openxmlformats.org/drawingml/2006/wordprocessingDrawing" xmlns:pic="http://schemas.openxmlformats.org/drawingml/2006/picture" xmlns:wps="http://schemas.microsoft.com/office/word/2010/wordprocessingShape" xmlns:wpg="http://schemas.microsoft.com/office/word/2010/wordprocessingGroup" xmlns:mc="http://schemas.openxmlformats.org/markup-compatibility/2006" xmlns:wp14="http://schemas.microsoft.com/office/word/2010/wordprocessingDrawing" xmlns:w14="http://schemas.microsoft.com/office/word/2010/wordml" xmlns:w15="http://schemas.microsoft.com/office/word/2012/wordml" mc:Ignorable="w14 wp14 w15">
+  <w:p>
+    <w:pPr>
       <w:pStyle w:val="BodyText"/>
       <w:spacing w:lineRule="auto" w:line="14"/>
       <w:rPr>
@@ -7408,7 +7418,7 @@
       <mc:AlternateContent>
         <mc:Choice Requires="wps">
           <w:drawing>
-            <wp:anchor distT="0" distB="0" distL="0" distR="0" simplePos="0" relativeHeight="35" behindDoc="1" locked="0" layoutInCell="0" allowOverlap="1">
+            <wp:anchor distT="0" distB="0" distL="0" distR="0" simplePos="0" relativeHeight="43" behindDoc="1" locked="0" layoutInCell="0" allowOverlap="1">
               <wp:simplePos x="0" y="0"/>
               <wp:positionH relativeFrom="page">
                 <wp:posOffset>3810635</wp:posOffset>
@@ -7419,7 +7429,7 @@
               <wp:extent cx="228600" cy="222885"/>
               <wp:effectExtent l="0" t="0" r="0" b="0"/>
               <wp:wrapNone/>
-              <wp:docPr id="37" name="Textbox 10"/>
+              <wp:docPr id="37" name="Textbox 11"/>
               <a:graphic xmlns:a="http://schemas.openxmlformats.org/drawingml/2006/main">
                 <a:graphicData uri="http://schemas.microsoft.com/office/word/2010/wordprocessingShape">
                   <wps:wsp>
@@ -7480,7 +7490,7 @@
                               <w:color w:val="000000"/>
                               <w:spacing w:val="-5"/>
                             </w:rPr>
-                            <w:t>11</w:t>
+                            <w:t>12</w:t>
                           </w:r>
                           <w:r>
                             <w:rPr>
@@ -7543,7 +7553,7 @@
                         <w:color w:val="000000"/>
                         <w:spacing w:val="-5"/>
                       </w:rPr>
-                      <w:t>11</w:t>
+                      <w:t>12</w:t>
                     </w:r>
                     <w:r>
                       <w:rPr>
@@ -7565,20 +7575,6 @@
 </w:ftr>
 </file>
 
-<file path=word/footer26.xml><?xml version="1.0" encoding="utf-8"?>
-<w:ftr xmlns:o="urn:schemas-microsoft-com:office:office" xmlns:r="http://schemas.openxmlformats.org/officeDocument/2006/relationships" xmlns:v="urn:schemas-microsoft-com:vml" xmlns:w="http://schemas.openxmlformats.org/wordprocessingml/2006/main" xmlns:w10="urn:schemas-microsoft-com:office:word" xmlns:wp="http://schemas.openxmlformats.org/drawingml/2006/wordprocessingDrawing" xmlns:pic="http://schemas.openxmlformats.org/drawingml/2006/picture" xmlns:wps="http://schemas.microsoft.com/office/word/2010/wordprocessingShape" xmlns:wpg="http://schemas.microsoft.com/office/word/2010/wordprocessingGroup" xmlns:mc="http://schemas.openxmlformats.org/markup-compatibility/2006" xmlns:wp14="http://schemas.microsoft.com/office/word/2010/wordprocessingDrawing" xmlns:w14="http://schemas.microsoft.com/office/word/2010/wordml" xmlns:w15="http://schemas.microsoft.com/office/word/2012/wordml" mc:Ignorable="w14 wp14 w15">
-  <w:p>
-    <w:pPr>
-      <w:pStyle w:val="Footer"/>
-      <w:rPr/>
-    </w:pPr>
-    <w:r>
-      <w:rPr/>
-    </w:r>
-  </w:p>
-</w:ftr>
-</file>
-
 <file path=word/footer27.xml><?xml version="1.0" encoding="utf-8"?>
 <w:ftr xmlns:o="urn:schemas-microsoft-com:office:office" xmlns:r="http://schemas.openxmlformats.org/officeDocument/2006/relationships" xmlns:v="urn:schemas-microsoft-com:vml" xmlns:w="http://schemas.openxmlformats.org/wordprocessingml/2006/main" xmlns:w10="urn:schemas-microsoft-com:office:word" xmlns:wp="http://schemas.openxmlformats.org/drawingml/2006/wordprocessingDrawing" xmlns:pic="http://schemas.openxmlformats.org/drawingml/2006/picture" xmlns:wps="http://schemas.microsoft.com/office/word/2010/wordprocessingShape" xmlns:wpg="http://schemas.microsoft.com/office/word/2010/wordprocessingGroup" xmlns:mc="http://schemas.openxmlformats.org/markup-compatibility/2006" xmlns:wp14="http://schemas.microsoft.com/office/word/2010/wordprocessingDrawing" xmlns:w14="http://schemas.microsoft.com/office/word/2010/wordml" xmlns:w15="http://schemas.microsoft.com/office/word/2012/wordml" mc:Ignorable="w14 wp14 w15">
   <w:p>
@@ -7596,7 +7592,7 @@
       <mc:AlternateContent>
         <mc:Choice Requires="wps">
           <w:drawing>
-            <wp:anchor distT="0" distB="0" distL="0" distR="0" simplePos="0" relativeHeight="38" behindDoc="1" locked="0" layoutInCell="0" allowOverlap="1">
+            <wp:anchor distT="0" distB="0" distL="0" distR="0" simplePos="0" relativeHeight="43" behindDoc="1" locked="0" layoutInCell="0" allowOverlap="1">
               <wp:simplePos x="0" y="0"/>
               <wp:positionH relativeFrom="page">
                 <wp:posOffset>3810635</wp:posOffset>
@@ -7757,6 +7753,20 @@
 <w:ftr xmlns:o="urn:schemas-microsoft-com:office:office" xmlns:r="http://schemas.openxmlformats.org/officeDocument/2006/relationships" xmlns:v="urn:schemas-microsoft-com:vml" xmlns:w="http://schemas.openxmlformats.org/wordprocessingml/2006/main" xmlns:w10="urn:schemas-microsoft-com:office:word" xmlns:wp="http://schemas.openxmlformats.org/drawingml/2006/wordprocessingDrawing" xmlns:pic="http://schemas.openxmlformats.org/drawingml/2006/picture" xmlns:wps="http://schemas.microsoft.com/office/word/2010/wordprocessingShape" xmlns:wpg="http://schemas.microsoft.com/office/word/2010/wordprocessingGroup" xmlns:mc="http://schemas.openxmlformats.org/markup-compatibility/2006" xmlns:wp14="http://schemas.microsoft.com/office/word/2010/wordprocessingDrawing" xmlns:w14="http://schemas.microsoft.com/office/word/2010/wordml" xmlns:w15="http://schemas.microsoft.com/office/word/2012/wordml" mc:Ignorable="w14 wp14 w15">
   <w:p>
     <w:pPr>
+      <w:pStyle w:val="Footer"/>
+      <w:rPr/>
+    </w:pPr>
+    <w:r>
+      <w:rPr/>
+    </w:r>
+  </w:p>
+</w:ftr>
+</file>
+
+<file path=word/footer29.xml><?xml version="1.0" encoding="utf-8"?>
+<w:ftr xmlns:o="urn:schemas-microsoft-com:office:office" xmlns:r="http://schemas.openxmlformats.org/officeDocument/2006/relationships" xmlns:v="urn:schemas-microsoft-com:vml" xmlns:w="http://schemas.openxmlformats.org/wordprocessingml/2006/main" xmlns:w10="urn:schemas-microsoft-com:office:word" xmlns:wp="http://schemas.openxmlformats.org/drawingml/2006/wordprocessingDrawing" xmlns:pic="http://schemas.openxmlformats.org/drawingml/2006/picture" xmlns:wps="http://schemas.microsoft.com/office/word/2010/wordprocessingShape" xmlns:wpg="http://schemas.microsoft.com/office/word/2010/wordprocessingGroup" xmlns:mc="http://schemas.openxmlformats.org/markup-compatibility/2006" xmlns:wp14="http://schemas.microsoft.com/office/word/2010/wordprocessingDrawing" xmlns:w14="http://schemas.microsoft.com/office/word/2010/wordml" xmlns:w15="http://schemas.microsoft.com/office/word/2012/wordml" mc:Ignorable="w14 wp14 w15">
+  <w:p>
+    <w:pPr>
       <w:pStyle w:val="BodyText"/>
       <w:spacing w:lineRule="auto" w:line="14"/>
       <w:rPr>
@@ -7770,7 +7780,7 @@
       <mc:AlternateContent>
         <mc:Choice Requires="wps">
           <w:drawing>
-            <wp:anchor distT="0" distB="0" distL="0" distR="0" simplePos="0" relativeHeight="38" behindDoc="1" locked="0" layoutInCell="0" allowOverlap="1">
+            <wp:anchor distT="0" distB="0" distL="0" distR="0" simplePos="0" relativeHeight="46" behindDoc="1" locked="0" layoutInCell="0" allowOverlap="1">
               <wp:simplePos x="0" y="0"/>
               <wp:positionH relativeFrom="page">
                 <wp:posOffset>3810635</wp:posOffset>
@@ -7781,7 +7791,7 @@
               <wp:extent cx="228600" cy="222885"/>
               <wp:effectExtent l="0" t="0" r="0" b="0"/>
               <wp:wrapNone/>
-              <wp:docPr id="39" name="Textbox 11"/>
+              <wp:docPr id="39" name="Textbox 12"/>
               <a:graphic xmlns:a="http://schemas.openxmlformats.org/drawingml/2006/main">
                 <a:graphicData uri="http://schemas.microsoft.com/office/word/2010/wordprocessingShape">
                   <wps:wsp>
@@ -7842,7 +7852,7 @@
                               <w:color w:val="000000"/>
                               <w:spacing w:val="-5"/>
                             </w:rPr>
-                            <w:t>12</w:t>
+                            <w:t>13</w:t>
                           </w:r>
                           <w:r>
                             <w:rPr>
@@ -7905,7 +7915,7 @@
                         <w:color w:val="000000"/>
                         <w:spacing w:val="-5"/>
                       </w:rPr>
-                      <w:t>12</w:t>
+                      <w:t>13</w:t>
                     </w:r>
                     <w:r>
                       <w:rPr>
@@ -7922,20 +7932,6 @@
           </w:pict>
         </mc:Fallback>
       </mc:AlternateContent>
-    </w:r>
-  </w:p>
-</w:ftr>
-</file>
-
-<file path=word/footer29.xml><?xml version="1.0" encoding="utf-8"?>
-<w:ftr xmlns:o="urn:schemas-microsoft-com:office:office" xmlns:r="http://schemas.openxmlformats.org/officeDocument/2006/relationships" xmlns:v="urn:schemas-microsoft-com:vml" xmlns:w="http://schemas.openxmlformats.org/wordprocessingml/2006/main" xmlns:w10="urn:schemas-microsoft-com:office:word" xmlns:wp="http://schemas.openxmlformats.org/drawingml/2006/wordprocessingDrawing" xmlns:pic="http://schemas.openxmlformats.org/drawingml/2006/picture" xmlns:wps="http://schemas.microsoft.com/office/word/2010/wordprocessingShape" xmlns:wpg="http://schemas.microsoft.com/office/word/2010/wordprocessingGroup" xmlns:mc="http://schemas.openxmlformats.org/markup-compatibility/2006" xmlns:wp14="http://schemas.microsoft.com/office/word/2010/wordprocessingDrawing" xmlns:w14="http://schemas.microsoft.com/office/word/2010/wordml" xmlns:w15="http://schemas.microsoft.com/office/word/2012/wordml" mc:Ignorable="w14 wp14 w15">
-  <w:p>
-    <w:pPr>
-      <w:pStyle w:val="Footer"/>
-      <w:rPr/>
-    </w:pPr>
-    <w:r>
-      <w:rPr/>
     </w:r>
   </w:p>
 </w:ftr>
@@ -8076,7 +8072,7 @@
       <mc:AlternateContent>
         <mc:Choice Requires="wps">
           <w:drawing>
-            <wp:anchor distT="0" distB="0" distL="0" distR="0" simplePos="0" relativeHeight="41" behindDoc="1" locked="0" layoutInCell="0" allowOverlap="1">
+            <wp:anchor distT="0" distB="0" distL="0" distR="0" simplePos="0" relativeHeight="46" behindDoc="1" locked="0" layoutInCell="0" allowOverlap="1">
               <wp:simplePos x="0" y="0"/>
               <wp:positionH relativeFrom="page">
                 <wp:posOffset>3810635</wp:posOffset>
@@ -8237,6 +8233,20 @@
 <w:ftr xmlns:o="urn:schemas-microsoft-com:office:office" xmlns:r="http://schemas.openxmlformats.org/officeDocument/2006/relationships" xmlns:v="urn:schemas-microsoft-com:vml" xmlns:w="http://schemas.openxmlformats.org/wordprocessingml/2006/main" xmlns:w10="urn:schemas-microsoft-com:office:word" xmlns:wp="http://schemas.openxmlformats.org/drawingml/2006/wordprocessingDrawing" xmlns:pic="http://schemas.openxmlformats.org/drawingml/2006/picture" xmlns:wps="http://schemas.microsoft.com/office/word/2010/wordprocessingShape" xmlns:wpg="http://schemas.microsoft.com/office/word/2010/wordprocessingGroup" xmlns:mc="http://schemas.openxmlformats.org/markup-compatibility/2006" xmlns:wp14="http://schemas.microsoft.com/office/word/2010/wordprocessingDrawing" xmlns:w14="http://schemas.microsoft.com/office/word/2010/wordml" xmlns:w15="http://schemas.microsoft.com/office/word/2012/wordml" mc:Ignorable="w14 wp14 w15">
   <w:p>
     <w:pPr>
+      <w:pStyle w:val="Footer"/>
+      <w:rPr/>
+    </w:pPr>
+    <w:r>
+      <w:rPr/>
+    </w:r>
+  </w:p>
+</w:ftr>
+</file>
+
+<file path=word/footer32.xml><?xml version="1.0" encoding="utf-8"?>
+<w:ftr xmlns:o="urn:schemas-microsoft-com:office:office" xmlns:r="http://schemas.openxmlformats.org/officeDocument/2006/relationships" xmlns:v="urn:schemas-microsoft-com:vml" xmlns:w="http://schemas.openxmlformats.org/wordprocessingml/2006/main" xmlns:w10="urn:schemas-microsoft-com:office:word" xmlns:wp="http://schemas.openxmlformats.org/drawingml/2006/wordprocessingDrawing" xmlns:pic="http://schemas.openxmlformats.org/drawingml/2006/picture" xmlns:wps="http://schemas.microsoft.com/office/word/2010/wordprocessingShape" xmlns:wpg="http://schemas.microsoft.com/office/word/2010/wordprocessingGroup" xmlns:mc="http://schemas.openxmlformats.org/markup-compatibility/2006" xmlns:wp14="http://schemas.microsoft.com/office/word/2010/wordprocessingDrawing" xmlns:w14="http://schemas.microsoft.com/office/word/2010/wordml" xmlns:w15="http://schemas.microsoft.com/office/word/2012/wordml" mc:Ignorable="w14 wp14 w15">
+  <w:p>
+    <w:pPr>
       <w:pStyle w:val="BodyText"/>
       <w:spacing w:lineRule="auto" w:line="14"/>
       <w:rPr>
@@ -8250,7 +8260,7 @@
       <mc:AlternateContent>
         <mc:Choice Requires="wps">
           <w:drawing>
-            <wp:anchor distT="0" distB="0" distL="0" distR="0" simplePos="0" relativeHeight="41" behindDoc="1" locked="0" layoutInCell="0" allowOverlap="1">
+            <wp:anchor distT="0" distB="0" distL="0" distR="0" simplePos="0" relativeHeight="50" behindDoc="1" locked="0" layoutInCell="0" allowOverlap="1">
               <wp:simplePos x="0" y="0"/>
               <wp:positionH relativeFrom="page">
                 <wp:posOffset>3810635</wp:posOffset>
@@ -8261,7 +8271,7 @@
               <wp:extent cx="228600" cy="222885"/>
               <wp:effectExtent l="0" t="0" r="0" b="0"/>
               <wp:wrapNone/>
-              <wp:docPr id="41" name="Textbox 12"/>
+              <wp:docPr id="41" name="Textbox 15"/>
               <a:graphic xmlns:a="http://schemas.openxmlformats.org/drawingml/2006/main">
                 <a:graphicData uri="http://schemas.microsoft.com/office/word/2010/wordprocessingShape">
                   <wps:wsp>
@@ -8322,7 +8332,7 @@
                               <w:color w:val="000000"/>
                               <w:spacing w:val="-5"/>
                             </w:rPr>
-                            <w:t>13</w:t>
+                            <w:t>15</w:t>
                           </w:r>
                           <w:r>
                             <w:rPr>
@@ -8385,7 +8395,7 @@
                         <w:color w:val="000000"/>
                         <w:spacing w:val="-5"/>
                       </w:rPr>
-                      <w:t>13</w:t>
+                      <w:t>15</w:t>
                     </w:r>
                     <w:r>
                       <w:rPr>
@@ -8407,20 +8417,6 @@
 </w:ftr>
 </file>
 
-<file path=word/footer32.xml><?xml version="1.0" encoding="utf-8"?>
-<w:ftr xmlns:o="urn:schemas-microsoft-com:office:office" xmlns:r="http://schemas.openxmlformats.org/officeDocument/2006/relationships" xmlns:v="urn:schemas-microsoft-com:vml" xmlns:w="http://schemas.openxmlformats.org/wordprocessingml/2006/main" xmlns:w10="urn:schemas-microsoft-com:office:word" xmlns:wp="http://schemas.openxmlformats.org/drawingml/2006/wordprocessingDrawing" xmlns:pic="http://schemas.openxmlformats.org/drawingml/2006/picture" xmlns:wps="http://schemas.microsoft.com/office/word/2010/wordprocessingShape" xmlns:wpg="http://schemas.microsoft.com/office/word/2010/wordprocessingGroup" xmlns:mc="http://schemas.openxmlformats.org/markup-compatibility/2006" xmlns:wp14="http://schemas.microsoft.com/office/word/2010/wordprocessingDrawing" xmlns:w14="http://schemas.microsoft.com/office/word/2010/wordml" xmlns:w15="http://schemas.microsoft.com/office/word/2012/wordml" mc:Ignorable="w14 wp14 w15">
-  <w:p>
-    <w:pPr>
-      <w:pStyle w:val="Footer"/>
-      <w:rPr/>
-    </w:pPr>
-    <w:r>
-      <w:rPr/>
-    </w:r>
-  </w:p>
-</w:ftr>
-</file>
-
 <file path=word/footer33.xml><?xml version="1.0" encoding="utf-8"?>
 <w:ftr xmlns:o="urn:schemas-microsoft-com:office:office" xmlns:r="http://schemas.openxmlformats.org/officeDocument/2006/relationships" xmlns:v="urn:schemas-microsoft-com:vml" xmlns:w="http://schemas.openxmlformats.org/wordprocessingml/2006/main" xmlns:w10="urn:schemas-microsoft-com:office:word" xmlns:wp="http://schemas.openxmlformats.org/drawingml/2006/wordprocessingDrawing" xmlns:pic="http://schemas.openxmlformats.org/drawingml/2006/picture" xmlns:wps="http://schemas.microsoft.com/office/word/2010/wordprocessingShape" xmlns:wpg="http://schemas.microsoft.com/office/word/2010/wordprocessingGroup" xmlns:mc="http://schemas.openxmlformats.org/markup-compatibility/2006" xmlns:wp14="http://schemas.microsoft.com/office/word/2010/wordprocessingDrawing" xmlns:w14="http://schemas.microsoft.com/office/word/2010/wordml" xmlns:w15="http://schemas.microsoft.com/office/word/2012/wordml" mc:Ignorable="w14 wp14 w15">
   <w:p>
@@ -8438,7 +8434,7 @@
       <mc:AlternateContent>
         <mc:Choice Requires="wps">
           <w:drawing>
-            <wp:anchor distT="0" distB="0" distL="0" distR="0" simplePos="0" relativeHeight="44" behindDoc="1" locked="0" layoutInCell="0" allowOverlap="1">
+            <wp:anchor distT="0" distB="0" distL="0" distR="0" simplePos="0" relativeHeight="50" behindDoc="1" locked="0" layoutInCell="0" allowOverlap="1">
               <wp:simplePos x="0" y="0"/>
               <wp:positionH relativeFrom="page">
                 <wp:posOffset>3810635</wp:posOffset>
@@ -8510,7 +8506,7 @@
                               <w:color w:val="000000"/>
                               <w:spacing w:val="-5"/>
                             </w:rPr>
-                            <w:t>14</w:t>
+                            <w:t>15</w:t>
                           </w:r>
                           <w:r>
                             <w:rPr>
@@ -8573,7 +8569,7 @@
                         <w:color w:val="000000"/>
                         <w:spacing w:val="-5"/>
                       </w:rPr>
-                      <w:t>14</w:t>
+                      <w:t>15</w:t>
                     </w:r>
                     <w:r>
                       <w:rPr>
@@ -8595,7 +8591,21 @@
 </w:ftr>
 </file>
 
-<file path=word/footer34.xml><?xml version="1.0" encoding="utf-8"?>
+<file path=word/footer4.xml><?xml version="1.0" encoding="utf-8"?>
+<w:ftr xmlns:o="urn:schemas-microsoft-com:office:office" xmlns:r="http://schemas.openxmlformats.org/officeDocument/2006/relationships" xmlns:v="urn:schemas-microsoft-com:vml" xmlns:w="http://schemas.openxmlformats.org/wordprocessingml/2006/main" xmlns:w10="urn:schemas-microsoft-com:office:word" xmlns:wp="http://schemas.openxmlformats.org/drawingml/2006/wordprocessingDrawing" xmlns:pic="http://schemas.openxmlformats.org/drawingml/2006/picture" xmlns:wps="http://schemas.microsoft.com/office/word/2010/wordprocessingShape" xmlns:wpg="http://schemas.microsoft.com/office/word/2010/wordprocessingGroup" xmlns:mc="http://schemas.openxmlformats.org/markup-compatibility/2006" xmlns:wp14="http://schemas.microsoft.com/office/word/2010/wordprocessingDrawing" xmlns:w14="http://schemas.microsoft.com/office/word/2010/wordml" xmlns:w15="http://schemas.microsoft.com/office/word/2012/wordml" mc:Ignorable="w14 wp14 w15">
+  <w:p>
+    <w:pPr>
+      <w:pStyle w:val="Footer"/>
+      <w:rPr/>
+    </w:pPr>
+    <w:r>
+      <w:rPr/>
+    </w:r>
+  </w:p>
+</w:ftr>
+</file>
+
+<file path=word/footer5.xml><?xml version="1.0" encoding="utf-8"?>
 <w:ftr xmlns:o="urn:schemas-microsoft-com:office:office" xmlns:r="http://schemas.openxmlformats.org/officeDocument/2006/relationships" xmlns:v="urn:schemas-microsoft-com:vml" xmlns:w="http://schemas.openxmlformats.org/wordprocessingml/2006/main" xmlns:w10="urn:schemas-microsoft-com:office:word" xmlns:wp="http://schemas.openxmlformats.org/drawingml/2006/wordprocessingDrawing" xmlns:pic="http://schemas.openxmlformats.org/drawingml/2006/picture" xmlns:wps="http://schemas.microsoft.com/office/word/2010/wordprocessingShape" xmlns:wpg="http://schemas.microsoft.com/office/word/2010/wordprocessingGroup" xmlns:mc="http://schemas.openxmlformats.org/markup-compatibility/2006" xmlns:wp14="http://schemas.microsoft.com/office/word/2010/wordprocessingDrawing" xmlns:w14="http://schemas.microsoft.com/office/word/2010/wordml" xmlns:w15="http://schemas.microsoft.com/office/word/2012/wordml" mc:Ignorable="w14 wp14 w15">
   <w:p>
     <w:pPr>
@@ -8612,7 +8622,7 @@
       <mc:AlternateContent>
         <mc:Choice Requires="wps">
           <w:drawing>
-            <wp:anchor distT="0" distB="0" distL="0" distR="0" simplePos="0" relativeHeight="44" behindDoc="1" locked="0" layoutInCell="0" allowOverlap="1">
+            <wp:anchor distT="0" distB="0" distL="0" distR="0" simplePos="0" relativeHeight="16" behindDoc="1" locked="0" layoutInCell="0" allowOverlap="1">
               <wp:simplePos x="0" y="0"/>
               <wp:positionH relativeFrom="page">
                 <wp:posOffset>3810635</wp:posOffset>
@@ -8623,7 +8633,7 @@
               <wp:extent cx="228600" cy="222885"/>
               <wp:effectExtent l="0" t="0" r="0" b="0"/>
               <wp:wrapNone/>
-              <wp:docPr id="43" name="Textbox 15"/>
+              <wp:docPr id="11" name="Textbox 5"/>
               <a:graphic xmlns:a="http://schemas.openxmlformats.org/drawingml/2006/main">
                 <a:graphicData uri="http://schemas.microsoft.com/office/word/2010/wordprocessingShape">
                   <wps:wsp>
@@ -8684,7 +8694,7 @@
                               <w:color w:val="000000"/>
                               <w:spacing w:val="-5"/>
                             </w:rPr>
-                            <w:t>14</w:t>
+                            <w:t>2</w:t>
                           </w:r>
                           <w:r>
                             <w:rPr>
@@ -8747,7 +8757,7 @@
                         <w:color w:val="000000"/>
                         <w:spacing w:val="-5"/>
                       </w:rPr>
-                      <w:t>14</w:t>
+                      <w:t>2</w:t>
                     </w:r>
                     <w:r>
                       <w:rPr>
@@ -8769,7 +8779,7 @@
 </w:ftr>
 </file>
 
-<file path=word/footer4.xml><?xml version="1.0" encoding="utf-8"?>
+<file path=word/footer6.xml><?xml version="1.0" encoding="utf-8"?>
 <w:ftr xmlns:o="urn:schemas-microsoft-com:office:office" xmlns:r="http://schemas.openxmlformats.org/officeDocument/2006/relationships" xmlns:v="urn:schemas-microsoft-com:vml" xmlns:w="http://schemas.openxmlformats.org/wordprocessingml/2006/main" xmlns:w10="urn:schemas-microsoft-com:office:word" xmlns:wp="http://schemas.openxmlformats.org/drawingml/2006/wordprocessingDrawing" xmlns:pic="http://schemas.openxmlformats.org/drawingml/2006/picture" xmlns:wps="http://schemas.microsoft.com/office/word/2010/wordprocessingShape" xmlns:wpg="http://schemas.microsoft.com/office/word/2010/wordprocessingGroup" xmlns:mc="http://schemas.openxmlformats.org/markup-compatibility/2006" xmlns:wp14="http://schemas.microsoft.com/office/word/2010/wordprocessingDrawing" xmlns:w14="http://schemas.microsoft.com/office/word/2010/wordml" xmlns:w15="http://schemas.microsoft.com/office/word/2012/wordml" mc:Ignorable="w14 wp14 w15">
   <w:p>
     <w:pPr>
@@ -8786,18 +8796,18 @@
       <mc:AlternateContent>
         <mc:Choice Requires="wps">
           <w:drawing>
-            <wp:anchor distT="0" distB="0" distL="0" distR="0" simplePos="0" relativeHeight="2" behindDoc="1" locked="0" layoutInCell="0" allowOverlap="1">
+            <wp:anchor distT="0" distB="0" distL="0" distR="0" simplePos="0" relativeHeight="16" behindDoc="1" locked="0" layoutInCell="0" allowOverlap="1">
               <wp:simplePos x="0" y="0"/>
               <wp:positionH relativeFrom="page">
-                <wp:posOffset>3868420</wp:posOffset>
+                <wp:posOffset>3810635</wp:posOffset>
               </wp:positionH>
               <wp:positionV relativeFrom="page">
-                <wp:posOffset>9622155</wp:posOffset>
+                <wp:posOffset>10033000</wp:posOffset>
               </wp:positionV>
-              <wp:extent cx="373380" cy="222885"/>
+              <wp:extent cx="228600" cy="222885"/>
               <wp:effectExtent l="0" t="0" r="0" b="0"/>
               <wp:wrapNone/>
-              <wp:docPr id="11" name="Textbox 1"/>
+              <wp:docPr id="12" name="Textbox 5"/>
               <a:graphic xmlns:a="http://schemas.openxmlformats.org/drawingml/2006/main">
                 <a:graphicData uri="http://schemas.microsoft.com/office/word/2010/wordprocessingShape">
                   <wps:wsp>
@@ -8805,7 +8815,7 @@
                     <wps:spPr>
                       <a:xfrm>
                         <a:off x="0" y="0"/>
-                        <a:ext cx="373320" cy="222840"/>
+                        <a:ext cx="228600" cy="222840"/>
                       </a:xfrm>
                       <a:prstGeom prst="rect">
                         <a:avLst/>
@@ -8827,7 +8837,7 @@
                           <w:pPr>
                             <w:pStyle w:val="BodyText"/>
                             <w:spacing w:before="8" w:after="0"/>
-                            <w:ind w:start="20" w:end="0"/>
+                            <w:ind w:start="60" w:end="0"/>
                             <w:rPr>
                               <w:color w:val="000000"/>
                             </w:rPr>
@@ -8835,9 +8845,37 @@
                           <w:r>
                             <w:rPr>
                               <w:color w:val="000000"/>
-                              <w:spacing w:val="-4"/>
+                              <w:spacing w:val="-5"/>
                             </w:rPr>
-                            <w:t>2026</w:t>
+                            <w:fldChar w:fldCharType="begin"/>
+                          </w:r>
+                          <w:r>
+                            <w:rPr>
+                              <w:color w:val="000000"/>
+                              <w:spacing w:val="-5"/>
+                            </w:rPr>
+                            <w:instrText xml:space="preserve"> PAGE </w:instrText>
+                          </w:r>
+                          <w:r>
+                            <w:rPr>
+                              <w:color w:val="000000"/>
+                              <w:spacing w:val="-5"/>
+                            </w:rPr>
+                            <w:fldChar w:fldCharType="separate"/>
+                          </w:r>
+                          <w:r>
+                            <w:rPr>
+                              <w:color w:val="000000"/>
+                              <w:spacing w:val="-5"/>
+                            </w:rPr>
+                            <w:t>2</w:t>
+                          </w:r>
+                          <w:r>
+                            <w:rPr>
+                              <w:color w:val="000000"/>
+                              <w:spacing w:val="-5"/>
+                            </w:rPr>
+                            <w:fldChar w:fldCharType="end"/>
                           </w:r>
                         </w:p>
                       </w:txbxContent>
@@ -8853,7 +8891,7 @@
         </mc:Choice>
         <mc:Fallback>
           <w:pict>
-            <v:rect id="shape_0" stroked="f" o:allowincell="f" style="position:absolute;margin-left:304.6pt;margin-top:757.65pt;width:29.35pt;height:17.5pt;mso-wrap-style:square;v-text-anchor:top;mso-position-horizontal-relative:page;mso-position-vertical-relative:page">
+            <v:rect id="shape_0" stroked="f" o:allowincell="f" style="position:absolute;margin-left:300.05pt;margin-top:790pt;width:17.95pt;height:17.5pt;mso-wrap-style:square;v-text-anchor:top;mso-position-horizontal-relative:page;mso-position-vertical-relative:page">
               <v:fill o:detectmouseclick="t" on="false"/>
               <v:stroke color="#3465a4" joinstyle="round" endcap="flat"/>
               <v:textbox>
@@ -8862,7 +8900,7 @@
                     <w:pPr>
                       <w:pStyle w:val="BodyText"/>
                       <w:spacing w:before="8" w:after="0"/>
-                      <w:ind w:start="20" w:end="0"/>
+                      <w:ind w:start="60" w:end="0"/>
                       <w:rPr>
                         <w:color w:val="000000"/>
                       </w:rPr>
@@ -8870,9 +8908,37 @@
                     <w:r>
                       <w:rPr>
                         <w:color w:val="000000"/>
-                        <w:spacing w:val="-4"/>
+                        <w:spacing w:val="-5"/>
                       </w:rPr>
-                      <w:t>2026</w:t>
+                      <w:fldChar w:fldCharType="begin"/>
+                    </w:r>
+                    <w:r>
+                      <w:rPr>
+                        <w:color w:val="000000"/>
+                        <w:spacing w:val="-5"/>
+                      </w:rPr>
+                      <w:instrText xml:space="preserve"> PAGE </w:instrText>
+                    </w:r>
+                    <w:r>
+                      <w:rPr>
+                        <w:color w:val="000000"/>
+                        <w:spacing w:val="-5"/>
+                      </w:rPr>
+                      <w:fldChar w:fldCharType="separate"/>
+                    </w:r>
+                    <w:r>
+                      <w:rPr>
+                        <w:color w:val="000000"/>
+                        <w:spacing w:val="-5"/>
+                      </w:rPr>
+                      <w:t>2</w:t>
+                    </w:r>
+                    <w:r>
+                      <w:rPr>
+                        <w:color w:val="000000"/>
+                        <w:spacing w:val="-5"/>
+                      </w:rPr>
+                      <w:fldChar w:fldCharType="end"/>
                     </w:r>
                   </w:p>
                 </w:txbxContent>
@@ -8887,7 +8953,7 @@
 </w:ftr>
 </file>
 
-<file path=word/footer5.xml><?xml version="1.0" encoding="utf-8"?>
+<file path=word/footer7.xml><?xml version="1.0" encoding="utf-8"?>
 <w:ftr xmlns:o="urn:schemas-microsoft-com:office:office" xmlns:r="http://schemas.openxmlformats.org/officeDocument/2006/relationships" xmlns:v="urn:schemas-microsoft-com:vml" xmlns:w="http://schemas.openxmlformats.org/wordprocessingml/2006/main" xmlns:w10="urn:schemas-microsoft-com:office:word" xmlns:wp="http://schemas.openxmlformats.org/drawingml/2006/wordprocessingDrawing" xmlns:pic="http://schemas.openxmlformats.org/drawingml/2006/picture" xmlns:wps="http://schemas.microsoft.com/office/word/2010/wordprocessingShape" xmlns:wpg="http://schemas.microsoft.com/office/word/2010/wordprocessingGroup" xmlns:mc="http://schemas.openxmlformats.org/markup-compatibility/2006" xmlns:wp14="http://schemas.microsoft.com/office/word/2010/wordprocessingDrawing" xmlns:w14="http://schemas.microsoft.com/office/word/2010/wordml" xmlns:w15="http://schemas.microsoft.com/office/word/2012/wordml" mc:Ignorable="w14 wp14 w15">
   <w:p>
     <w:pPr>
@@ -8901,7 +8967,7 @@
 </w:ftr>
 </file>
 
-<file path=word/footer6.xml><?xml version="1.0" encoding="utf-8"?>
+<file path=word/footer8.xml><?xml version="1.0" encoding="utf-8"?>
 <w:ftr xmlns:o="urn:schemas-microsoft-com:office:office" xmlns:r="http://schemas.openxmlformats.org/officeDocument/2006/relationships" xmlns:v="urn:schemas-microsoft-com:vml" xmlns:w="http://schemas.openxmlformats.org/wordprocessingml/2006/main" xmlns:w10="urn:schemas-microsoft-com:office:word" xmlns:wp="http://schemas.openxmlformats.org/drawingml/2006/wordprocessingDrawing" xmlns:pic="http://schemas.openxmlformats.org/drawingml/2006/picture" xmlns:wps="http://schemas.microsoft.com/office/word/2010/wordprocessingShape" xmlns:wpg="http://schemas.microsoft.com/office/word/2010/wordprocessingGroup" xmlns:mc="http://schemas.openxmlformats.org/markup-compatibility/2006" xmlns:wp14="http://schemas.microsoft.com/office/word/2010/wordprocessingDrawing" xmlns:w14="http://schemas.microsoft.com/office/word/2010/wordml" xmlns:w15="http://schemas.microsoft.com/office/word/2012/wordml" mc:Ignorable="w14 wp14 w15">
   <w:p>
     <w:pPr>
@@ -8918,7 +8984,7 @@
       <mc:AlternateContent>
         <mc:Choice Requires="wps">
           <w:drawing>
-            <wp:anchor distT="0" distB="0" distL="0" distR="0" simplePos="0" relativeHeight="12" behindDoc="1" locked="0" layoutInCell="0" allowOverlap="1">
+            <wp:anchor distT="0" distB="0" distL="0" distR="0" simplePos="0" relativeHeight="19" behindDoc="1" locked="0" layoutInCell="0" allowOverlap="1">
               <wp:simplePos x="0" y="0"/>
               <wp:positionH relativeFrom="page">
                 <wp:posOffset>3810635</wp:posOffset>
@@ -8929,7 +8995,7 @@
               <wp:extent cx="228600" cy="222885"/>
               <wp:effectExtent l="0" t="0" r="0" b="0"/>
               <wp:wrapNone/>
-              <wp:docPr id="12" name="Textbox 5"/>
+              <wp:docPr id="21" name="Textbox 2"/>
               <a:graphic xmlns:a="http://schemas.openxmlformats.org/drawingml/2006/main">
                 <a:graphicData uri="http://schemas.microsoft.com/office/word/2010/wordprocessingShape">
                   <wps:wsp>
@@ -9075,194 +9141,6 @@
 </w:ftr>
 </file>
 
-<file path=word/footer7.xml><?xml version="1.0" encoding="utf-8"?>
-<w:ftr xmlns:o="urn:schemas-microsoft-com:office:office" xmlns:r="http://schemas.openxmlformats.org/officeDocument/2006/relationships" xmlns:v="urn:schemas-microsoft-com:vml" xmlns:w="http://schemas.openxmlformats.org/wordprocessingml/2006/main" xmlns:w10="urn:schemas-microsoft-com:office:word" xmlns:wp="http://schemas.openxmlformats.org/drawingml/2006/wordprocessingDrawing" xmlns:pic="http://schemas.openxmlformats.org/drawingml/2006/picture" xmlns:wps="http://schemas.microsoft.com/office/word/2010/wordprocessingShape" xmlns:wpg="http://schemas.microsoft.com/office/word/2010/wordprocessingGroup" xmlns:mc="http://schemas.openxmlformats.org/markup-compatibility/2006" xmlns:wp14="http://schemas.microsoft.com/office/word/2010/wordprocessingDrawing" xmlns:w14="http://schemas.microsoft.com/office/word/2010/wordml" xmlns:w15="http://schemas.microsoft.com/office/word/2012/wordml" mc:Ignorable="w14 wp14 w15">
-  <w:p>
-    <w:pPr>
-      <w:pStyle w:val="BodyText"/>
-      <w:spacing w:lineRule="auto" w:line="14"/>
-      <w:rPr>
-        <w:sz w:val="20"/>
-      </w:rPr>
-    </w:pPr>
-    <w:r>
-      <w:rPr>
-        <w:sz w:val="20"/>
-      </w:rPr>
-      <mc:AlternateContent>
-        <mc:Choice Requires="wps">
-          <w:drawing>
-            <wp:anchor distT="0" distB="0" distL="0" distR="0" simplePos="0" relativeHeight="12" behindDoc="1" locked="0" layoutInCell="0" allowOverlap="1">
-              <wp:simplePos x="0" y="0"/>
-              <wp:positionH relativeFrom="page">
-                <wp:posOffset>3810635</wp:posOffset>
-              </wp:positionH>
-              <wp:positionV relativeFrom="page">
-                <wp:posOffset>10033000</wp:posOffset>
-              </wp:positionV>
-              <wp:extent cx="228600" cy="222885"/>
-              <wp:effectExtent l="0" t="0" r="0" b="0"/>
-              <wp:wrapNone/>
-              <wp:docPr id="13" name="Textbox 5"/>
-              <a:graphic xmlns:a="http://schemas.openxmlformats.org/drawingml/2006/main">
-                <a:graphicData uri="http://schemas.microsoft.com/office/word/2010/wordprocessingShape">
-                  <wps:wsp>
-                    <wps:cNvSpPr/>
-                    <wps:spPr>
-                      <a:xfrm>
-                        <a:off x="0" y="0"/>
-                        <a:ext cx="228600" cy="222840"/>
-                      </a:xfrm>
-                      <a:prstGeom prst="rect">
-                        <a:avLst/>
-                      </a:prstGeom>
-                      <a:noFill/>
-                      <a:ln w="0">
-                        <a:noFill/>
-                      </a:ln>
-                    </wps:spPr>
-                    <wps:style>
-                      <a:lnRef idx="0"/>
-                      <a:fillRef idx="0"/>
-                      <a:effectRef idx="0"/>
-                      <a:fontRef idx="minor"/>
-                    </wps:style>
-                    <wps:txbx>
-                      <w:txbxContent>
-                        <w:p>
-                          <w:pPr>
-                            <w:pStyle w:val="BodyText"/>
-                            <w:spacing w:before="8" w:after="0"/>
-                            <w:ind w:start="60" w:end="0"/>
-                            <w:rPr>
-                              <w:color w:val="000000"/>
-                            </w:rPr>
-                          </w:pPr>
-                          <w:r>
-                            <w:rPr>
-                              <w:color w:val="000000"/>
-                              <w:spacing w:val="-5"/>
-                            </w:rPr>
-                            <w:fldChar w:fldCharType="begin"/>
-                          </w:r>
-                          <w:r>
-                            <w:rPr>
-                              <w:color w:val="000000"/>
-                              <w:spacing w:val="-5"/>
-                            </w:rPr>
-                            <w:instrText xml:space="preserve"> PAGE </w:instrText>
-                          </w:r>
-                          <w:r>
-                            <w:rPr>
-                              <w:color w:val="000000"/>
-                              <w:spacing w:val="-5"/>
-                            </w:rPr>
-                            <w:fldChar w:fldCharType="separate"/>
-                          </w:r>
-                          <w:r>
-                            <w:rPr>
-                              <w:color w:val="000000"/>
-                              <w:spacing w:val="-5"/>
-                            </w:rPr>
-                            <w:t>3</w:t>
-                          </w:r>
-                          <w:r>
-                            <w:rPr>
-                              <w:color w:val="000000"/>
-                              <w:spacing w:val="-5"/>
-                            </w:rPr>
-                            <w:fldChar w:fldCharType="end"/>
-                          </w:r>
-                        </w:p>
-                      </w:txbxContent>
-                    </wps:txbx>
-                    <wps:bodyPr lIns="0" rIns="0" tIns="0" bIns="0" anchor="t">
-                      <a:noAutofit/>
-                    </wps:bodyPr>
-                  </wps:wsp>
-                </a:graphicData>
-              </a:graphic>
-            </wp:anchor>
-          </w:drawing>
-        </mc:Choice>
-        <mc:Fallback>
-          <w:pict>
-            <v:rect id="shape_0" stroked="f" o:allowincell="f" style="position:absolute;margin-left:300.05pt;margin-top:790pt;width:17.95pt;height:17.5pt;mso-wrap-style:square;v-text-anchor:top;mso-position-horizontal-relative:page;mso-position-vertical-relative:page">
-              <v:fill o:detectmouseclick="t" on="false"/>
-              <v:stroke color="#3465a4" joinstyle="round" endcap="flat"/>
-              <v:textbox>
-                <w:txbxContent>
-                  <w:p>
-                    <w:pPr>
-                      <w:pStyle w:val="BodyText"/>
-                      <w:spacing w:before="8" w:after="0"/>
-                      <w:ind w:start="60" w:end="0"/>
-                      <w:rPr>
-                        <w:color w:val="000000"/>
-                      </w:rPr>
-                    </w:pPr>
-                    <w:r>
-                      <w:rPr>
-                        <w:color w:val="000000"/>
-                        <w:spacing w:val="-5"/>
-                      </w:rPr>
-                      <w:fldChar w:fldCharType="begin"/>
-                    </w:r>
-                    <w:r>
-                      <w:rPr>
-                        <w:color w:val="000000"/>
-                        <w:spacing w:val="-5"/>
-                      </w:rPr>
-                      <w:instrText xml:space="preserve"> PAGE </w:instrText>
-                    </w:r>
-                    <w:r>
-                      <w:rPr>
-                        <w:color w:val="000000"/>
-                        <w:spacing w:val="-5"/>
-                      </w:rPr>
-                      <w:fldChar w:fldCharType="separate"/>
-                    </w:r>
-                    <w:r>
-                      <w:rPr>
-                        <w:color w:val="000000"/>
-                        <w:spacing w:val="-5"/>
-                      </w:rPr>
-                      <w:t>3</w:t>
-                    </w:r>
-                    <w:r>
-                      <w:rPr>
-                        <w:color w:val="000000"/>
-                        <w:spacing w:val="-5"/>
-                      </w:rPr>
-                      <w:fldChar w:fldCharType="end"/>
-                    </w:r>
-                  </w:p>
-                </w:txbxContent>
-              </v:textbox>
-              <w10:wrap type="none"/>
-            </v:rect>
-          </w:pict>
-        </mc:Fallback>
-      </mc:AlternateContent>
-    </w:r>
-  </w:p>
-</w:ftr>
-</file>
-
-<file path=word/footer8.xml><?xml version="1.0" encoding="utf-8"?>
-<w:ftr xmlns:o="urn:schemas-microsoft-com:office:office" xmlns:r="http://schemas.openxmlformats.org/officeDocument/2006/relationships" xmlns:v="urn:schemas-microsoft-com:vml" xmlns:w="http://schemas.openxmlformats.org/wordprocessingml/2006/main" xmlns:w10="urn:schemas-microsoft-com:office:word" xmlns:wp="http://schemas.openxmlformats.org/drawingml/2006/wordprocessingDrawing" xmlns:pic="http://schemas.openxmlformats.org/drawingml/2006/picture" xmlns:wps="http://schemas.microsoft.com/office/word/2010/wordprocessingShape" xmlns:wpg="http://schemas.microsoft.com/office/word/2010/wordprocessingGroup" xmlns:mc="http://schemas.openxmlformats.org/markup-compatibility/2006" xmlns:wp14="http://schemas.microsoft.com/office/word/2010/wordprocessingDrawing" xmlns:w14="http://schemas.microsoft.com/office/word/2010/wordml" xmlns:w15="http://schemas.microsoft.com/office/word/2012/wordml" mc:Ignorable="w14 wp14 w15">
-  <w:p>
-    <w:pPr>
-      <w:pStyle w:val="Footer"/>
-      <w:rPr/>
-    </w:pPr>
-    <w:r>
-      <w:rPr/>
-    </w:r>
-  </w:p>
-</w:ftr>
-</file>
-
 <file path=word/footer9.xml><?xml version="1.0" encoding="utf-8"?>
 <w:ftr xmlns:o="urn:schemas-microsoft-com:office:office" xmlns:r="http://schemas.openxmlformats.org/officeDocument/2006/relationships" xmlns:v="urn:schemas-microsoft-com:vml" xmlns:w="http://schemas.openxmlformats.org/wordprocessingml/2006/main" xmlns:w10="urn:schemas-microsoft-com:office:word" xmlns:wp="http://schemas.openxmlformats.org/drawingml/2006/wordprocessingDrawing" xmlns:pic="http://schemas.openxmlformats.org/drawingml/2006/picture" xmlns:wps="http://schemas.microsoft.com/office/word/2010/wordprocessingShape" xmlns:wpg="http://schemas.microsoft.com/office/word/2010/wordprocessingGroup" xmlns:mc="http://schemas.openxmlformats.org/markup-compatibility/2006" xmlns:wp14="http://schemas.microsoft.com/office/word/2010/wordprocessingDrawing" xmlns:w14="http://schemas.microsoft.com/office/word/2010/wordml" xmlns:w15="http://schemas.microsoft.com/office/word/2012/wordml" mc:Ignorable="w14 wp14 w15">
   <w:p>
@@ -9280,7 +9158,7 @@
       <mc:AlternateContent>
         <mc:Choice Requires="wps">
           <w:drawing>
-            <wp:anchor distT="0" distB="0" distL="0" distR="0" simplePos="0" relativeHeight="15" behindDoc="1" locked="0" layoutInCell="0" allowOverlap="1">
+            <wp:anchor distT="0" distB="0" distL="0" distR="0" simplePos="0" relativeHeight="19" behindDoc="1" locked="0" layoutInCell="0" allowOverlap="1">
               <wp:simplePos x="0" y="0"/>
               <wp:positionH relativeFrom="page">
                 <wp:posOffset>3810635</wp:posOffset>
@@ -9764,6 +9642,125 @@
   <w:abstractNum w:abstractNumId="3">
     <w:lvl w:ilvl="0">
       <w:start w:val="1"/>
+      <w:numFmt w:val="decimal"/>
+      <w:lvlText w:val="%1."/>
+      <w:lvlJc w:val="start"/>
+      <w:pPr>
+        <w:tabs>
+          <w:tab w:val="num" w:pos="720"/>
+        </w:tabs>
+        <w:ind w:start="720" w:hanging="360"/>
+      </w:pPr>
+      <w:rPr/>
+    </w:lvl>
+    <w:lvl w:ilvl="1">
+      <w:start w:val="1"/>
+      <w:numFmt w:val="decimal"/>
+      <w:lvlText w:val="%2."/>
+      <w:lvlJc w:val="start"/>
+      <w:pPr>
+        <w:tabs>
+          <w:tab w:val="num" w:pos="1080"/>
+        </w:tabs>
+        <w:ind w:start="1080" w:hanging="360"/>
+      </w:pPr>
+      <w:rPr/>
+    </w:lvl>
+    <w:lvl w:ilvl="2">
+      <w:start w:val="1"/>
+      <w:numFmt w:val="decimal"/>
+      <w:lvlText w:val="%3."/>
+      <w:lvlJc w:val="start"/>
+      <w:pPr>
+        <w:tabs>
+          <w:tab w:val="num" w:pos="1440"/>
+        </w:tabs>
+        <w:ind w:start="1440" w:hanging="360"/>
+      </w:pPr>
+      <w:rPr/>
+    </w:lvl>
+    <w:lvl w:ilvl="3">
+      <w:start w:val="1"/>
+      <w:numFmt w:val="decimal"/>
+      <w:lvlText w:val="%4."/>
+      <w:lvlJc w:val="start"/>
+      <w:pPr>
+        <w:tabs>
+          <w:tab w:val="num" w:pos="1800"/>
+        </w:tabs>
+        <w:ind w:start="1800" w:hanging="360"/>
+      </w:pPr>
+      <w:rPr/>
+    </w:lvl>
+    <w:lvl w:ilvl="4">
+      <w:start w:val="1"/>
+      <w:numFmt w:val="decimal"/>
+      <w:lvlText w:val="%5."/>
+      <w:lvlJc w:val="start"/>
+      <w:pPr>
+        <w:tabs>
+          <w:tab w:val="num" w:pos="2160"/>
+        </w:tabs>
+        <w:ind w:start="2160" w:hanging="360"/>
+      </w:pPr>
+      <w:rPr/>
+    </w:lvl>
+    <w:lvl w:ilvl="5">
+      <w:start w:val="1"/>
+      <w:numFmt w:val="decimal"/>
+      <w:lvlText w:val="%6."/>
+      <w:lvlJc w:val="start"/>
+      <w:pPr>
+        <w:tabs>
+          <w:tab w:val="num" w:pos="2520"/>
+        </w:tabs>
+        <w:ind w:start="2520" w:hanging="360"/>
+      </w:pPr>
+      <w:rPr/>
+    </w:lvl>
+    <w:lvl w:ilvl="6">
+      <w:start w:val="1"/>
+      <w:numFmt w:val="decimal"/>
+      <w:lvlText w:val="%7."/>
+      <w:lvlJc w:val="start"/>
+      <w:pPr>
+        <w:tabs>
+          <w:tab w:val="num" w:pos="2880"/>
+        </w:tabs>
+        <w:ind w:start="2880" w:hanging="360"/>
+      </w:pPr>
+      <w:rPr/>
+    </w:lvl>
+    <w:lvl w:ilvl="7">
+      <w:start w:val="1"/>
+      <w:numFmt w:val="decimal"/>
+      <w:lvlText w:val="%8."/>
+      <w:lvlJc w:val="start"/>
+      <w:pPr>
+        <w:tabs>
+          <w:tab w:val="num" w:pos="3240"/>
+        </w:tabs>
+        <w:ind w:start="3240" w:hanging="360"/>
+      </w:pPr>
+      <w:rPr/>
+    </w:lvl>
+    <w:lvl w:ilvl="8">
+      <w:start w:val="1"/>
+      <w:numFmt w:val="decimal"/>
+      <w:lvlText w:val="%9."/>
+      <w:lvlJc w:val="start"/>
+      <w:pPr>
+        <w:tabs>
+          <w:tab w:val="num" w:pos="3600"/>
+        </w:tabs>
+        <w:ind w:start="3600" w:hanging="360"/>
+      </w:pPr>
+      <w:rPr/>
+    </w:lvl>
+  </w:abstractNum>
+  <w:abstractNum w:abstractNumId="4">
+    <w:lvl w:ilvl="0">
+      <w:start w:val="1"/>
       <w:numFmt w:val="none"/>
       <w:suff w:val="nothing"/>
       <w:lvlText w:val=""/>
@@ -9888,6 +9885,9 @@
   </w:num>
   <w:num w:numId="3">
     <w:abstractNumId w:val="3"/>
+  </w:num>
+  <w:num w:numId="4">
+    <w:abstractNumId w:val="4"/>
   </w:num>
 </w:numbering>
 </file>
@@ -10419,16 +10419,16 @@
       <w:iCs/>
     </w:rPr>
   </w:style>
-  <w:style w:type="character" w:styleId="EndnoteCharactersuser" w:customStyle="1">
-    <w:name w:val="Endnote Characters (user)"/>
+  <w:style w:type="character" w:styleId="EndnoteCharacters" w:customStyle="1">
+    <w:name w:val="Endnote Characters"/>
     <w:uiPriority w:val="0"/>
     <w:qFormat/>
     <w:rPr>
       <w:vertAlign w:val="superscript"/>
     </w:rPr>
   </w:style>
-  <w:style w:type="character" w:styleId="EndnoteCharacters" w:customStyle="1">
-    <w:name w:val="Endnote Characters"/>
+  <w:style w:type="character" w:styleId="EndnoteCharactersuser" w:customStyle="1">
+    <w:name w:val="Endnote Characters (user)"/>
     <w:basedOn w:val="DefaultParagraphFont"/>
     <w:uiPriority w:val="99"/>
     <w:semiHidden/>
@@ -10455,16 +10455,16 @@
       <w:u w:val="single"/>
     </w:rPr>
   </w:style>
-  <w:style w:type="character" w:styleId="FootnoteCharactersuser" w:customStyle="1">
-    <w:name w:val="Footnote Characters (user)"/>
+  <w:style w:type="character" w:styleId="FootnoteCharacters" w:customStyle="1">
+    <w:name w:val="Footnote Characters"/>
     <w:uiPriority w:val="0"/>
     <w:qFormat/>
     <w:rPr>
       <w:vertAlign w:val="superscript"/>
     </w:rPr>
   </w:style>
-  <w:style w:type="character" w:styleId="FootnoteCharacters" w:customStyle="1">
-    <w:name w:val="Footnote Characters"/>
+  <w:style w:type="character" w:styleId="FootnoteCharactersuser" w:customStyle="1">
+    <w:name w:val="Footnote Characters (user)"/>
     <w:basedOn w:val="DefaultParagraphFont"/>
     <w:uiPriority w:val="99"/>
     <w:semiHidden/>
@@ -10834,6 +10834,11 @@
   <w:style w:type="character" w:styleId="IndexLink" w:customStyle="1">
     <w:name w:val="Index Link"/>
     <w:uiPriority w:val="0"/>
+    <w:qFormat/>
+    <w:rPr/>
+  </w:style>
+  <w:style w:type="character" w:styleId="NumberingSymbols">
+    <w:name w:val="Numbering Symbols"/>
     <w:qFormat/>
     <w:rPr/>
   </w:style>
@@ -11266,16 +11271,16 @@
       <w:lang w:val="ru-RU" w:eastAsia="en-US" w:bidi="ar-SA"/>
     </w:rPr>
   </w:style>
-  <w:style w:type="paragraph" w:styleId="FrameContents" w:customStyle="1">
-    <w:name w:val="Frame Contents"/>
+  <w:style w:type="paragraph" w:styleId="FrameContentsuser" w:customStyle="1">
+    <w:name w:val="Frame Contents (user)"/>
     <w:basedOn w:val="Normal"/>
     <w:uiPriority w:val="0"/>
     <w:qFormat/>
     <w:pPr/>
     <w:rPr/>
   </w:style>
-  <w:style w:type="paragraph" w:styleId="FrameContentsuser" w:customStyle="1">
-    <w:name w:val="Frame Contents (user)"/>
+  <w:style w:type="paragraph" w:styleId="FrameContents" w:customStyle="1">
+    <w:name w:val="Frame Contents"/>
     <w:basedOn w:val="Normal"/>
     <w:uiPriority w:val="0"/>
     <w:qFormat/>
